--- a/Docs/Commercial Sales Templates/Permitted Operations and Commissary Agreement.docx
+++ b/Docs/Commercial Sales Templates/Permitted Operations and Commissary Agreement.docx
@@ -147,7 +147,7 @@
         <w:rPr>
           <w:i w:val="0"/>
         </w:rPr>
-        <w:t>This Permitted Operations and Commissary Agreement (the “Program Agreement”) is entered into as of [Month Day, Year] by TGPACI LLC, doing business as Bloomjoy Sweets (“Bloomjoy”), and [Operator legal name] (“Operator”). It is separate from any equipment sale and from Bloomjoy Plus. It does not sell, lease, transfer, or sublicense a health permit. Each site may operate under this Program Agreement only when the applicable authority permits the proposed structure and the parties sign a complete Site Activation Schedule.</w:t>
+        <w:t>This Permitted Operations and Commissary Agreement (the “Program Agreement”) is entered into as of the Effective Date stated below by TGPACI LLC dba Bloomjoy Sweets (“Bloomjoy”) and the operator identified below (“Operator”). It is separate from any equipment sale and from Bloomjoy Plus. It does not sell, lease, transfer, or sublicense a health permit. Each site may operate under this Program Agreement only when the applicable authority permits the proposed structure and the parties sign a complete Site Activation Schedule.</w:t>
       </w:r>
     </w:p>
     <w:p>
@@ -329,7 +329,7 @@
                 <w:color w:val="202020"/>
                 <w:sz w:val="18"/>
               </w:rPr>
-              <w:t>[Insert street address, city, state, ZIP]</w:t>
+              <w:t>266 Thompson Ave, Mountain View, CA 94043</w:t>
             </w:r>
           </w:p>
         </w:tc>
@@ -405,7 +405,7 @@
                 <w:color w:val="202020"/>
                 <w:sz w:val="18"/>
               </w:rPr>
-              <w:t>[Insert legal notice email]</w:t>
+              <w:t>legal@bloomjoysweets.com</w:t>
             </w:r>
           </w:p>
         </w:tc>
@@ -4073,7 +4073,7 @@
                 <w:color w:val="202020"/>
                 <w:sz w:val="18"/>
               </w:rPr>
-              <w:t>$[ ] per occurrence / $[ ] aggregate</w:t>
+              <w:t>Occurrence $[Amount] | Aggregate $[Amount]</w:t>
             </w:r>
           </w:p>
         </w:tc>

--- a/Docs/Commercial Sales Templates/Permitted Operations and Commissary Agreement.docx
+++ b/Docs/Commercial Sales Templates/Permitted Operations and Commissary Agreement.docx
@@ -111,28 +111,29 @@
     </w:p>
     <w:p>
       <w:pPr>
+        <w:pStyle w:val="Title"/>
         <w:keepNext/>
-        <w:spacing w:after="60"/>
-        <w:jc w:val="center"/>
+        <w:spacing w:after="140"/>
+        <w:jc w:val="left"/>
       </w:pPr>
       <w:r>
         <w:rPr>
           <w:rFonts w:ascii="Arial" w:hAnsi="Arial"/>
           <w:b/>
           <w:color w:val="202020"/>
-          <w:sz w:val="34"/>
+          <w:sz w:val="44"/>
         </w:rPr>
-        <w:t>PERMITTED OPERATIONS AND COMMISSARY AGREEMENT</w:t>
+        <w:t>Permitted Operations and Commissary Agreement</w:t>
       </w:r>
     </w:p>
     <w:p>
       <w:pPr>
-        <w:spacing w:after="180"/>
-        <w:jc w:val="center"/>
+        <w:spacing w:after="280"/>
+        <w:jc w:val="left"/>
       </w:pPr>
       <w:r>
         <w:rPr>
-          <w:i/>
+          <w:i w:val="0"/>
           <w:color w:val="666666"/>
           <w:sz w:val="19"/>
         </w:rPr>
@@ -179,8 +180,8 @@
         <w:tblLook w:firstColumn="1" w:firstRow="1" w:lastColumn="0" w:lastRow="0" w:noHBand="0" w:noVBand="1" w:val="04A0"/>
       </w:tblPr>
       <w:tblGrid>
-        <w:gridCol w:w="5083"/>
-        <w:gridCol w:w="5083"/>
+        <w:gridCol w:w="2880"/>
+        <w:gridCol w:w="6912"/>
       </w:tblGrid>
       <w:tr>
         <w:trPr>
@@ -200,10 +201,10 @@
               <w:insideV w:val="single" w:sz="6" w:space="0" w:color="E4E4E4"/>
             </w:tcBorders>
             <w:tcMar>
-              <w:top w:w="45" w:type="dxa"/>
-              <w:start w:w="95" w:type="dxa"/>
-              <w:bottom w:w="45" w:type="dxa"/>
-              <w:end w:w="95" w:type="dxa"/>
+              <w:top w:w="85" w:type="dxa"/>
+              <w:start w:w="120" w:type="dxa"/>
+              <w:bottom w:w="85" w:type="dxa"/>
+              <w:end w:w="120" w:type="dxa"/>
             </w:tcMar>
           </w:tcPr>
           <w:p>
@@ -235,10 +236,10 @@
               <w:insideV w:val="single" w:sz="6" w:space="0" w:color="E4E4E4"/>
             </w:tcBorders>
             <w:tcMar>
-              <w:top w:w="45" w:type="dxa"/>
-              <w:start w:w="95" w:type="dxa"/>
-              <w:bottom w:w="45" w:type="dxa"/>
-              <w:end w:w="95" w:type="dxa"/>
+              <w:top w:w="85" w:type="dxa"/>
+              <w:start w:w="120" w:type="dxa"/>
+              <w:bottom w:w="85" w:type="dxa"/>
+              <w:end w:w="120" w:type="dxa"/>
             </w:tcMar>
           </w:tcPr>
           <w:p>
@@ -276,10 +277,10 @@
               <w:insideV w:val="single" w:sz="6" w:space="0" w:color="E4E4E4"/>
             </w:tcBorders>
             <w:tcMar>
-              <w:top w:w="45" w:type="dxa"/>
-              <w:start w:w="95" w:type="dxa"/>
-              <w:bottom w:w="45" w:type="dxa"/>
-              <w:end w:w="95" w:type="dxa"/>
+              <w:top w:w="85" w:type="dxa"/>
+              <w:start w:w="120" w:type="dxa"/>
+              <w:bottom w:w="85" w:type="dxa"/>
+              <w:end w:w="120" w:type="dxa"/>
             </w:tcMar>
           </w:tcPr>
           <w:p>
@@ -311,10 +312,10 @@
               <w:insideV w:val="single" w:sz="6" w:space="0" w:color="E4E4E4"/>
             </w:tcBorders>
             <w:tcMar>
-              <w:top w:w="45" w:type="dxa"/>
-              <w:start w:w="95" w:type="dxa"/>
-              <w:bottom w:w="45" w:type="dxa"/>
-              <w:end w:w="95" w:type="dxa"/>
+              <w:top w:w="85" w:type="dxa"/>
+              <w:start w:w="120" w:type="dxa"/>
+              <w:bottom w:w="85" w:type="dxa"/>
+              <w:end w:w="120" w:type="dxa"/>
             </w:tcMar>
           </w:tcPr>
           <w:p>
@@ -352,10 +353,10 @@
               <w:insideV w:val="single" w:sz="6" w:space="0" w:color="E4E4E4"/>
             </w:tcBorders>
             <w:tcMar>
-              <w:top w:w="45" w:type="dxa"/>
-              <w:start w:w="95" w:type="dxa"/>
-              <w:bottom w:w="45" w:type="dxa"/>
-              <w:end w:w="95" w:type="dxa"/>
+              <w:top w:w="85" w:type="dxa"/>
+              <w:start w:w="120" w:type="dxa"/>
+              <w:bottom w:w="85" w:type="dxa"/>
+              <w:end w:w="120" w:type="dxa"/>
             </w:tcMar>
           </w:tcPr>
           <w:p>
@@ -387,10 +388,10 @@
               <w:insideV w:val="single" w:sz="6" w:space="0" w:color="E4E4E4"/>
             </w:tcBorders>
             <w:tcMar>
-              <w:top w:w="45" w:type="dxa"/>
-              <w:start w:w="95" w:type="dxa"/>
-              <w:bottom w:w="45" w:type="dxa"/>
-              <w:end w:w="95" w:type="dxa"/>
+              <w:top w:w="85" w:type="dxa"/>
+              <w:start w:w="120" w:type="dxa"/>
+              <w:bottom w:w="85" w:type="dxa"/>
+              <w:end w:w="120" w:type="dxa"/>
             </w:tcMar>
           </w:tcPr>
           <w:p>
@@ -428,10 +429,10 @@
               <w:insideV w:val="single" w:sz="6" w:space="0" w:color="E4E4E4"/>
             </w:tcBorders>
             <w:tcMar>
-              <w:top w:w="45" w:type="dxa"/>
-              <w:start w:w="95" w:type="dxa"/>
-              <w:bottom w:w="45" w:type="dxa"/>
-              <w:end w:w="95" w:type="dxa"/>
+              <w:top w:w="85" w:type="dxa"/>
+              <w:start w:w="120" w:type="dxa"/>
+              <w:bottom w:w="85" w:type="dxa"/>
+              <w:end w:w="120" w:type="dxa"/>
             </w:tcMar>
           </w:tcPr>
           <w:p>
@@ -463,10 +464,10 @@
               <w:insideV w:val="single" w:sz="6" w:space="0" w:color="E4E4E4"/>
             </w:tcBorders>
             <w:tcMar>
-              <w:top w:w="45" w:type="dxa"/>
-              <w:start w:w="95" w:type="dxa"/>
-              <w:bottom w:w="45" w:type="dxa"/>
-              <w:end w:w="95" w:type="dxa"/>
+              <w:top w:w="85" w:type="dxa"/>
+              <w:start w:w="120" w:type="dxa"/>
+              <w:bottom w:w="85" w:type="dxa"/>
+              <w:end w:w="120" w:type="dxa"/>
             </w:tcMar>
           </w:tcPr>
           <w:p>
@@ -504,10 +505,10 @@
               <w:insideV w:val="single" w:sz="6" w:space="0" w:color="E4E4E4"/>
             </w:tcBorders>
             <w:tcMar>
-              <w:top w:w="45" w:type="dxa"/>
-              <w:start w:w="95" w:type="dxa"/>
-              <w:bottom w:w="45" w:type="dxa"/>
-              <w:end w:w="95" w:type="dxa"/>
+              <w:top w:w="85" w:type="dxa"/>
+              <w:start w:w="120" w:type="dxa"/>
+              <w:bottom w:w="85" w:type="dxa"/>
+              <w:end w:w="120" w:type="dxa"/>
             </w:tcMar>
           </w:tcPr>
           <w:p>
@@ -539,10 +540,10 @@
               <w:insideV w:val="single" w:sz="6" w:space="0" w:color="E4E4E4"/>
             </w:tcBorders>
             <w:tcMar>
-              <w:top w:w="45" w:type="dxa"/>
-              <w:start w:w="95" w:type="dxa"/>
-              <w:bottom w:w="45" w:type="dxa"/>
-              <w:end w:w="95" w:type="dxa"/>
+              <w:top w:w="85" w:type="dxa"/>
+              <w:start w:w="120" w:type="dxa"/>
+              <w:bottom w:w="85" w:type="dxa"/>
+              <w:end w:w="120" w:type="dxa"/>
             </w:tcMar>
           </w:tcPr>
           <w:p>
@@ -580,10 +581,10 @@
               <w:insideV w:val="single" w:sz="6" w:space="0" w:color="E4E4E4"/>
             </w:tcBorders>
             <w:tcMar>
-              <w:top w:w="45" w:type="dxa"/>
-              <w:start w:w="95" w:type="dxa"/>
-              <w:bottom w:w="45" w:type="dxa"/>
-              <w:end w:w="95" w:type="dxa"/>
+              <w:top w:w="85" w:type="dxa"/>
+              <w:start w:w="120" w:type="dxa"/>
+              <w:bottom w:w="85" w:type="dxa"/>
+              <w:end w:w="120" w:type="dxa"/>
             </w:tcMar>
           </w:tcPr>
           <w:p>
@@ -615,10 +616,10 @@
               <w:insideV w:val="single" w:sz="6" w:space="0" w:color="E4E4E4"/>
             </w:tcBorders>
             <w:tcMar>
-              <w:top w:w="45" w:type="dxa"/>
-              <w:start w:w="95" w:type="dxa"/>
-              <w:bottom w:w="45" w:type="dxa"/>
-              <w:end w:w="95" w:type="dxa"/>
+              <w:top w:w="85" w:type="dxa"/>
+              <w:start w:w="120" w:type="dxa"/>
+              <w:bottom w:w="85" w:type="dxa"/>
+              <w:end w:w="120" w:type="dxa"/>
             </w:tcMar>
           </w:tcPr>
           <w:p>
@@ -656,10 +657,10 @@
               <w:insideV w:val="single" w:sz="6" w:space="0" w:color="E4E4E4"/>
             </w:tcBorders>
             <w:tcMar>
-              <w:top w:w="45" w:type="dxa"/>
-              <w:start w:w="95" w:type="dxa"/>
-              <w:bottom w:w="45" w:type="dxa"/>
-              <w:end w:w="95" w:type="dxa"/>
+              <w:top w:w="85" w:type="dxa"/>
+              <w:start w:w="120" w:type="dxa"/>
+              <w:bottom w:w="85" w:type="dxa"/>
+              <w:end w:w="120" w:type="dxa"/>
             </w:tcMar>
           </w:tcPr>
           <w:p>
@@ -691,10 +692,10 @@
               <w:insideV w:val="single" w:sz="6" w:space="0" w:color="E4E4E4"/>
             </w:tcBorders>
             <w:tcMar>
-              <w:top w:w="45" w:type="dxa"/>
-              <w:start w:w="95" w:type="dxa"/>
-              <w:bottom w:w="45" w:type="dxa"/>
-              <w:end w:w="95" w:type="dxa"/>
+              <w:top w:w="85" w:type="dxa"/>
+              <w:start w:w="120" w:type="dxa"/>
+              <w:bottom w:w="85" w:type="dxa"/>
+              <w:end w:w="120" w:type="dxa"/>
             </w:tcMar>
           </w:tcPr>
           <w:p>
@@ -732,10 +733,10 @@
               <w:insideV w:val="single" w:sz="6" w:space="0" w:color="E4E4E4"/>
             </w:tcBorders>
             <w:tcMar>
-              <w:top w:w="45" w:type="dxa"/>
-              <w:start w:w="95" w:type="dxa"/>
-              <w:bottom w:w="45" w:type="dxa"/>
-              <w:end w:w="95" w:type="dxa"/>
+              <w:top w:w="85" w:type="dxa"/>
+              <w:start w:w="120" w:type="dxa"/>
+              <w:bottom w:w="85" w:type="dxa"/>
+              <w:end w:w="120" w:type="dxa"/>
             </w:tcMar>
           </w:tcPr>
           <w:p>
@@ -767,10 +768,10 @@
               <w:insideV w:val="single" w:sz="6" w:space="0" w:color="E4E4E4"/>
             </w:tcBorders>
             <w:tcMar>
-              <w:top w:w="45" w:type="dxa"/>
-              <w:start w:w="95" w:type="dxa"/>
-              <w:bottom w:w="45" w:type="dxa"/>
-              <w:end w:w="95" w:type="dxa"/>
+              <w:top w:w="85" w:type="dxa"/>
+              <w:start w:w="120" w:type="dxa"/>
+              <w:bottom w:w="85" w:type="dxa"/>
+              <w:end w:w="120" w:type="dxa"/>
             </w:tcMar>
           </w:tcPr>
           <w:p>
@@ -808,10 +809,10 @@
               <w:insideV w:val="single" w:sz="6" w:space="0" w:color="E4E4E4"/>
             </w:tcBorders>
             <w:tcMar>
-              <w:top w:w="45" w:type="dxa"/>
-              <w:start w:w="95" w:type="dxa"/>
-              <w:bottom w:w="45" w:type="dxa"/>
-              <w:end w:w="95" w:type="dxa"/>
+              <w:top w:w="85" w:type="dxa"/>
+              <w:start w:w="120" w:type="dxa"/>
+              <w:bottom w:w="85" w:type="dxa"/>
+              <w:end w:w="120" w:type="dxa"/>
             </w:tcMar>
           </w:tcPr>
           <w:p>
@@ -843,10 +844,10 @@
               <w:insideV w:val="single" w:sz="6" w:space="0" w:color="E4E4E4"/>
             </w:tcBorders>
             <w:tcMar>
-              <w:top w:w="45" w:type="dxa"/>
-              <w:start w:w="95" w:type="dxa"/>
-              <w:bottom w:w="45" w:type="dxa"/>
-              <w:end w:w="95" w:type="dxa"/>
+              <w:top w:w="85" w:type="dxa"/>
+              <w:start w:w="120" w:type="dxa"/>
+              <w:bottom w:w="85" w:type="dxa"/>
+              <w:end w:w="120" w:type="dxa"/>
             </w:tcMar>
           </w:tcPr>
           <w:p>
@@ -877,7 +878,7 @@
     </w:p>
     <w:p>
       <w:pPr>
-        <w:keepLines w:val="0"/>
+        <w:keepLines/>
         <w:widowControl/>
       </w:pPr>
       <w:r>
@@ -892,7 +893,7 @@
     </w:p>
     <w:p>
       <w:pPr>
-        <w:keepLines w:val="0"/>
+        <w:keepLines/>
         <w:widowControl/>
       </w:pPr>
       <w:r>
@@ -907,7 +908,7 @@
     </w:p>
     <w:p>
       <w:pPr>
-        <w:keepLines w:val="0"/>
+        <w:keepLines/>
         <w:widowControl/>
       </w:pPr>
       <w:r>
@@ -922,7 +923,7 @@
     </w:p>
     <w:p>
       <w:pPr>
-        <w:keepLines w:val="0"/>
+        <w:keepLines/>
         <w:widowControl/>
       </w:pPr>
       <w:r>
@@ -937,7 +938,7 @@
     </w:p>
     <w:p>
       <w:pPr>
-        <w:keepLines w:val="0"/>
+        <w:keepLines/>
         <w:widowControl/>
       </w:pPr>
       <w:r>
@@ -952,7 +953,7 @@
     </w:p>
     <w:p>
       <w:pPr>
-        <w:keepLines w:val="0"/>
+        <w:keepLines/>
         <w:widowControl/>
       </w:pPr>
       <w:r>
@@ -967,7 +968,7 @@
     </w:p>
     <w:p>
       <w:pPr>
-        <w:keepLines w:val="0"/>
+        <w:keepLines/>
         <w:widowControl/>
       </w:pPr>
       <w:r>
@@ -982,7 +983,7 @@
     </w:p>
     <w:p>
       <w:pPr>
-        <w:keepLines w:val="0"/>
+        <w:keepLines/>
         <w:widowControl/>
       </w:pPr>
       <w:r>
@@ -997,7 +998,7 @@
     </w:p>
     <w:p>
       <w:pPr>
-        <w:keepLines w:val="0"/>
+        <w:keepLines/>
         <w:widowControl/>
       </w:pPr>
       <w:r>
@@ -1012,7 +1013,7 @@
     </w:p>
     <w:p>
       <w:pPr>
-        <w:keepLines w:val="0"/>
+        <w:keepLines/>
         <w:widowControl/>
       </w:pPr>
       <w:r>
@@ -1027,7 +1028,7 @@
     </w:p>
     <w:p>
       <w:pPr>
-        <w:keepLines w:val="0"/>
+        <w:keepLines/>
         <w:widowControl/>
       </w:pPr>
       <w:r>
@@ -1042,7 +1043,7 @@
     </w:p>
     <w:p>
       <w:pPr>
-        <w:keepLines w:val="0"/>
+        <w:keepLines/>
         <w:widowControl/>
       </w:pPr>
       <w:r>
@@ -1057,7 +1058,7 @@
     </w:p>
     <w:p>
       <w:pPr>
-        <w:keepLines w:val="0"/>
+        <w:keepLines/>
         <w:widowControl/>
       </w:pPr>
       <w:r>
@@ -1072,7 +1073,7 @@
     </w:p>
     <w:p>
       <w:pPr>
-        <w:keepLines w:val="0"/>
+        <w:keepLines/>
         <w:widowControl/>
       </w:pPr>
       <w:r>
@@ -1087,7 +1088,7 @@
     </w:p>
     <w:p>
       <w:pPr>
-        <w:keepLines w:val="0"/>
+        <w:keepLines/>
         <w:widowControl/>
       </w:pPr>
       <w:r>
@@ -1102,7 +1103,7 @@
     </w:p>
     <w:p>
       <w:pPr>
-        <w:keepLines w:val="0"/>
+        <w:keepLines/>
         <w:widowControl/>
       </w:pPr>
       <w:r>
@@ -1117,7 +1118,7 @@
     </w:p>
     <w:p>
       <w:pPr>
-        <w:keepLines w:val="0"/>
+        <w:keepLines/>
         <w:widowControl/>
       </w:pPr>
       <w:r>
@@ -1132,7 +1133,7 @@
     </w:p>
     <w:p>
       <w:pPr>
-        <w:keepLines w:val="0"/>
+        <w:keepLines/>
         <w:widowControl/>
       </w:pPr>
       <w:r>
@@ -1147,7 +1148,7 @@
     </w:p>
     <w:p>
       <w:pPr>
-        <w:keepLines w:val="0"/>
+        <w:keepLines/>
         <w:widowControl/>
       </w:pPr>
       <w:r>
@@ -1176,8 +1177,8 @@
         <w:tblLook w:firstColumn="1" w:firstRow="1" w:lastColumn="0" w:lastRow="0" w:noHBand="0" w:noVBand="1" w:val="04A0"/>
       </w:tblPr>
       <w:tblGrid>
-        <w:gridCol w:w="5083"/>
-        <w:gridCol w:w="5083"/>
+        <w:gridCol w:w="4896"/>
+        <w:gridCol w:w="4896"/>
       </w:tblGrid>
       <w:tr>
         <w:trPr>
@@ -1185,7 +1186,7 @@
         </w:trPr>
         <w:tc>
           <w:tcPr>
-            <w:tcW w:type="dxa" w:w="4824"/>
+            <w:tcW w:type="dxa" w:w="4896"/>
             <w:tcMar>
               <w:top w:w="25" w:type="dxa"/>
               <w:start w:w="70" w:type="dxa"/>
@@ -1212,7 +1213,7 @@
         </w:tc>
         <w:tc>
           <w:tcPr>
-            <w:tcW w:type="dxa" w:w="4824"/>
+            <w:tcW w:type="dxa" w:w="4896"/>
             <w:tcMar>
               <w:top w:w="25" w:type="dxa"/>
               <w:start w:w="70" w:type="dxa"/>
@@ -1244,7 +1245,7 @@
         </w:trPr>
         <w:tc>
           <w:tcPr>
-            <w:tcW w:type="dxa" w:w="4824"/>
+            <w:tcW w:type="dxa" w:w="4896"/>
             <w:tcMar>
               <w:top w:w="25" w:type="dxa"/>
               <w:start w:w="70" w:type="dxa"/>
@@ -1271,7 +1272,7 @@
         </w:tc>
         <w:tc>
           <w:tcPr>
-            <w:tcW w:type="dxa" w:w="4824"/>
+            <w:tcW w:type="dxa" w:w="4896"/>
             <w:tcMar>
               <w:top w:w="25" w:type="dxa"/>
               <w:start w:w="70" w:type="dxa"/>
@@ -1303,7 +1304,7 @@
         </w:trPr>
         <w:tc>
           <w:tcPr>
-            <w:tcW w:type="dxa" w:w="4824"/>
+            <w:tcW w:type="dxa" w:w="4896"/>
             <w:tcMar>
               <w:top w:w="25" w:type="dxa"/>
               <w:start w:w="70" w:type="dxa"/>
@@ -1330,7 +1331,7 @@
         </w:tc>
         <w:tc>
           <w:tcPr>
-            <w:tcW w:type="dxa" w:w="4824"/>
+            <w:tcW w:type="dxa" w:w="4896"/>
             <w:tcMar>
               <w:top w:w="25" w:type="dxa"/>
               <w:start w:w="70" w:type="dxa"/>
@@ -1362,7 +1363,7 @@
         </w:trPr>
         <w:tc>
           <w:tcPr>
-            <w:tcW w:type="dxa" w:w="4824"/>
+            <w:tcW w:type="dxa" w:w="4896"/>
             <w:tcMar>
               <w:top w:w="25" w:type="dxa"/>
               <w:start w:w="70" w:type="dxa"/>
@@ -1389,7 +1390,7 @@
         </w:tc>
         <w:tc>
           <w:tcPr>
-            <w:tcW w:type="dxa" w:w="4824"/>
+            <w:tcW w:type="dxa" w:w="4896"/>
             <w:tcMar>
               <w:top w:w="25" w:type="dxa"/>
               <w:start w:w="70" w:type="dxa"/>
@@ -1421,7 +1422,7 @@
         </w:trPr>
         <w:tc>
           <w:tcPr>
-            <w:tcW w:type="dxa" w:w="4824"/>
+            <w:tcW w:type="dxa" w:w="4896"/>
             <w:tcMar>
               <w:top w:w="25" w:type="dxa"/>
               <w:start w:w="70" w:type="dxa"/>
@@ -1448,7 +1449,7 @@
         </w:tc>
         <w:tc>
           <w:tcPr>
-            <w:tcW w:type="dxa" w:w="4824"/>
+            <w:tcW w:type="dxa" w:w="4896"/>
             <w:tcMar>
               <w:top w:w="25" w:type="dxa"/>
               <w:start w:w="70" w:type="dxa"/>
@@ -1476,7 +1477,13 @@
       </w:tr>
     </w:tbl>
     <w:p>
+      <w:pPr>
+        <w:spacing w:before="0" w:after="0" w:lineRule="exact" w:line="20"/>
+      </w:pPr>
       <w:r>
+        <w:rPr>
+          <w:sz w:val="2"/>
+        </w:rPr>
         <w:br w:type="page"/>
       </w:r>
     </w:p>
@@ -1507,8 +1514,8 @@
         <w:tblLook w:firstColumn="1" w:firstRow="1" w:lastColumn="0" w:lastRow="0" w:noHBand="0" w:noVBand="1" w:val="04A0"/>
       </w:tblPr>
       <w:tblGrid>
-        <w:gridCol w:w="5083"/>
-        <w:gridCol w:w="5083"/>
+        <w:gridCol w:w="2880"/>
+        <w:gridCol w:w="6912"/>
       </w:tblGrid>
       <w:tr>
         <w:trPr>
@@ -1528,10 +1535,10 @@
               <w:insideV w:val="single" w:sz="6" w:space="0" w:color="E4E4E4"/>
             </w:tcBorders>
             <w:tcMar>
-              <w:top w:w="45" w:type="dxa"/>
-              <w:start w:w="95" w:type="dxa"/>
-              <w:bottom w:w="45" w:type="dxa"/>
-              <w:end w:w="95" w:type="dxa"/>
+              <w:top w:w="85" w:type="dxa"/>
+              <w:start w:w="120" w:type="dxa"/>
+              <w:bottom w:w="85" w:type="dxa"/>
+              <w:end w:w="120" w:type="dxa"/>
             </w:tcMar>
           </w:tcPr>
           <w:p>
@@ -1563,10 +1570,10 @@
               <w:insideV w:val="single" w:sz="6" w:space="0" w:color="E4E4E4"/>
             </w:tcBorders>
             <w:tcMar>
-              <w:top w:w="45" w:type="dxa"/>
-              <w:start w:w="95" w:type="dxa"/>
-              <w:bottom w:w="45" w:type="dxa"/>
-              <w:end w:w="95" w:type="dxa"/>
+              <w:top w:w="85" w:type="dxa"/>
+              <w:start w:w="120" w:type="dxa"/>
+              <w:bottom w:w="85" w:type="dxa"/>
+              <w:end w:w="120" w:type="dxa"/>
             </w:tcMar>
           </w:tcPr>
           <w:p>
@@ -1604,10 +1611,10 @@
               <w:insideV w:val="single" w:sz="6" w:space="0" w:color="E4E4E4"/>
             </w:tcBorders>
             <w:tcMar>
-              <w:top w:w="45" w:type="dxa"/>
-              <w:start w:w="95" w:type="dxa"/>
-              <w:bottom w:w="45" w:type="dxa"/>
-              <w:end w:w="95" w:type="dxa"/>
+              <w:top w:w="85" w:type="dxa"/>
+              <w:start w:w="120" w:type="dxa"/>
+              <w:bottom w:w="85" w:type="dxa"/>
+              <w:end w:w="120" w:type="dxa"/>
             </w:tcMar>
           </w:tcPr>
           <w:p>
@@ -1639,10 +1646,10 @@
               <w:insideV w:val="single" w:sz="6" w:space="0" w:color="E4E4E4"/>
             </w:tcBorders>
             <w:tcMar>
-              <w:top w:w="45" w:type="dxa"/>
-              <w:start w:w="95" w:type="dxa"/>
-              <w:bottom w:w="45" w:type="dxa"/>
-              <w:end w:w="95" w:type="dxa"/>
+              <w:top w:w="85" w:type="dxa"/>
+              <w:start w:w="120" w:type="dxa"/>
+              <w:bottom w:w="85" w:type="dxa"/>
+              <w:end w:w="120" w:type="dxa"/>
             </w:tcMar>
           </w:tcPr>
           <w:p>
@@ -1680,10 +1687,10 @@
               <w:insideV w:val="single" w:sz="6" w:space="0" w:color="E4E4E4"/>
             </w:tcBorders>
             <w:tcMar>
-              <w:top w:w="45" w:type="dxa"/>
-              <w:start w:w="95" w:type="dxa"/>
-              <w:bottom w:w="45" w:type="dxa"/>
-              <w:end w:w="95" w:type="dxa"/>
+              <w:top w:w="85" w:type="dxa"/>
+              <w:start w:w="120" w:type="dxa"/>
+              <w:bottom w:w="85" w:type="dxa"/>
+              <w:end w:w="120" w:type="dxa"/>
             </w:tcMar>
           </w:tcPr>
           <w:p>
@@ -1715,10 +1722,10 @@
               <w:insideV w:val="single" w:sz="6" w:space="0" w:color="E4E4E4"/>
             </w:tcBorders>
             <w:tcMar>
-              <w:top w:w="45" w:type="dxa"/>
-              <w:start w:w="95" w:type="dxa"/>
-              <w:bottom w:w="45" w:type="dxa"/>
-              <w:end w:w="95" w:type="dxa"/>
+              <w:top w:w="85" w:type="dxa"/>
+              <w:start w:w="120" w:type="dxa"/>
+              <w:bottom w:w="85" w:type="dxa"/>
+              <w:end w:w="120" w:type="dxa"/>
             </w:tcMar>
           </w:tcPr>
           <w:p>
@@ -1756,10 +1763,10 @@
               <w:insideV w:val="single" w:sz="6" w:space="0" w:color="E4E4E4"/>
             </w:tcBorders>
             <w:tcMar>
-              <w:top w:w="45" w:type="dxa"/>
-              <w:start w:w="95" w:type="dxa"/>
-              <w:bottom w:w="45" w:type="dxa"/>
-              <w:end w:w="95" w:type="dxa"/>
+              <w:top w:w="85" w:type="dxa"/>
+              <w:start w:w="120" w:type="dxa"/>
+              <w:bottom w:w="85" w:type="dxa"/>
+              <w:end w:w="120" w:type="dxa"/>
             </w:tcMar>
           </w:tcPr>
           <w:p>
@@ -1791,10 +1798,10 @@
               <w:insideV w:val="single" w:sz="6" w:space="0" w:color="E4E4E4"/>
             </w:tcBorders>
             <w:tcMar>
-              <w:top w:w="45" w:type="dxa"/>
-              <w:start w:w="95" w:type="dxa"/>
-              <w:bottom w:w="45" w:type="dxa"/>
-              <w:end w:w="95" w:type="dxa"/>
+              <w:top w:w="85" w:type="dxa"/>
+              <w:start w:w="120" w:type="dxa"/>
+              <w:bottom w:w="85" w:type="dxa"/>
+              <w:end w:w="120" w:type="dxa"/>
             </w:tcMar>
           </w:tcPr>
           <w:p>
@@ -1832,10 +1839,10 @@
               <w:insideV w:val="single" w:sz="6" w:space="0" w:color="E4E4E4"/>
             </w:tcBorders>
             <w:tcMar>
-              <w:top w:w="45" w:type="dxa"/>
-              <w:start w:w="95" w:type="dxa"/>
-              <w:bottom w:w="45" w:type="dxa"/>
-              <w:end w:w="95" w:type="dxa"/>
+              <w:top w:w="85" w:type="dxa"/>
+              <w:start w:w="120" w:type="dxa"/>
+              <w:bottom w:w="85" w:type="dxa"/>
+              <w:end w:w="120" w:type="dxa"/>
             </w:tcMar>
           </w:tcPr>
           <w:p>
@@ -1867,10 +1874,10 @@
               <w:insideV w:val="single" w:sz="6" w:space="0" w:color="E4E4E4"/>
             </w:tcBorders>
             <w:tcMar>
-              <w:top w:w="45" w:type="dxa"/>
-              <w:start w:w="95" w:type="dxa"/>
-              <w:bottom w:w="45" w:type="dxa"/>
-              <w:end w:w="95" w:type="dxa"/>
+              <w:top w:w="85" w:type="dxa"/>
+              <w:start w:w="120" w:type="dxa"/>
+              <w:bottom w:w="85" w:type="dxa"/>
+              <w:end w:w="120" w:type="dxa"/>
             </w:tcMar>
           </w:tcPr>
           <w:p>
@@ -1908,10 +1915,10 @@
               <w:insideV w:val="single" w:sz="6" w:space="0" w:color="E4E4E4"/>
             </w:tcBorders>
             <w:tcMar>
-              <w:top w:w="45" w:type="dxa"/>
-              <w:start w:w="95" w:type="dxa"/>
-              <w:bottom w:w="45" w:type="dxa"/>
-              <w:end w:w="95" w:type="dxa"/>
+              <w:top w:w="85" w:type="dxa"/>
+              <w:start w:w="120" w:type="dxa"/>
+              <w:bottom w:w="85" w:type="dxa"/>
+              <w:end w:w="120" w:type="dxa"/>
             </w:tcMar>
           </w:tcPr>
           <w:p>
@@ -1943,10 +1950,10 @@
               <w:insideV w:val="single" w:sz="6" w:space="0" w:color="E4E4E4"/>
             </w:tcBorders>
             <w:tcMar>
-              <w:top w:w="45" w:type="dxa"/>
-              <w:start w:w="95" w:type="dxa"/>
-              <w:bottom w:w="45" w:type="dxa"/>
-              <w:end w:w="95" w:type="dxa"/>
+              <w:top w:w="85" w:type="dxa"/>
+              <w:start w:w="120" w:type="dxa"/>
+              <w:bottom w:w="85" w:type="dxa"/>
+              <w:end w:w="120" w:type="dxa"/>
             </w:tcMar>
           </w:tcPr>
           <w:p>
@@ -1984,10 +1991,10 @@
               <w:insideV w:val="single" w:sz="6" w:space="0" w:color="E4E4E4"/>
             </w:tcBorders>
             <w:tcMar>
-              <w:top w:w="45" w:type="dxa"/>
-              <w:start w:w="95" w:type="dxa"/>
-              <w:bottom w:w="45" w:type="dxa"/>
-              <w:end w:w="95" w:type="dxa"/>
+              <w:top w:w="85" w:type="dxa"/>
+              <w:start w:w="120" w:type="dxa"/>
+              <w:bottom w:w="85" w:type="dxa"/>
+              <w:end w:w="120" w:type="dxa"/>
             </w:tcMar>
           </w:tcPr>
           <w:p>
@@ -2019,10 +2026,10 @@
               <w:insideV w:val="single" w:sz="6" w:space="0" w:color="E4E4E4"/>
             </w:tcBorders>
             <w:tcMar>
-              <w:top w:w="45" w:type="dxa"/>
-              <w:start w:w="95" w:type="dxa"/>
-              <w:bottom w:w="45" w:type="dxa"/>
-              <w:end w:w="95" w:type="dxa"/>
+              <w:top w:w="85" w:type="dxa"/>
+              <w:start w:w="120" w:type="dxa"/>
+              <w:bottom w:w="85" w:type="dxa"/>
+              <w:end w:w="120" w:type="dxa"/>
             </w:tcMar>
           </w:tcPr>
           <w:p>
@@ -2060,10 +2067,10 @@
               <w:insideV w:val="single" w:sz="6" w:space="0" w:color="E4E4E4"/>
             </w:tcBorders>
             <w:tcMar>
-              <w:top w:w="45" w:type="dxa"/>
-              <w:start w:w="95" w:type="dxa"/>
-              <w:bottom w:w="45" w:type="dxa"/>
-              <w:end w:w="95" w:type="dxa"/>
+              <w:top w:w="85" w:type="dxa"/>
+              <w:start w:w="120" w:type="dxa"/>
+              <w:bottom w:w="85" w:type="dxa"/>
+              <w:end w:w="120" w:type="dxa"/>
             </w:tcMar>
           </w:tcPr>
           <w:p>
@@ -2095,10 +2102,10 @@
               <w:insideV w:val="single" w:sz="6" w:space="0" w:color="E4E4E4"/>
             </w:tcBorders>
             <w:tcMar>
-              <w:top w:w="45" w:type="dxa"/>
-              <w:start w:w="95" w:type="dxa"/>
-              <w:bottom w:w="45" w:type="dxa"/>
-              <w:end w:w="95" w:type="dxa"/>
+              <w:top w:w="85" w:type="dxa"/>
+              <w:start w:w="120" w:type="dxa"/>
+              <w:bottom w:w="85" w:type="dxa"/>
+              <w:end w:w="120" w:type="dxa"/>
             </w:tcMar>
           </w:tcPr>
           <w:p>
@@ -2136,10 +2143,10 @@
               <w:insideV w:val="single" w:sz="6" w:space="0" w:color="E4E4E4"/>
             </w:tcBorders>
             <w:tcMar>
-              <w:top w:w="45" w:type="dxa"/>
-              <w:start w:w="95" w:type="dxa"/>
-              <w:bottom w:w="45" w:type="dxa"/>
-              <w:end w:w="95" w:type="dxa"/>
+              <w:top w:w="85" w:type="dxa"/>
+              <w:start w:w="120" w:type="dxa"/>
+              <w:bottom w:w="85" w:type="dxa"/>
+              <w:end w:w="120" w:type="dxa"/>
             </w:tcMar>
           </w:tcPr>
           <w:p>
@@ -2171,10 +2178,10 @@
               <w:insideV w:val="single" w:sz="6" w:space="0" w:color="E4E4E4"/>
             </w:tcBorders>
             <w:tcMar>
-              <w:top w:w="45" w:type="dxa"/>
-              <w:start w:w="95" w:type="dxa"/>
-              <w:bottom w:w="45" w:type="dxa"/>
-              <w:end w:w="95" w:type="dxa"/>
+              <w:top w:w="85" w:type="dxa"/>
+              <w:start w:w="120" w:type="dxa"/>
+              <w:bottom w:w="85" w:type="dxa"/>
+              <w:end w:w="120" w:type="dxa"/>
             </w:tcMar>
           </w:tcPr>
           <w:p>
@@ -2212,10 +2219,10 @@
               <w:insideV w:val="single" w:sz="6" w:space="0" w:color="E4E4E4"/>
             </w:tcBorders>
             <w:tcMar>
-              <w:top w:w="45" w:type="dxa"/>
-              <w:start w:w="95" w:type="dxa"/>
-              <w:bottom w:w="45" w:type="dxa"/>
-              <w:end w:w="95" w:type="dxa"/>
+              <w:top w:w="85" w:type="dxa"/>
+              <w:start w:w="120" w:type="dxa"/>
+              <w:bottom w:w="85" w:type="dxa"/>
+              <w:end w:w="120" w:type="dxa"/>
             </w:tcMar>
           </w:tcPr>
           <w:p>
@@ -2247,10 +2254,10 @@
               <w:insideV w:val="single" w:sz="6" w:space="0" w:color="E4E4E4"/>
             </w:tcBorders>
             <w:tcMar>
-              <w:top w:w="45" w:type="dxa"/>
-              <w:start w:w="95" w:type="dxa"/>
-              <w:bottom w:w="45" w:type="dxa"/>
-              <w:end w:w="95" w:type="dxa"/>
+              <w:top w:w="85" w:type="dxa"/>
+              <w:start w:w="120" w:type="dxa"/>
+              <w:bottom w:w="85" w:type="dxa"/>
+              <w:end w:w="120" w:type="dxa"/>
             </w:tcMar>
           </w:tcPr>
           <w:p>
@@ -2288,10 +2295,10 @@
               <w:insideV w:val="single" w:sz="6" w:space="0" w:color="E4E4E4"/>
             </w:tcBorders>
             <w:tcMar>
-              <w:top w:w="45" w:type="dxa"/>
-              <w:start w:w="95" w:type="dxa"/>
-              <w:bottom w:w="45" w:type="dxa"/>
-              <w:end w:w="95" w:type="dxa"/>
+              <w:top w:w="85" w:type="dxa"/>
+              <w:start w:w="120" w:type="dxa"/>
+              <w:bottom w:w="85" w:type="dxa"/>
+              <w:end w:w="120" w:type="dxa"/>
             </w:tcMar>
           </w:tcPr>
           <w:p>
@@ -2323,10 +2330,10 @@
               <w:insideV w:val="single" w:sz="6" w:space="0" w:color="E4E4E4"/>
             </w:tcBorders>
             <w:tcMar>
-              <w:top w:w="45" w:type="dxa"/>
-              <w:start w:w="95" w:type="dxa"/>
-              <w:bottom w:w="45" w:type="dxa"/>
-              <w:end w:w="95" w:type="dxa"/>
+              <w:top w:w="85" w:type="dxa"/>
+              <w:start w:w="120" w:type="dxa"/>
+              <w:bottom w:w="85" w:type="dxa"/>
+              <w:end w:w="120" w:type="dxa"/>
             </w:tcMar>
           </w:tcPr>
           <w:p>
@@ -2364,10 +2371,10 @@
               <w:insideV w:val="single" w:sz="6" w:space="0" w:color="E4E4E4"/>
             </w:tcBorders>
             <w:tcMar>
-              <w:top w:w="45" w:type="dxa"/>
-              <w:start w:w="95" w:type="dxa"/>
-              <w:bottom w:w="45" w:type="dxa"/>
-              <w:end w:w="95" w:type="dxa"/>
+              <w:top w:w="85" w:type="dxa"/>
+              <w:start w:w="120" w:type="dxa"/>
+              <w:bottom w:w="85" w:type="dxa"/>
+              <w:end w:w="120" w:type="dxa"/>
             </w:tcMar>
           </w:tcPr>
           <w:p>
@@ -2399,10 +2406,10 @@
               <w:insideV w:val="single" w:sz="6" w:space="0" w:color="E4E4E4"/>
             </w:tcBorders>
             <w:tcMar>
-              <w:top w:w="45" w:type="dxa"/>
-              <w:start w:w="95" w:type="dxa"/>
-              <w:bottom w:w="45" w:type="dxa"/>
-              <w:end w:w="95" w:type="dxa"/>
+              <w:top w:w="85" w:type="dxa"/>
+              <w:start w:w="120" w:type="dxa"/>
+              <w:bottom w:w="85" w:type="dxa"/>
+              <w:end w:w="120" w:type="dxa"/>
             </w:tcMar>
           </w:tcPr>
           <w:p>
@@ -2440,10 +2447,10 @@
               <w:insideV w:val="single" w:sz="6" w:space="0" w:color="E4E4E4"/>
             </w:tcBorders>
             <w:tcMar>
-              <w:top w:w="45" w:type="dxa"/>
-              <w:start w:w="95" w:type="dxa"/>
-              <w:bottom w:w="45" w:type="dxa"/>
-              <w:end w:w="95" w:type="dxa"/>
+              <w:top w:w="85" w:type="dxa"/>
+              <w:start w:w="120" w:type="dxa"/>
+              <w:bottom w:w="85" w:type="dxa"/>
+              <w:end w:w="120" w:type="dxa"/>
             </w:tcMar>
           </w:tcPr>
           <w:p>
@@ -2475,10 +2482,10 @@
               <w:insideV w:val="single" w:sz="6" w:space="0" w:color="E4E4E4"/>
             </w:tcBorders>
             <w:tcMar>
-              <w:top w:w="45" w:type="dxa"/>
-              <w:start w:w="95" w:type="dxa"/>
-              <w:bottom w:w="45" w:type="dxa"/>
-              <w:end w:w="95" w:type="dxa"/>
+              <w:top w:w="85" w:type="dxa"/>
+              <w:start w:w="120" w:type="dxa"/>
+              <w:bottom w:w="85" w:type="dxa"/>
+              <w:end w:w="120" w:type="dxa"/>
             </w:tcMar>
           </w:tcPr>
           <w:p>
@@ -2516,10 +2523,10 @@
               <w:insideV w:val="single" w:sz="6" w:space="0" w:color="E4E4E4"/>
             </w:tcBorders>
             <w:tcMar>
-              <w:top w:w="45" w:type="dxa"/>
-              <w:start w:w="95" w:type="dxa"/>
-              <w:bottom w:w="45" w:type="dxa"/>
-              <w:end w:w="95" w:type="dxa"/>
+              <w:top w:w="85" w:type="dxa"/>
+              <w:start w:w="120" w:type="dxa"/>
+              <w:bottom w:w="85" w:type="dxa"/>
+              <w:end w:w="120" w:type="dxa"/>
             </w:tcMar>
           </w:tcPr>
           <w:p>
@@ -2551,10 +2558,10 @@
               <w:insideV w:val="single" w:sz="6" w:space="0" w:color="E4E4E4"/>
             </w:tcBorders>
             <w:tcMar>
-              <w:top w:w="45" w:type="dxa"/>
-              <w:start w:w="95" w:type="dxa"/>
-              <w:bottom w:w="45" w:type="dxa"/>
-              <w:end w:w="95" w:type="dxa"/>
+              <w:top w:w="85" w:type="dxa"/>
+              <w:start w:w="120" w:type="dxa"/>
+              <w:bottom w:w="85" w:type="dxa"/>
+              <w:end w:w="120" w:type="dxa"/>
             </w:tcMar>
           </w:tcPr>
           <w:p>
@@ -2592,10 +2599,10 @@
               <w:insideV w:val="single" w:sz="6" w:space="0" w:color="E4E4E4"/>
             </w:tcBorders>
             <w:tcMar>
-              <w:top w:w="45" w:type="dxa"/>
-              <w:start w:w="95" w:type="dxa"/>
-              <w:bottom w:w="45" w:type="dxa"/>
-              <w:end w:w="95" w:type="dxa"/>
+              <w:top w:w="85" w:type="dxa"/>
+              <w:start w:w="120" w:type="dxa"/>
+              <w:bottom w:w="85" w:type="dxa"/>
+              <w:end w:w="120" w:type="dxa"/>
             </w:tcMar>
           </w:tcPr>
           <w:p>
@@ -2627,10 +2634,10 @@
               <w:insideV w:val="single" w:sz="6" w:space="0" w:color="E4E4E4"/>
             </w:tcBorders>
             <w:tcMar>
-              <w:top w:w="45" w:type="dxa"/>
-              <w:start w:w="95" w:type="dxa"/>
-              <w:bottom w:w="45" w:type="dxa"/>
-              <w:end w:w="95" w:type="dxa"/>
+              <w:top w:w="85" w:type="dxa"/>
+              <w:start w:w="120" w:type="dxa"/>
+              <w:bottom w:w="85" w:type="dxa"/>
+              <w:end w:w="120" w:type="dxa"/>
             </w:tcMar>
           </w:tcPr>
           <w:p>
@@ -2667,8 +2674,8 @@
         <w:tblLook w:firstColumn="1" w:firstRow="1" w:lastColumn="0" w:lastRow="0" w:noHBand="0" w:noVBand="1" w:val="04A0"/>
       </w:tblPr>
       <w:tblGrid>
-        <w:gridCol w:w="5083"/>
-        <w:gridCol w:w="5083"/>
+        <w:gridCol w:w="2880"/>
+        <w:gridCol w:w="6912"/>
       </w:tblGrid>
       <w:tr>
         <w:trPr>
@@ -2688,10 +2695,10 @@
               <w:insideV w:val="single" w:sz="6" w:space="0" w:color="E4E4E4"/>
             </w:tcBorders>
             <w:tcMar>
-              <w:top w:w="45" w:type="dxa"/>
-              <w:start w:w="95" w:type="dxa"/>
-              <w:bottom w:w="45" w:type="dxa"/>
-              <w:end w:w="95" w:type="dxa"/>
+              <w:top w:w="85" w:type="dxa"/>
+              <w:start w:w="120" w:type="dxa"/>
+              <w:bottom w:w="85" w:type="dxa"/>
+              <w:end w:w="120" w:type="dxa"/>
             </w:tcMar>
           </w:tcPr>
           <w:p>
@@ -2723,10 +2730,10 @@
               <w:insideV w:val="single" w:sz="6" w:space="0" w:color="E4E4E4"/>
             </w:tcBorders>
             <w:tcMar>
-              <w:top w:w="45" w:type="dxa"/>
-              <w:start w:w="95" w:type="dxa"/>
-              <w:bottom w:w="45" w:type="dxa"/>
-              <w:end w:w="95" w:type="dxa"/>
+              <w:top w:w="85" w:type="dxa"/>
+              <w:start w:w="120" w:type="dxa"/>
+              <w:bottom w:w="85" w:type="dxa"/>
+              <w:end w:w="120" w:type="dxa"/>
             </w:tcMar>
           </w:tcPr>
           <w:p>
@@ -2764,10 +2771,10 @@
               <w:insideV w:val="single" w:sz="6" w:space="0" w:color="E4E4E4"/>
             </w:tcBorders>
             <w:tcMar>
-              <w:top w:w="45" w:type="dxa"/>
-              <w:start w:w="95" w:type="dxa"/>
-              <w:bottom w:w="45" w:type="dxa"/>
-              <w:end w:w="95" w:type="dxa"/>
+              <w:top w:w="85" w:type="dxa"/>
+              <w:start w:w="120" w:type="dxa"/>
+              <w:bottom w:w="85" w:type="dxa"/>
+              <w:end w:w="120" w:type="dxa"/>
             </w:tcMar>
           </w:tcPr>
           <w:p>
@@ -2799,10 +2806,10 @@
               <w:insideV w:val="single" w:sz="6" w:space="0" w:color="E4E4E4"/>
             </w:tcBorders>
             <w:tcMar>
-              <w:top w:w="45" w:type="dxa"/>
-              <w:start w:w="95" w:type="dxa"/>
-              <w:bottom w:w="45" w:type="dxa"/>
-              <w:end w:w="95" w:type="dxa"/>
+              <w:top w:w="85" w:type="dxa"/>
+              <w:start w:w="120" w:type="dxa"/>
+              <w:bottom w:w="85" w:type="dxa"/>
+              <w:end w:w="120" w:type="dxa"/>
             </w:tcMar>
           </w:tcPr>
           <w:p>
@@ -2840,10 +2847,10 @@
               <w:insideV w:val="single" w:sz="6" w:space="0" w:color="E4E4E4"/>
             </w:tcBorders>
             <w:tcMar>
-              <w:top w:w="45" w:type="dxa"/>
-              <w:start w:w="95" w:type="dxa"/>
-              <w:bottom w:w="45" w:type="dxa"/>
-              <w:end w:w="95" w:type="dxa"/>
+              <w:top w:w="85" w:type="dxa"/>
+              <w:start w:w="120" w:type="dxa"/>
+              <w:bottom w:w="85" w:type="dxa"/>
+              <w:end w:w="120" w:type="dxa"/>
             </w:tcMar>
           </w:tcPr>
           <w:p>
@@ -2875,10 +2882,10 @@
               <w:insideV w:val="single" w:sz="6" w:space="0" w:color="E4E4E4"/>
             </w:tcBorders>
             <w:tcMar>
-              <w:top w:w="45" w:type="dxa"/>
-              <w:start w:w="95" w:type="dxa"/>
-              <w:bottom w:w="45" w:type="dxa"/>
-              <w:end w:w="95" w:type="dxa"/>
+              <w:top w:w="85" w:type="dxa"/>
+              <w:start w:w="120" w:type="dxa"/>
+              <w:bottom w:w="85" w:type="dxa"/>
+              <w:end w:w="120" w:type="dxa"/>
             </w:tcMar>
           </w:tcPr>
           <w:p>
@@ -2893,7 +2900,7 @@
                 <w:color w:val="202020"/>
                 <w:sz w:val="18"/>
               </w:rPr>
-              <w:t>☐ Cleaning   ☐ Water   ☐ Waste   ☐ Ingredient storage   ☐ Equipment storage   ☐ Other: [ ]</w:t>
+              <w:t>☐ Cleaning   ☐ Water   ☐ Waste   ☐ Ingredient storage   ☐ Equipment storage   ☐ Other: [Other services]</w:t>
             </w:r>
           </w:p>
         </w:tc>
@@ -2916,10 +2923,10 @@
               <w:insideV w:val="single" w:sz="6" w:space="0" w:color="E4E4E4"/>
             </w:tcBorders>
             <w:tcMar>
-              <w:top w:w="45" w:type="dxa"/>
-              <w:start w:w="95" w:type="dxa"/>
-              <w:bottom w:w="45" w:type="dxa"/>
-              <w:end w:w="95" w:type="dxa"/>
+              <w:top w:w="85" w:type="dxa"/>
+              <w:start w:w="120" w:type="dxa"/>
+              <w:bottom w:w="85" w:type="dxa"/>
+              <w:end w:w="120" w:type="dxa"/>
             </w:tcMar>
           </w:tcPr>
           <w:p>
@@ -2951,10 +2958,10 @@
               <w:insideV w:val="single" w:sz="6" w:space="0" w:color="E4E4E4"/>
             </w:tcBorders>
             <w:tcMar>
-              <w:top w:w="45" w:type="dxa"/>
-              <w:start w:w="95" w:type="dxa"/>
-              <w:bottom w:w="45" w:type="dxa"/>
-              <w:end w:w="95" w:type="dxa"/>
+              <w:top w:w="85" w:type="dxa"/>
+              <w:start w:w="120" w:type="dxa"/>
+              <w:bottom w:w="85" w:type="dxa"/>
+              <w:end w:w="120" w:type="dxa"/>
             </w:tcMar>
           </w:tcPr>
           <w:p>
@@ -2992,10 +2999,10 @@
               <w:insideV w:val="single" w:sz="6" w:space="0" w:color="E4E4E4"/>
             </w:tcBorders>
             <w:tcMar>
-              <w:top w:w="45" w:type="dxa"/>
-              <w:start w:w="95" w:type="dxa"/>
-              <w:bottom w:w="45" w:type="dxa"/>
-              <w:end w:w="95" w:type="dxa"/>
+              <w:top w:w="85" w:type="dxa"/>
+              <w:start w:w="120" w:type="dxa"/>
+              <w:bottom w:w="85" w:type="dxa"/>
+              <w:end w:w="120" w:type="dxa"/>
             </w:tcMar>
           </w:tcPr>
           <w:p>
@@ -3027,10 +3034,10 @@
               <w:insideV w:val="single" w:sz="6" w:space="0" w:color="E4E4E4"/>
             </w:tcBorders>
             <w:tcMar>
-              <w:top w:w="45" w:type="dxa"/>
-              <w:start w:w="95" w:type="dxa"/>
-              <w:bottom w:w="45" w:type="dxa"/>
-              <w:end w:w="95" w:type="dxa"/>
+              <w:top w:w="85" w:type="dxa"/>
+              <w:start w:w="120" w:type="dxa"/>
+              <w:bottom w:w="85" w:type="dxa"/>
+              <w:end w:w="120" w:type="dxa"/>
             </w:tcMar>
           </w:tcPr>
           <w:p>
@@ -3068,10 +3075,10 @@
               <w:insideV w:val="single" w:sz="6" w:space="0" w:color="E4E4E4"/>
             </w:tcBorders>
             <w:tcMar>
-              <w:top w:w="45" w:type="dxa"/>
-              <w:start w:w="95" w:type="dxa"/>
-              <w:bottom w:w="45" w:type="dxa"/>
-              <w:end w:w="95" w:type="dxa"/>
+              <w:top w:w="85" w:type="dxa"/>
+              <w:start w:w="120" w:type="dxa"/>
+              <w:bottom w:w="85" w:type="dxa"/>
+              <w:end w:w="120" w:type="dxa"/>
             </w:tcMar>
           </w:tcPr>
           <w:p>
@@ -3103,10 +3110,10 @@
               <w:insideV w:val="single" w:sz="6" w:space="0" w:color="E4E4E4"/>
             </w:tcBorders>
             <w:tcMar>
-              <w:top w:w="45" w:type="dxa"/>
-              <w:start w:w="95" w:type="dxa"/>
-              <w:bottom w:w="45" w:type="dxa"/>
-              <w:end w:w="95" w:type="dxa"/>
+              <w:top w:w="85" w:type="dxa"/>
+              <w:start w:w="120" w:type="dxa"/>
+              <w:bottom w:w="85" w:type="dxa"/>
+              <w:end w:w="120" w:type="dxa"/>
             </w:tcMar>
           </w:tcPr>
           <w:p>
@@ -3144,10 +3151,10 @@
               <w:insideV w:val="single" w:sz="6" w:space="0" w:color="E4E4E4"/>
             </w:tcBorders>
             <w:tcMar>
-              <w:top w:w="45" w:type="dxa"/>
-              <w:start w:w="95" w:type="dxa"/>
-              <w:bottom w:w="45" w:type="dxa"/>
-              <w:end w:w="95" w:type="dxa"/>
+              <w:top w:w="85" w:type="dxa"/>
+              <w:start w:w="120" w:type="dxa"/>
+              <w:bottom w:w="85" w:type="dxa"/>
+              <w:end w:w="120" w:type="dxa"/>
             </w:tcMar>
           </w:tcPr>
           <w:p>
@@ -3179,10 +3186,10 @@
               <w:insideV w:val="single" w:sz="6" w:space="0" w:color="E4E4E4"/>
             </w:tcBorders>
             <w:tcMar>
-              <w:top w:w="45" w:type="dxa"/>
-              <w:start w:w="95" w:type="dxa"/>
-              <w:bottom w:w="45" w:type="dxa"/>
-              <w:end w:w="95" w:type="dxa"/>
+              <w:top w:w="85" w:type="dxa"/>
+              <w:start w:w="120" w:type="dxa"/>
+              <w:bottom w:w="85" w:type="dxa"/>
+              <w:end w:w="120" w:type="dxa"/>
             </w:tcMar>
           </w:tcPr>
           <w:p>
@@ -3220,10 +3227,10 @@
               <w:insideV w:val="single" w:sz="6" w:space="0" w:color="E4E4E4"/>
             </w:tcBorders>
             <w:tcMar>
-              <w:top w:w="45" w:type="dxa"/>
-              <w:start w:w="95" w:type="dxa"/>
-              <w:bottom w:w="45" w:type="dxa"/>
-              <w:end w:w="95" w:type="dxa"/>
+              <w:top w:w="85" w:type="dxa"/>
+              <w:start w:w="120" w:type="dxa"/>
+              <w:bottom w:w="85" w:type="dxa"/>
+              <w:end w:w="120" w:type="dxa"/>
             </w:tcMar>
           </w:tcPr>
           <w:p>
@@ -3255,10 +3262,10 @@
               <w:insideV w:val="single" w:sz="6" w:space="0" w:color="E4E4E4"/>
             </w:tcBorders>
             <w:tcMar>
-              <w:top w:w="45" w:type="dxa"/>
-              <w:start w:w="95" w:type="dxa"/>
-              <w:bottom w:w="45" w:type="dxa"/>
-              <w:end w:w="95" w:type="dxa"/>
+              <w:top w:w="85" w:type="dxa"/>
+              <w:start w:w="120" w:type="dxa"/>
+              <w:bottom w:w="85" w:type="dxa"/>
+              <w:end w:w="120" w:type="dxa"/>
             </w:tcMar>
           </w:tcPr>
           <w:p>
@@ -3295,8 +3302,8 @@
         <w:tblLook w:firstColumn="1" w:firstRow="1" w:lastColumn="0" w:lastRow="0" w:noHBand="0" w:noVBand="1" w:val="04A0"/>
       </w:tblPr>
       <w:tblGrid>
-        <w:gridCol w:w="5083"/>
-        <w:gridCol w:w="5083"/>
+        <w:gridCol w:w="2880"/>
+        <w:gridCol w:w="6912"/>
       </w:tblGrid>
       <w:tr>
         <w:trPr>
@@ -3316,10 +3323,10 @@
               <w:insideV w:val="single" w:sz="6" w:space="0" w:color="E4E4E4"/>
             </w:tcBorders>
             <w:tcMar>
-              <w:top w:w="45" w:type="dxa"/>
-              <w:start w:w="95" w:type="dxa"/>
-              <w:bottom w:w="45" w:type="dxa"/>
-              <w:end w:w="95" w:type="dxa"/>
+              <w:top w:w="85" w:type="dxa"/>
+              <w:start w:w="120" w:type="dxa"/>
+              <w:bottom w:w="85" w:type="dxa"/>
+              <w:end w:w="120" w:type="dxa"/>
             </w:tcMar>
           </w:tcPr>
           <w:p>
@@ -3351,10 +3358,10 @@
               <w:insideV w:val="single" w:sz="6" w:space="0" w:color="E4E4E4"/>
             </w:tcBorders>
             <w:tcMar>
-              <w:top w:w="45" w:type="dxa"/>
-              <w:start w:w="95" w:type="dxa"/>
-              <w:bottom w:w="45" w:type="dxa"/>
-              <w:end w:w="95" w:type="dxa"/>
+              <w:top w:w="85" w:type="dxa"/>
+              <w:start w:w="120" w:type="dxa"/>
+              <w:bottom w:w="85" w:type="dxa"/>
+              <w:end w:w="120" w:type="dxa"/>
             </w:tcMar>
           </w:tcPr>
           <w:p>
@@ -3392,10 +3399,10 @@
               <w:insideV w:val="single" w:sz="6" w:space="0" w:color="E4E4E4"/>
             </w:tcBorders>
             <w:tcMar>
-              <w:top w:w="45" w:type="dxa"/>
-              <w:start w:w="95" w:type="dxa"/>
-              <w:bottom w:w="45" w:type="dxa"/>
-              <w:end w:w="95" w:type="dxa"/>
+              <w:top w:w="85" w:type="dxa"/>
+              <w:start w:w="120" w:type="dxa"/>
+              <w:bottom w:w="85" w:type="dxa"/>
+              <w:end w:w="120" w:type="dxa"/>
             </w:tcMar>
           </w:tcPr>
           <w:p>
@@ -3427,10 +3434,10 @@
               <w:insideV w:val="single" w:sz="6" w:space="0" w:color="E4E4E4"/>
             </w:tcBorders>
             <w:tcMar>
-              <w:top w:w="45" w:type="dxa"/>
-              <w:start w:w="95" w:type="dxa"/>
-              <w:bottom w:w="45" w:type="dxa"/>
-              <w:end w:w="95" w:type="dxa"/>
+              <w:top w:w="85" w:type="dxa"/>
+              <w:start w:w="120" w:type="dxa"/>
+              <w:bottom w:w="85" w:type="dxa"/>
+              <w:end w:w="120" w:type="dxa"/>
             </w:tcMar>
           </w:tcPr>
           <w:p>
@@ -3468,10 +3475,10 @@
               <w:insideV w:val="single" w:sz="6" w:space="0" w:color="E4E4E4"/>
             </w:tcBorders>
             <w:tcMar>
-              <w:top w:w="45" w:type="dxa"/>
-              <w:start w:w="95" w:type="dxa"/>
-              <w:bottom w:w="45" w:type="dxa"/>
-              <w:end w:w="95" w:type="dxa"/>
+              <w:top w:w="85" w:type="dxa"/>
+              <w:start w:w="120" w:type="dxa"/>
+              <w:bottom w:w="85" w:type="dxa"/>
+              <w:end w:w="120" w:type="dxa"/>
             </w:tcMar>
           </w:tcPr>
           <w:p>
@@ -3503,10 +3510,10 @@
               <w:insideV w:val="single" w:sz="6" w:space="0" w:color="E4E4E4"/>
             </w:tcBorders>
             <w:tcMar>
-              <w:top w:w="45" w:type="dxa"/>
-              <w:start w:w="95" w:type="dxa"/>
-              <w:bottom w:w="45" w:type="dxa"/>
-              <w:end w:w="95" w:type="dxa"/>
+              <w:top w:w="85" w:type="dxa"/>
+              <w:start w:w="120" w:type="dxa"/>
+              <w:bottom w:w="85" w:type="dxa"/>
+              <w:end w:w="120" w:type="dxa"/>
             </w:tcMar>
           </w:tcPr>
           <w:p>
@@ -3544,10 +3551,10 @@
               <w:insideV w:val="single" w:sz="6" w:space="0" w:color="E4E4E4"/>
             </w:tcBorders>
             <w:tcMar>
-              <w:top w:w="45" w:type="dxa"/>
-              <w:start w:w="95" w:type="dxa"/>
-              <w:bottom w:w="45" w:type="dxa"/>
-              <w:end w:w="95" w:type="dxa"/>
+              <w:top w:w="85" w:type="dxa"/>
+              <w:start w:w="120" w:type="dxa"/>
+              <w:bottom w:w="85" w:type="dxa"/>
+              <w:end w:w="120" w:type="dxa"/>
             </w:tcMar>
           </w:tcPr>
           <w:p>
@@ -3579,10 +3586,10 @@
               <w:insideV w:val="single" w:sz="6" w:space="0" w:color="E4E4E4"/>
             </w:tcBorders>
             <w:tcMar>
-              <w:top w:w="45" w:type="dxa"/>
-              <w:start w:w="95" w:type="dxa"/>
-              <w:bottom w:w="45" w:type="dxa"/>
-              <w:end w:w="95" w:type="dxa"/>
+              <w:top w:w="85" w:type="dxa"/>
+              <w:start w:w="120" w:type="dxa"/>
+              <w:bottom w:w="85" w:type="dxa"/>
+              <w:end w:w="120" w:type="dxa"/>
             </w:tcMar>
           </w:tcPr>
           <w:p>
@@ -3620,10 +3627,10 @@
               <w:insideV w:val="single" w:sz="6" w:space="0" w:color="E4E4E4"/>
             </w:tcBorders>
             <w:tcMar>
-              <w:top w:w="45" w:type="dxa"/>
-              <w:start w:w="95" w:type="dxa"/>
-              <w:bottom w:w="45" w:type="dxa"/>
-              <w:end w:w="95" w:type="dxa"/>
+              <w:top w:w="85" w:type="dxa"/>
+              <w:start w:w="120" w:type="dxa"/>
+              <w:bottom w:w="85" w:type="dxa"/>
+              <w:end w:w="120" w:type="dxa"/>
             </w:tcMar>
           </w:tcPr>
           <w:p>
@@ -3655,10 +3662,10 @@
               <w:insideV w:val="single" w:sz="6" w:space="0" w:color="E4E4E4"/>
             </w:tcBorders>
             <w:tcMar>
-              <w:top w:w="45" w:type="dxa"/>
-              <w:start w:w="95" w:type="dxa"/>
-              <w:bottom w:w="45" w:type="dxa"/>
-              <w:end w:w="95" w:type="dxa"/>
+              <w:top w:w="85" w:type="dxa"/>
+              <w:start w:w="120" w:type="dxa"/>
+              <w:bottom w:w="85" w:type="dxa"/>
+              <w:end w:w="120" w:type="dxa"/>
             </w:tcMar>
           </w:tcPr>
           <w:p>
@@ -3696,10 +3703,10 @@
               <w:insideV w:val="single" w:sz="6" w:space="0" w:color="E4E4E4"/>
             </w:tcBorders>
             <w:tcMar>
-              <w:top w:w="45" w:type="dxa"/>
-              <w:start w:w="95" w:type="dxa"/>
-              <w:bottom w:w="45" w:type="dxa"/>
-              <w:end w:w="95" w:type="dxa"/>
+              <w:top w:w="85" w:type="dxa"/>
+              <w:start w:w="120" w:type="dxa"/>
+              <w:bottom w:w="85" w:type="dxa"/>
+              <w:end w:w="120" w:type="dxa"/>
             </w:tcMar>
           </w:tcPr>
           <w:p>
@@ -3731,10 +3738,10 @@
               <w:insideV w:val="single" w:sz="6" w:space="0" w:color="E4E4E4"/>
             </w:tcBorders>
             <w:tcMar>
-              <w:top w:w="45" w:type="dxa"/>
-              <w:start w:w="95" w:type="dxa"/>
-              <w:bottom w:w="45" w:type="dxa"/>
-              <w:end w:w="95" w:type="dxa"/>
+              <w:top w:w="85" w:type="dxa"/>
+              <w:start w:w="120" w:type="dxa"/>
+              <w:bottom w:w="85" w:type="dxa"/>
+              <w:end w:w="120" w:type="dxa"/>
             </w:tcMar>
           </w:tcPr>
           <w:p>
@@ -3772,10 +3779,10 @@
               <w:insideV w:val="single" w:sz="6" w:space="0" w:color="E4E4E4"/>
             </w:tcBorders>
             <w:tcMar>
-              <w:top w:w="45" w:type="dxa"/>
-              <w:start w:w="95" w:type="dxa"/>
-              <w:bottom w:w="45" w:type="dxa"/>
-              <w:end w:w="95" w:type="dxa"/>
+              <w:top w:w="85" w:type="dxa"/>
+              <w:start w:w="120" w:type="dxa"/>
+              <w:bottom w:w="85" w:type="dxa"/>
+              <w:end w:w="120" w:type="dxa"/>
             </w:tcMar>
           </w:tcPr>
           <w:p>
@@ -3807,10 +3814,10 @@
               <w:insideV w:val="single" w:sz="6" w:space="0" w:color="E4E4E4"/>
             </w:tcBorders>
             <w:tcMar>
-              <w:top w:w="45" w:type="dxa"/>
-              <w:start w:w="95" w:type="dxa"/>
-              <w:bottom w:w="45" w:type="dxa"/>
-              <w:end w:w="95" w:type="dxa"/>
+              <w:top w:w="85" w:type="dxa"/>
+              <w:start w:w="120" w:type="dxa"/>
+              <w:bottom w:w="85" w:type="dxa"/>
+              <w:end w:w="120" w:type="dxa"/>
             </w:tcMar>
           </w:tcPr>
           <w:p>
@@ -3848,10 +3855,10 @@
               <w:insideV w:val="single" w:sz="6" w:space="0" w:color="E4E4E4"/>
             </w:tcBorders>
             <w:tcMar>
-              <w:top w:w="45" w:type="dxa"/>
-              <w:start w:w="95" w:type="dxa"/>
-              <w:bottom w:w="45" w:type="dxa"/>
-              <w:end w:w="95" w:type="dxa"/>
+              <w:top w:w="85" w:type="dxa"/>
+              <w:start w:w="120" w:type="dxa"/>
+              <w:bottom w:w="85" w:type="dxa"/>
+              <w:end w:w="120" w:type="dxa"/>
             </w:tcMar>
           </w:tcPr>
           <w:p>
@@ -3883,10 +3890,10 @@
               <w:insideV w:val="single" w:sz="6" w:space="0" w:color="E4E4E4"/>
             </w:tcBorders>
             <w:tcMar>
-              <w:top w:w="45" w:type="dxa"/>
-              <w:start w:w="95" w:type="dxa"/>
-              <w:bottom w:w="45" w:type="dxa"/>
-              <w:end w:w="95" w:type="dxa"/>
+              <w:top w:w="85" w:type="dxa"/>
+              <w:start w:w="120" w:type="dxa"/>
+              <w:bottom w:w="85" w:type="dxa"/>
+              <w:end w:w="120" w:type="dxa"/>
             </w:tcMar>
           </w:tcPr>
           <w:p>
@@ -3924,10 +3931,10 @@
               <w:insideV w:val="single" w:sz="6" w:space="0" w:color="E4E4E4"/>
             </w:tcBorders>
             <w:tcMar>
-              <w:top w:w="45" w:type="dxa"/>
-              <w:start w:w="95" w:type="dxa"/>
-              <w:bottom w:w="45" w:type="dxa"/>
-              <w:end w:w="95" w:type="dxa"/>
+              <w:top w:w="85" w:type="dxa"/>
+              <w:start w:w="120" w:type="dxa"/>
+              <w:bottom w:w="85" w:type="dxa"/>
+              <w:end w:w="120" w:type="dxa"/>
             </w:tcMar>
           </w:tcPr>
           <w:p>
@@ -3959,10 +3966,10 @@
               <w:insideV w:val="single" w:sz="6" w:space="0" w:color="E4E4E4"/>
             </w:tcBorders>
             <w:tcMar>
-              <w:top w:w="45" w:type="dxa"/>
-              <w:start w:w="95" w:type="dxa"/>
-              <w:bottom w:w="45" w:type="dxa"/>
-              <w:end w:w="95" w:type="dxa"/>
+              <w:top w:w="85" w:type="dxa"/>
+              <w:start w:w="120" w:type="dxa"/>
+              <w:bottom w:w="85" w:type="dxa"/>
+              <w:end w:w="120" w:type="dxa"/>
             </w:tcMar>
           </w:tcPr>
           <w:p>
@@ -3999,8 +4006,8 @@
         <w:tblLook w:firstColumn="1" w:firstRow="1" w:lastColumn="0" w:lastRow="0" w:noHBand="0" w:noVBand="1" w:val="04A0"/>
       </w:tblPr>
       <w:tblGrid>
-        <w:gridCol w:w="5083"/>
-        <w:gridCol w:w="5083"/>
+        <w:gridCol w:w="2880"/>
+        <w:gridCol w:w="6912"/>
       </w:tblGrid>
       <w:tr>
         <w:trPr>
@@ -4020,10 +4027,10 @@
               <w:insideV w:val="single" w:sz="6" w:space="0" w:color="E4E4E4"/>
             </w:tcBorders>
             <w:tcMar>
-              <w:top w:w="45" w:type="dxa"/>
-              <w:start w:w="95" w:type="dxa"/>
-              <w:bottom w:w="45" w:type="dxa"/>
-              <w:end w:w="95" w:type="dxa"/>
+              <w:top w:w="85" w:type="dxa"/>
+              <w:start w:w="120" w:type="dxa"/>
+              <w:bottom w:w="85" w:type="dxa"/>
+              <w:end w:w="120" w:type="dxa"/>
             </w:tcMar>
           </w:tcPr>
           <w:p>
@@ -4055,10 +4062,10 @@
               <w:insideV w:val="single" w:sz="6" w:space="0" w:color="E4E4E4"/>
             </w:tcBorders>
             <w:tcMar>
-              <w:top w:w="45" w:type="dxa"/>
-              <w:start w:w="95" w:type="dxa"/>
-              <w:bottom w:w="45" w:type="dxa"/>
-              <w:end w:w="95" w:type="dxa"/>
+              <w:top w:w="85" w:type="dxa"/>
+              <w:start w:w="120" w:type="dxa"/>
+              <w:bottom w:w="85" w:type="dxa"/>
+              <w:end w:w="120" w:type="dxa"/>
             </w:tcMar>
           </w:tcPr>
           <w:p>
@@ -4096,10 +4103,10 @@
               <w:insideV w:val="single" w:sz="6" w:space="0" w:color="E4E4E4"/>
             </w:tcBorders>
             <w:tcMar>
-              <w:top w:w="45" w:type="dxa"/>
-              <w:start w:w="95" w:type="dxa"/>
-              <w:bottom w:w="45" w:type="dxa"/>
-              <w:end w:w="95" w:type="dxa"/>
+              <w:top w:w="85" w:type="dxa"/>
+              <w:start w:w="120" w:type="dxa"/>
+              <w:bottom w:w="85" w:type="dxa"/>
+              <w:end w:w="120" w:type="dxa"/>
             </w:tcMar>
           </w:tcPr>
           <w:p>
@@ -4131,10 +4138,10 @@
               <w:insideV w:val="single" w:sz="6" w:space="0" w:color="E4E4E4"/>
             </w:tcBorders>
             <w:tcMar>
-              <w:top w:w="45" w:type="dxa"/>
-              <w:start w:w="95" w:type="dxa"/>
-              <w:bottom w:w="45" w:type="dxa"/>
-              <w:end w:w="95" w:type="dxa"/>
+              <w:top w:w="85" w:type="dxa"/>
+              <w:start w:w="120" w:type="dxa"/>
+              <w:bottom w:w="85" w:type="dxa"/>
+              <w:end w:w="120" w:type="dxa"/>
             </w:tcMar>
           </w:tcPr>
           <w:p>
@@ -4172,10 +4179,10 @@
               <w:insideV w:val="single" w:sz="6" w:space="0" w:color="E4E4E4"/>
             </w:tcBorders>
             <w:tcMar>
-              <w:top w:w="45" w:type="dxa"/>
-              <w:start w:w="95" w:type="dxa"/>
-              <w:bottom w:w="45" w:type="dxa"/>
-              <w:end w:w="95" w:type="dxa"/>
+              <w:top w:w="85" w:type="dxa"/>
+              <w:start w:w="120" w:type="dxa"/>
+              <w:bottom w:w="85" w:type="dxa"/>
+              <w:end w:w="120" w:type="dxa"/>
             </w:tcMar>
           </w:tcPr>
           <w:p>
@@ -4207,10 +4214,10 @@
               <w:insideV w:val="single" w:sz="6" w:space="0" w:color="E4E4E4"/>
             </w:tcBorders>
             <w:tcMar>
-              <w:top w:w="45" w:type="dxa"/>
-              <w:start w:w="95" w:type="dxa"/>
-              <w:bottom w:w="45" w:type="dxa"/>
-              <w:end w:w="95" w:type="dxa"/>
+              <w:top w:w="85" w:type="dxa"/>
+              <w:start w:w="120" w:type="dxa"/>
+              <w:bottom w:w="85" w:type="dxa"/>
+              <w:end w:w="120" w:type="dxa"/>
             </w:tcMar>
           </w:tcPr>
           <w:p>
@@ -4248,10 +4255,10 @@
               <w:insideV w:val="single" w:sz="6" w:space="0" w:color="E4E4E4"/>
             </w:tcBorders>
             <w:tcMar>
-              <w:top w:w="45" w:type="dxa"/>
-              <w:start w:w="95" w:type="dxa"/>
-              <w:bottom w:w="45" w:type="dxa"/>
-              <w:end w:w="95" w:type="dxa"/>
+              <w:top w:w="85" w:type="dxa"/>
+              <w:start w:w="120" w:type="dxa"/>
+              <w:bottom w:w="85" w:type="dxa"/>
+              <w:end w:w="120" w:type="dxa"/>
             </w:tcMar>
           </w:tcPr>
           <w:p>
@@ -4283,10 +4290,10 @@
               <w:insideV w:val="single" w:sz="6" w:space="0" w:color="E4E4E4"/>
             </w:tcBorders>
             <w:tcMar>
-              <w:top w:w="45" w:type="dxa"/>
-              <w:start w:w="95" w:type="dxa"/>
-              <w:bottom w:w="45" w:type="dxa"/>
-              <w:end w:w="95" w:type="dxa"/>
+              <w:top w:w="85" w:type="dxa"/>
+              <w:start w:w="120" w:type="dxa"/>
+              <w:bottom w:w="85" w:type="dxa"/>
+              <w:end w:w="120" w:type="dxa"/>
             </w:tcMar>
           </w:tcPr>
           <w:p>
@@ -4324,10 +4331,10 @@
               <w:insideV w:val="single" w:sz="6" w:space="0" w:color="E4E4E4"/>
             </w:tcBorders>
             <w:tcMar>
-              <w:top w:w="45" w:type="dxa"/>
-              <w:start w:w="95" w:type="dxa"/>
-              <w:bottom w:w="45" w:type="dxa"/>
-              <w:end w:w="95" w:type="dxa"/>
+              <w:top w:w="85" w:type="dxa"/>
+              <w:start w:w="120" w:type="dxa"/>
+              <w:bottom w:w="85" w:type="dxa"/>
+              <w:end w:w="120" w:type="dxa"/>
             </w:tcMar>
           </w:tcPr>
           <w:p>
@@ -4359,10 +4366,10 @@
               <w:insideV w:val="single" w:sz="6" w:space="0" w:color="E4E4E4"/>
             </w:tcBorders>
             <w:tcMar>
-              <w:top w:w="45" w:type="dxa"/>
-              <w:start w:w="95" w:type="dxa"/>
-              <w:bottom w:w="45" w:type="dxa"/>
-              <w:end w:w="95" w:type="dxa"/>
+              <w:top w:w="85" w:type="dxa"/>
+              <w:start w:w="120" w:type="dxa"/>
+              <w:bottom w:w="85" w:type="dxa"/>
+              <w:end w:w="120" w:type="dxa"/>
             </w:tcMar>
           </w:tcPr>
           <w:p>
@@ -4400,10 +4407,10 @@
               <w:insideV w:val="single" w:sz="6" w:space="0" w:color="E4E4E4"/>
             </w:tcBorders>
             <w:tcMar>
-              <w:top w:w="45" w:type="dxa"/>
-              <w:start w:w="95" w:type="dxa"/>
-              <w:bottom w:w="45" w:type="dxa"/>
-              <w:end w:w="95" w:type="dxa"/>
+              <w:top w:w="85" w:type="dxa"/>
+              <w:start w:w="120" w:type="dxa"/>
+              <w:bottom w:w="85" w:type="dxa"/>
+              <w:end w:w="120" w:type="dxa"/>
             </w:tcMar>
           </w:tcPr>
           <w:p>
@@ -4435,10 +4442,10 @@
               <w:insideV w:val="single" w:sz="6" w:space="0" w:color="E4E4E4"/>
             </w:tcBorders>
             <w:tcMar>
-              <w:top w:w="45" w:type="dxa"/>
-              <w:start w:w="95" w:type="dxa"/>
-              <w:bottom w:w="45" w:type="dxa"/>
-              <w:end w:w="95" w:type="dxa"/>
+              <w:top w:w="85" w:type="dxa"/>
+              <w:start w:w="120" w:type="dxa"/>
+              <w:bottom w:w="85" w:type="dxa"/>
+              <w:end w:w="120" w:type="dxa"/>
             </w:tcMar>
           </w:tcPr>
           <w:p>
@@ -4476,10 +4483,10 @@
               <w:insideV w:val="single" w:sz="6" w:space="0" w:color="E4E4E4"/>
             </w:tcBorders>
             <w:tcMar>
-              <w:top w:w="45" w:type="dxa"/>
-              <w:start w:w="95" w:type="dxa"/>
-              <w:bottom w:w="45" w:type="dxa"/>
-              <w:end w:w="95" w:type="dxa"/>
+              <w:top w:w="85" w:type="dxa"/>
+              <w:start w:w="120" w:type="dxa"/>
+              <w:bottom w:w="85" w:type="dxa"/>
+              <w:end w:w="120" w:type="dxa"/>
             </w:tcMar>
           </w:tcPr>
           <w:p>
@@ -4511,10 +4518,10 @@
               <w:insideV w:val="single" w:sz="6" w:space="0" w:color="E4E4E4"/>
             </w:tcBorders>
             <w:tcMar>
-              <w:top w:w="45" w:type="dxa"/>
-              <w:start w:w="95" w:type="dxa"/>
-              <w:bottom w:w="45" w:type="dxa"/>
-              <w:end w:w="95" w:type="dxa"/>
+              <w:top w:w="85" w:type="dxa"/>
+              <w:start w:w="120" w:type="dxa"/>
+              <w:bottom w:w="85" w:type="dxa"/>
+              <w:end w:w="120" w:type="dxa"/>
             </w:tcMar>
           </w:tcPr>
           <w:p>
@@ -4545,7 +4552,6 @@
     </w:p>
     <w:p>
       <w:pPr>
-        <w:pStyle w:val="ListBullet"/>
         <w:spacing w:after="40"/>
         <w:ind w:left="360" w:hanging="216"/>
       </w:pPr>
@@ -4555,7 +4561,6 @@
     </w:p>
     <w:p>
       <w:pPr>
-        <w:pStyle w:val="ListBullet"/>
         <w:spacing w:after="40"/>
         <w:ind w:left="360" w:hanging="216"/>
       </w:pPr>
@@ -4565,7 +4570,6 @@
     </w:p>
     <w:p>
       <w:pPr>
-        <w:pStyle w:val="ListBullet"/>
         <w:spacing w:after="40"/>
         <w:ind w:left="360" w:hanging="216"/>
       </w:pPr>
@@ -4575,7 +4579,6 @@
     </w:p>
     <w:p>
       <w:pPr>
-        <w:pStyle w:val="ListBullet"/>
         <w:spacing w:after="40"/>
         <w:ind w:left="360" w:hanging="216"/>
       </w:pPr>
@@ -4585,7 +4588,6 @@
     </w:p>
     <w:p>
       <w:pPr>
-        <w:pStyle w:val="ListBullet"/>
         <w:spacing w:after="40"/>
         <w:ind w:left="360" w:hanging="216"/>
       </w:pPr>
@@ -4595,7 +4597,6 @@
     </w:p>
     <w:p>
       <w:pPr>
-        <w:pStyle w:val="ListBullet"/>
         <w:spacing w:after="40"/>
         <w:ind w:left="360" w:hanging="216"/>
       </w:pPr>
@@ -4605,7 +4606,6 @@
     </w:p>
     <w:p>
       <w:pPr>
-        <w:pStyle w:val="ListBullet"/>
         <w:spacing w:after="40"/>
         <w:ind w:left="360" w:hanging="216"/>
       </w:pPr>
@@ -4615,7 +4615,6 @@
     </w:p>
     <w:p>
       <w:pPr>
-        <w:pStyle w:val="ListBullet"/>
         <w:spacing w:after="40"/>
         <w:ind w:left="360" w:hanging="216"/>
       </w:pPr>
@@ -4625,7 +4624,6 @@
     </w:p>
     <w:p>
       <w:pPr>
-        <w:pStyle w:val="ListBullet"/>
         <w:spacing w:after="40"/>
         <w:ind w:left="360" w:hanging="216"/>
       </w:pPr>
@@ -4641,8 +4639,8 @@
         <w:tblLook w:firstColumn="1" w:firstRow="1" w:lastColumn="0" w:lastRow="0" w:noHBand="0" w:noVBand="1" w:val="04A0"/>
       </w:tblPr>
       <w:tblGrid>
-        <w:gridCol w:w="5083"/>
-        <w:gridCol w:w="5083"/>
+        <w:gridCol w:w="4896"/>
+        <w:gridCol w:w="4896"/>
       </w:tblGrid>
       <w:tr>
         <w:trPr>
@@ -4650,7 +4648,7 @@
         </w:trPr>
         <w:tc>
           <w:tcPr>
-            <w:tcW w:type="dxa" w:w="4824"/>
+            <w:tcW w:type="dxa" w:w="4896"/>
             <w:tcMar>
               <w:top w:w="25" w:type="dxa"/>
               <w:start w:w="70" w:type="dxa"/>
@@ -4677,7 +4675,7 @@
         </w:tc>
         <w:tc>
           <w:tcPr>
-            <w:tcW w:type="dxa" w:w="4824"/>
+            <w:tcW w:type="dxa" w:w="4896"/>
             <w:tcMar>
               <w:top w:w="25" w:type="dxa"/>
               <w:start w:w="70" w:type="dxa"/>
@@ -4709,7 +4707,7 @@
         </w:trPr>
         <w:tc>
           <w:tcPr>
-            <w:tcW w:type="dxa" w:w="4824"/>
+            <w:tcW w:type="dxa" w:w="4896"/>
             <w:tcMar>
               <w:top w:w="25" w:type="dxa"/>
               <w:start w:w="70" w:type="dxa"/>
@@ -4736,7 +4734,7 @@
         </w:tc>
         <w:tc>
           <w:tcPr>
-            <w:tcW w:type="dxa" w:w="4824"/>
+            <w:tcW w:type="dxa" w:w="4896"/>
             <w:tcMar>
               <w:top w:w="25" w:type="dxa"/>
               <w:start w:w="70" w:type="dxa"/>
@@ -4768,7 +4766,7 @@
         </w:trPr>
         <w:tc>
           <w:tcPr>
-            <w:tcW w:type="dxa" w:w="4824"/>
+            <w:tcW w:type="dxa" w:w="4896"/>
             <w:tcMar>
               <w:top w:w="25" w:type="dxa"/>
               <w:start w:w="70" w:type="dxa"/>
@@ -4795,7 +4793,7 @@
         </w:tc>
         <w:tc>
           <w:tcPr>
-            <w:tcW w:type="dxa" w:w="4824"/>
+            <w:tcW w:type="dxa" w:w="4896"/>
             <w:tcMar>
               <w:top w:w="25" w:type="dxa"/>
               <w:start w:w="70" w:type="dxa"/>
@@ -4827,7 +4825,7 @@
         </w:trPr>
         <w:tc>
           <w:tcPr>
-            <w:tcW w:type="dxa" w:w="4824"/>
+            <w:tcW w:type="dxa" w:w="4896"/>
             <w:tcMar>
               <w:top w:w="25" w:type="dxa"/>
               <w:start w:w="70" w:type="dxa"/>
@@ -4854,7 +4852,7 @@
         </w:tc>
         <w:tc>
           <w:tcPr>
-            <w:tcW w:type="dxa" w:w="4824"/>
+            <w:tcW w:type="dxa" w:w="4896"/>
             <w:tcMar>
               <w:top w:w="25" w:type="dxa"/>
               <w:start w:w="70" w:type="dxa"/>
@@ -4886,7 +4884,7 @@
         </w:trPr>
         <w:tc>
           <w:tcPr>
-            <w:tcW w:type="dxa" w:w="4824"/>
+            <w:tcW w:type="dxa" w:w="4896"/>
             <w:tcMar>
               <w:top w:w="25" w:type="dxa"/>
               <w:start w:w="70" w:type="dxa"/>
@@ -4913,7 +4911,7 @@
         </w:tc>
         <w:tc>
           <w:tcPr>
-            <w:tcW w:type="dxa" w:w="4824"/>
+            <w:tcW w:type="dxa" w:w="4896"/>
             <w:tcMar>
               <w:top w:w="25" w:type="dxa"/>
               <w:start w:w="70" w:type="dxa"/>
@@ -4941,7 +4939,13 @@
       </w:tr>
     </w:tbl>
     <w:p>
+      <w:pPr>
+        <w:spacing w:before="0" w:after="0" w:lineRule="exact" w:line="20"/>
+      </w:pPr>
       <w:r>
+        <w:rPr>
+          <w:sz w:val="2"/>
+        </w:rPr>
         <w:br w:type="page"/>
       </w:r>
     </w:p>
@@ -4972,8 +4976,8 @@
         <w:tblLook w:firstColumn="1" w:firstRow="1" w:lastColumn="0" w:lastRow="0" w:noHBand="0" w:noVBand="1" w:val="04A0"/>
       </w:tblPr>
       <w:tblGrid>
-        <w:gridCol w:w="5083"/>
-        <w:gridCol w:w="5083"/>
+        <w:gridCol w:w="2880"/>
+        <w:gridCol w:w="6912"/>
       </w:tblGrid>
       <w:tr>
         <w:trPr>
@@ -4993,10 +4997,10 @@
               <w:insideV w:val="single" w:sz="6" w:space="0" w:color="E4E4E4"/>
             </w:tcBorders>
             <w:tcMar>
-              <w:top w:w="45" w:type="dxa"/>
-              <w:start w:w="95" w:type="dxa"/>
-              <w:bottom w:w="45" w:type="dxa"/>
-              <w:end w:w="95" w:type="dxa"/>
+              <w:top w:w="85" w:type="dxa"/>
+              <w:start w:w="120" w:type="dxa"/>
+              <w:bottom w:w="85" w:type="dxa"/>
+              <w:end w:w="120" w:type="dxa"/>
             </w:tcMar>
           </w:tcPr>
           <w:p>
@@ -5028,10 +5032,10 @@
               <w:insideV w:val="single" w:sz="6" w:space="0" w:color="E4E4E4"/>
             </w:tcBorders>
             <w:tcMar>
-              <w:top w:w="45" w:type="dxa"/>
-              <w:start w:w="95" w:type="dxa"/>
-              <w:bottom w:w="45" w:type="dxa"/>
-              <w:end w:w="95" w:type="dxa"/>
+              <w:top w:w="85" w:type="dxa"/>
+              <w:start w:w="120" w:type="dxa"/>
+              <w:bottom w:w="85" w:type="dxa"/>
+              <w:end w:w="120" w:type="dxa"/>
             </w:tcMar>
           </w:tcPr>
           <w:p>
@@ -5069,10 +5073,10 @@
               <w:insideV w:val="single" w:sz="6" w:space="0" w:color="E4E4E4"/>
             </w:tcBorders>
             <w:tcMar>
-              <w:top w:w="45" w:type="dxa"/>
-              <w:start w:w="95" w:type="dxa"/>
-              <w:bottom w:w="45" w:type="dxa"/>
-              <w:end w:w="95" w:type="dxa"/>
+              <w:top w:w="85" w:type="dxa"/>
+              <w:start w:w="120" w:type="dxa"/>
+              <w:bottom w:w="85" w:type="dxa"/>
+              <w:end w:w="120" w:type="dxa"/>
             </w:tcMar>
           </w:tcPr>
           <w:p>
@@ -5104,10 +5108,10 @@
               <w:insideV w:val="single" w:sz="6" w:space="0" w:color="E4E4E4"/>
             </w:tcBorders>
             <w:tcMar>
-              <w:top w:w="45" w:type="dxa"/>
-              <w:start w:w="95" w:type="dxa"/>
-              <w:bottom w:w="45" w:type="dxa"/>
-              <w:end w:w="95" w:type="dxa"/>
+              <w:top w:w="85" w:type="dxa"/>
+              <w:start w:w="120" w:type="dxa"/>
+              <w:bottom w:w="85" w:type="dxa"/>
+              <w:end w:w="120" w:type="dxa"/>
             </w:tcMar>
           </w:tcPr>
           <w:p>
@@ -5145,10 +5149,10 @@
               <w:insideV w:val="single" w:sz="6" w:space="0" w:color="E4E4E4"/>
             </w:tcBorders>
             <w:tcMar>
-              <w:top w:w="45" w:type="dxa"/>
-              <w:start w:w="95" w:type="dxa"/>
-              <w:bottom w:w="45" w:type="dxa"/>
-              <w:end w:w="95" w:type="dxa"/>
+              <w:top w:w="85" w:type="dxa"/>
+              <w:start w:w="120" w:type="dxa"/>
+              <w:bottom w:w="85" w:type="dxa"/>
+              <w:end w:w="120" w:type="dxa"/>
             </w:tcMar>
           </w:tcPr>
           <w:p>
@@ -5180,10 +5184,10 @@
               <w:insideV w:val="single" w:sz="6" w:space="0" w:color="E4E4E4"/>
             </w:tcBorders>
             <w:tcMar>
-              <w:top w:w="45" w:type="dxa"/>
-              <w:start w:w="95" w:type="dxa"/>
-              <w:bottom w:w="45" w:type="dxa"/>
-              <w:end w:w="95" w:type="dxa"/>
+              <w:top w:w="85" w:type="dxa"/>
+              <w:start w:w="120" w:type="dxa"/>
+              <w:bottom w:w="85" w:type="dxa"/>
+              <w:end w:w="120" w:type="dxa"/>
             </w:tcMar>
           </w:tcPr>
           <w:p>
@@ -5221,10 +5225,10 @@
               <w:insideV w:val="single" w:sz="6" w:space="0" w:color="E4E4E4"/>
             </w:tcBorders>
             <w:tcMar>
-              <w:top w:w="45" w:type="dxa"/>
-              <w:start w:w="95" w:type="dxa"/>
-              <w:bottom w:w="45" w:type="dxa"/>
-              <w:end w:w="95" w:type="dxa"/>
+              <w:top w:w="85" w:type="dxa"/>
+              <w:start w:w="120" w:type="dxa"/>
+              <w:bottom w:w="85" w:type="dxa"/>
+              <w:end w:w="120" w:type="dxa"/>
             </w:tcMar>
           </w:tcPr>
           <w:p>
@@ -5256,10 +5260,10 @@
               <w:insideV w:val="single" w:sz="6" w:space="0" w:color="E4E4E4"/>
             </w:tcBorders>
             <w:tcMar>
-              <w:top w:w="45" w:type="dxa"/>
-              <w:start w:w="95" w:type="dxa"/>
-              <w:bottom w:w="45" w:type="dxa"/>
-              <w:end w:w="95" w:type="dxa"/>
+              <w:top w:w="85" w:type="dxa"/>
+              <w:start w:w="120" w:type="dxa"/>
+              <w:bottom w:w="85" w:type="dxa"/>
+              <w:end w:w="120" w:type="dxa"/>
             </w:tcMar>
           </w:tcPr>
           <w:p>
@@ -5297,10 +5301,10 @@
               <w:insideV w:val="single" w:sz="6" w:space="0" w:color="E4E4E4"/>
             </w:tcBorders>
             <w:tcMar>
-              <w:top w:w="45" w:type="dxa"/>
-              <w:start w:w="95" w:type="dxa"/>
-              <w:bottom w:w="45" w:type="dxa"/>
-              <w:end w:w="95" w:type="dxa"/>
+              <w:top w:w="85" w:type="dxa"/>
+              <w:start w:w="120" w:type="dxa"/>
+              <w:bottom w:w="85" w:type="dxa"/>
+              <w:end w:w="120" w:type="dxa"/>
             </w:tcMar>
           </w:tcPr>
           <w:p>
@@ -5332,10 +5336,10 @@
               <w:insideV w:val="single" w:sz="6" w:space="0" w:color="E4E4E4"/>
             </w:tcBorders>
             <w:tcMar>
-              <w:top w:w="45" w:type="dxa"/>
-              <w:start w:w="95" w:type="dxa"/>
-              <w:bottom w:w="45" w:type="dxa"/>
-              <w:end w:w="95" w:type="dxa"/>
+              <w:top w:w="85" w:type="dxa"/>
+              <w:start w:w="120" w:type="dxa"/>
+              <w:bottom w:w="85" w:type="dxa"/>
+              <w:end w:w="120" w:type="dxa"/>
             </w:tcMar>
           </w:tcPr>
           <w:p>
@@ -5373,10 +5377,10 @@
               <w:insideV w:val="single" w:sz="6" w:space="0" w:color="E4E4E4"/>
             </w:tcBorders>
             <w:tcMar>
-              <w:top w:w="45" w:type="dxa"/>
-              <w:start w:w="95" w:type="dxa"/>
-              <w:bottom w:w="45" w:type="dxa"/>
-              <w:end w:w="95" w:type="dxa"/>
+              <w:top w:w="85" w:type="dxa"/>
+              <w:start w:w="120" w:type="dxa"/>
+              <w:bottom w:w="85" w:type="dxa"/>
+              <w:end w:w="120" w:type="dxa"/>
             </w:tcMar>
           </w:tcPr>
           <w:p>
@@ -5408,10 +5412,10 @@
               <w:insideV w:val="single" w:sz="6" w:space="0" w:color="E4E4E4"/>
             </w:tcBorders>
             <w:tcMar>
-              <w:top w:w="45" w:type="dxa"/>
-              <w:start w:w="95" w:type="dxa"/>
-              <w:bottom w:w="45" w:type="dxa"/>
-              <w:end w:w="95" w:type="dxa"/>
+              <w:top w:w="85" w:type="dxa"/>
+              <w:start w:w="120" w:type="dxa"/>
+              <w:bottom w:w="85" w:type="dxa"/>
+              <w:end w:w="120" w:type="dxa"/>
             </w:tcMar>
           </w:tcPr>
           <w:p>
@@ -5449,10 +5453,10 @@
               <w:insideV w:val="single" w:sz="6" w:space="0" w:color="E4E4E4"/>
             </w:tcBorders>
             <w:tcMar>
-              <w:top w:w="45" w:type="dxa"/>
-              <w:start w:w="95" w:type="dxa"/>
-              <w:bottom w:w="45" w:type="dxa"/>
-              <w:end w:w="95" w:type="dxa"/>
+              <w:top w:w="85" w:type="dxa"/>
+              <w:start w:w="120" w:type="dxa"/>
+              <w:bottom w:w="85" w:type="dxa"/>
+              <w:end w:w="120" w:type="dxa"/>
             </w:tcMar>
           </w:tcPr>
           <w:p>
@@ -5484,10 +5488,10 @@
               <w:insideV w:val="single" w:sz="6" w:space="0" w:color="E4E4E4"/>
             </w:tcBorders>
             <w:tcMar>
-              <w:top w:w="45" w:type="dxa"/>
-              <w:start w:w="95" w:type="dxa"/>
-              <w:bottom w:w="45" w:type="dxa"/>
-              <w:end w:w="95" w:type="dxa"/>
+              <w:top w:w="85" w:type="dxa"/>
+              <w:start w:w="120" w:type="dxa"/>
+              <w:bottom w:w="85" w:type="dxa"/>
+              <w:end w:w="120" w:type="dxa"/>
             </w:tcMar>
           </w:tcPr>
           <w:p>
@@ -5525,10 +5529,10 @@
               <w:insideV w:val="single" w:sz="6" w:space="0" w:color="E4E4E4"/>
             </w:tcBorders>
             <w:tcMar>
-              <w:top w:w="45" w:type="dxa"/>
-              <w:start w:w="95" w:type="dxa"/>
-              <w:bottom w:w="45" w:type="dxa"/>
-              <w:end w:w="95" w:type="dxa"/>
+              <w:top w:w="85" w:type="dxa"/>
+              <w:start w:w="120" w:type="dxa"/>
+              <w:bottom w:w="85" w:type="dxa"/>
+              <w:end w:w="120" w:type="dxa"/>
             </w:tcMar>
           </w:tcPr>
           <w:p>
@@ -5560,10 +5564,10 @@
               <w:insideV w:val="single" w:sz="6" w:space="0" w:color="E4E4E4"/>
             </w:tcBorders>
             <w:tcMar>
-              <w:top w:w="45" w:type="dxa"/>
-              <w:start w:w="95" w:type="dxa"/>
-              <w:bottom w:w="45" w:type="dxa"/>
-              <w:end w:w="95" w:type="dxa"/>
+              <w:top w:w="85" w:type="dxa"/>
+              <w:start w:w="120" w:type="dxa"/>
+              <w:bottom w:w="85" w:type="dxa"/>
+              <w:end w:w="120" w:type="dxa"/>
             </w:tcMar>
           </w:tcPr>
           <w:p>
@@ -5578,7 +5582,7 @@
                 <w:color w:val="202020"/>
                 <w:sz w:val="18"/>
               </w:rPr>
-              <w:t>☐ Cleaning   ☐ Water   ☐ Waste   ☐ Ingredient storage   ☐ Equipment storage   ☐ Other: [ ]</w:t>
+              <w:t>☐ Cleaning   ☐ Water   ☐ Waste   ☐ Ingredient storage   ☐ Equipment storage   ☐ Other: [Other services]</w:t>
             </w:r>
           </w:p>
         </w:tc>
@@ -5601,10 +5605,10 @@
               <w:insideV w:val="single" w:sz="6" w:space="0" w:color="E4E4E4"/>
             </w:tcBorders>
             <w:tcMar>
-              <w:top w:w="45" w:type="dxa"/>
-              <w:start w:w="95" w:type="dxa"/>
-              <w:bottom w:w="45" w:type="dxa"/>
-              <w:end w:w="95" w:type="dxa"/>
+              <w:top w:w="85" w:type="dxa"/>
+              <w:start w:w="120" w:type="dxa"/>
+              <w:bottom w:w="85" w:type="dxa"/>
+              <w:end w:w="120" w:type="dxa"/>
             </w:tcMar>
           </w:tcPr>
           <w:p>
@@ -5636,10 +5640,10 @@
               <w:insideV w:val="single" w:sz="6" w:space="0" w:color="E4E4E4"/>
             </w:tcBorders>
             <w:tcMar>
-              <w:top w:w="45" w:type="dxa"/>
-              <w:start w:w="95" w:type="dxa"/>
-              <w:bottom w:w="45" w:type="dxa"/>
-              <w:end w:w="95" w:type="dxa"/>
+              <w:top w:w="85" w:type="dxa"/>
+              <w:start w:w="120" w:type="dxa"/>
+              <w:bottom w:w="85" w:type="dxa"/>
+              <w:end w:w="120" w:type="dxa"/>
             </w:tcMar>
           </w:tcPr>
           <w:p>
@@ -5677,10 +5681,10 @@
               <w:insideV w:val="single" w:sz="6" w:space="0" w:color="E4E4E4"/>
             </w:tcBorders>
             <w:tcMar>
-              <w:top w:w="45" w:type="dxa"/>
-              <w:start w:w="95" w:type="dxa"/>
-              <w:bottom w:w="45" w:type="dxa"/>
-              <w:end w:w="95" w:type="dxa"/>
+              <w:top w:w="85" w:type="dxa"/>
+              <w:start w:w="120" w:type="dxa"/>
+              <w:bottom w:w="85" w:type="dxa"/>
+              <w:end w:w="120" w:type="dxa"/>
             </w:tcMar>
           </w:tcPr>
           <w:p>
@@ -5712,10 +5716,10 @@
               <w:insideV w:val="single" w:sz="6" w:space="0" w:color="E4E4E4"/>
             </w:tcBorders>
             <w:tcMar>
-              <w:top w:w="45" w:type="dxa"/>
-              <w:start w:w="95" w:type="dxa"/>
-              <w:bottom w:w="45" w:type="dxa"/>
-              <w:end w:w="95" w:type="dxa"/>
+              <w:top w:w="85" w:type="dxa"/>
+              <w:start w:w="120" w:type="dxa"/>
+              <w:bottom w:w="85" w:type="dxa"/>
+              <w:end w:w="120" w:type="dxa"/>
             </w:tcMar>
           </w:tcPr>
           <w:p>
@@ -5753,10 +5757,10 @@
               <w:insideV w:val="single" w:sz="6" w:space="0" w:color="E4E4E4"/>
             </w:tcBorders>
             <w:tcMar>
-              <w:top w:w="45" w:type="dxa"/>
-              <w:start w:w="95" w:type="dxa"/>
-              <w:bottom w:w="45" w:type="dxa"/>
-              <w:end w:w="95" w:type="dxa"/>
+              <w:top w:w="85" w:type="dxa"/>
+              <w:start w:w="120" w:type="dxa"/>
+              <w:bottom w:w="85" w:type="dxa"/>
+              <w:end w:w="120" w:type="dxa"/>
             </w:tcMar>
           </w:tcPr>
           <w:p>
@@ -5788,10 +5792,10 @@
               <w:insideV w:val="single" w:sz="6" w:space="0" w:color="E4E4E4"/>
             </w:tcBorders>
             <w:tcMar>
-              <w:top w:w="45" w:type="dxa"/>
-              <w:start w:w="95" w:type="dxa"/>
-              <w:bottom w:w="45" w:type="dxa"/>
-              <w:end w:w="95" w:type="dxa"/>
+              <w:top w:w="85" w:type="dxa"/>
+              <w:start w:w="120" w:type="dxa"/>
+              <w:bottom w:w="85" w:type="dxa"/>
+              <w:end w:w="120" w:type="dxa"/>
             </w:tcMar>
           </w:tcPr>
           <w:p>
@@ -5829,10 +5833,10 @@
               <w:insideV w:val="single" w:sz="6" w:space="0" w:color="E4E4E4"/>
             </w:tcBorders>
             <w:tcMar>
-              <w:top w:w="45" w:type="dxa"/>
-              <w:start w:w="95" w:type="dxa"/>
-              <w:bottom w:w="45" w:type="dxa"/>
-              <w:end w:w="95" w:type="dxa"/>
+              <w:top w:w="85" w:type="dxa"/>
+              <w:start w:w="120" w:type="dxa"/>
+              <w:bottom w:w="85" w:type="dxa"/>
+              <w:end w:w="120" w:type="dxa"/>
             </w:tcMar>
           </w:tcPr>
           <w:p>
@@ -5864,10 +5868,10 @@
               <w:insideV w:val="single" w:sz="6" w:space="0" w:color="E4E4E4"/>
             </w:tcBorders>
             <w:tcMar>
-              <w:top w:w="45" w:type="dxa"/>
-              <w:start w:w="95" w:type="dxa"/>
-              <w:bottom w:w="45" w:type="dxa"/>
-              <w:end w:w="95" w:type="dxa"/>
+              <w:top w:w="85" w:type="dxa"/>
+              <w:start w:w="120" w:type="dxa"/>
+              <w:bottom w:w="85" w:type="dxa"/>
+              <w:end w:w="120" w:type="dxa"/>
             </w:tcMar>
           </w:tcPr>
           <w:p>
@@ -5905,10 +5909,10 @@
               <w:insideV w:val="single" w:sz="6" w:space="0" w:color="E4E4E4"/>
             </w:tcBorders>
             <w:tcMar>
-              <w:top w:w="45" w:type="dxa"/>
-              <w:start w:w="95" w:type="dxa"/>
-              <w:bottom w:w="45" w:type="dxa"/>
-              <w:end w:w="95" w:type="dxa"/>
+              <w:top w:w="85" w:type="dxa"/>
+              <w:start w:w="120" w:type="dxa"/>
+              <w:bottom w:w="85" w:type="dxa"/>
+              <w:end w:w="120" w:type="dxa"/>
             </w:tcMar>
           </w:tcPr>
           <w:p>
@@ -5940,10 +5944,10 @@
               <w:insideV w:val="single" w:sz="6" w:space="0" w:color="E4E4E4"/>
             </w:tcBorders>
             <w:tcMar>
-              <w:top w:w="45" w:type="dxa"/>
-              <w:start w:w="95" w:type="dxa"/>
-              <w:bottom w:w="45" w:type="dxa"/>
-              <w:end w:w="95" w:type="dxa"/>
+              <w:top w:w="85" w:type="dxa"/>
+              <w:start w:w="120" w:type="dxa"/>
+              <w:bottom w:w="85" w:type="dxa"/>
+              <w:end w:w="120" w:type="dxa"/>
             </w:tcMar>
           </w:tcPr>
           <w:p>
@@ -5981,10 +5985,10 @@
               <w:insideV w:val="single" w:sz="6" w:space="0" w:color="E4E4E4"/>
             </w:tcBorders>
             <w:tcMar>
-              <w:top w:w="45" w:type="dxa"/>
-              <w:start w:w="95" w:type="dxa"/>
-              <w:bottom w:w="45" w:type="dxa"/>
-              <w:end w:w="95" w:type="dxa"/>
+              <w:top w:w="85" w:type="dxa"/>
+              <w:start w:w="120" w:type="dxa"/>
+              <w:bottom w:w="85" w:type="dxa"/>
+              <w:end w:w="120" w:type="dxa"/>
             </w:tcMar>
           </w:tcPr>
           <w:p>
@@ -6016,10 +6020,10 @@
               <w:insideV w:val="single" w:sz="6" w:space="0" w:color="E4E4E4"/>
             </w:tcBorders>
             <w:tcMar>
-              <w:top w:w="45" w:type="dxa"/>
-              <w:start w:w="95" w:type="dxa"/>
-              <w:bottom w:w="45" w:type="dxa"/>
-              <w:end w:w="95" w:type="dxa"/>
+              <w:top w:w="85" w:type="dxa"/>
+              <w:start w:w="120" w:type="dxa"/>
+              <w:bottom w:w="85" w:type="dxa"/>
+              <w:end w:w="120" w:type="dxa"/>
             </w:tcMar>
           </w:tcPr>
           <w:p>
@@ -6059,8 +6063,8 @@
         <w:tblLook w:firstColumn="1" w:firstRow="1" w:lastColumn="0" w:lastRow="0" w:noHBand="0" w:noVBand="1" w:val="04A0"/>
       </w:tblPr>
       <w:tblGrid>
-        <w:gridCol w:w="5083"/>
-        <w:gridCol w:w="5083"/>
+        <w:gridCol w:w="4896"/>
+        <w:gridCol w:w="4896"/>
       </w:tblGrid>
       <w:tr>
         <w:trPr>
@@ -6068,7 +6072,7 @@
         </w:trPr>
         <w:tc>
           <w:tcPr>
-            <w:tcW w:type="dxa" w:w="4824"/>
+            <w:tcW w:type="dxa" w:w="4896"/>
             <w:tcMar>
               <w:top w:w="25" w:type="dxa"/>
               <w:start w:w="70" w:type="dxa"/>
@@ -6095,7 +6099,7 @@
         </w:tc>
         <w:tc>
           <w:tcPr>
-            <w:tcW w:type="dxa" w:w="4824"/>
+            <w:tcW w:type="dxa" w:w="4896"/>
             <w:tcMar>
               <w:top w:w="25" w:type="dxa"/>
               <w:start w:w="70" w:type="dxa"/>
@@ -6127,7 +6131,7 @@
         </w:trPr>
         <w:tc>
           <w:tcPr>
-            <w:tcW w:type="dxa" w:w="4824"/>
+            <w:tcW w:type="dxa" w:w="4896"/>
             <w:tcMar>
               <w:top w:w="25" w:type="dxa"/>
               <w:start w:w="70" w:type="dxa"/>
@@ -6154,7 +6158,7 @@
         </w:tc>
         <w:tc>
           <w:tcPr>
-            <w:tcW w:type="dxa" w:w="4824"/>
+            <w:tcW w:type="dxa" w:w="4896"/>
             <w:tcMar>
               <w:top w:w="25" w:type="dxa"/>
               <w:start w:w="70" w:type="dxa"/>
@@ -6186,7 +6190,7 @@
         </w:trPr>
         <w:tc>
           <w:tcPr>
-            <w:tcW w:type="dxa" w:w="4824"/>
+            <w:tcW w:type="dxa" w:w="4896"/>
             <w:tcMar>
               <w:top w:w="25" w:type="dxa"/>
               <w:start w:w="70" w:type="dxa"/>
@@ -6213,7 +6217,7 @@
         </w:tc>
         <w:tc>
           <w:tcPr>
-            <w:tcW w:type="dxa" w:w="4824"/>
+            <w:tcW w:type="dxa" w:w="4896"/>
             <w:tcMar>
               <w:top w:w="25" w:type="dxa"/>
               <w:start w:w="70" w:type="dxa"/>
@@ -6245,7 +6249,7 @@
         </w:trPr>
         <w:tc>
           <w:tcPr>
-            <w:tcW w:type="dxa" w:w="4824"/>
+            <w:tcW w:type="dxa" w:w="4896"/>
             <w:tcMar>
               <w:top w:w="25" w:type="dxa"/>
               <w:start w:w="70" w:type="dxa"/>
@@ -6272,7 +6276,7 @@
         </w:tc>
         <w:tc>
           <w:tcPr>
-            <w:tcW w:type="dxa" w:w="4824"/>
+            <w:tcW w:type="dxa" w:w="4896"/>
             <w:tcMar>
               <w:top w:w="25" w:type="dxa"/>
               <w:start w:w="70" w:type="dxa"/>
@@ -6304,7 +6308,7 @@
         </w:trPr>
         <w:tc>
           <w:tcPr>
-            <w:tcW w:type="dxa" w:w="4824"/>
+            <w:tcW w:type="dxa" w:w="4896"/>
             <w:tcMar>
               <w:top w:w="25" w:type="dxa"/>
               <w:start w:w="70" w:type="dxa"/>
@@ -6331,7 +6335,7 @@
         </w:tc>
         <w:tc>
           <w:tcPr>
-            <w:tcW w:type="dxa" w:w="4824"/>
+            <w:tcW w:type="dxa" w:w="4896"/>
             <w:tcMar>
               <w:top w:w="25" w:type="dxa"/>
               <w:start w:w="70" w:type="dxa"/>
@@ -6377,8 +6381,8 @@
         <w:tblLook w:firstColumn="1" w:firstRow="1" w:lastColumn="0" w:lastRow="0" w:noHBand="0" w:noVBand="1" w:val="04A0"/>
       </w:tblPr>
       <w:tblGrid>
-        <w:gridCol w:w="5083"/>
-        <w:gridCol w:w="5083"/>
+        <w:gridCol w:w="2880"/>
+        <w:gridCol w:w="6912"/>
       </w:tblGrid>
       <w:tr>
         <w:trPr>
@@ -6398,10 +6402,10 @@
               <w:insideV w:val="single" w:sz="6" w:space="0" w:color="E4E4E4"/>
             </w:tcBorders>
             <w:tcMar>
-              <w:top w:w="45" w:type="dxa"/>
-              <w:start w:w="95" w:type="dxa"/>
-              <w:bottom w:w="45" w:type="dxa"/>
-              <w:end w:w="95" w:type="dxa"/>
+              <w:top w:w="85" w:type="dxa"/>
+              <w:start w:w="120" w:type="dxa"/>
+              <w:bottom w:w="85" w:type="dxa"/>
+              <w:end w:w="120" w:type="dxa"/>
             </w:tcMar>
           </w:tcPr>
           <w:p>
@@ -6433,10 +6437,10 @@
               <w:insideV w:val="single" w:sz="6" w:space="0" w:color="E4E4E4"/>
             </w:tcBorders>
             <w:tcMar>
-              <w:top w:w="45" w:type="dxa"/>
-              <w:start w:w="95" w:type="dxa"/>
-              <w:bottom w:w="45" w:type="dxa"/>
-              <w:end w:w="95" w:type="dxa"/>
+              <w:top w:w="85" w:type="dxa"/>
+              <w:start w:w="120" w:type="dxa"/>
+              <w:bottom w:w="85" w:type="dxa"/>
+              <w:end w:w="120" w:type="dxa"/>
             </w:tcMar>
           </w:tcPr>
           <w:p>
@@ -6474,10 +6478,10 @@
               <w:insideV w:val="single" w:sz="6" w:space="0" w:color="E4E4E4"/>
             </w:tcBorders>
             <w:tcMar>
-              <w:top w:w="45" w:type="dxa"/>
-              <w:start w:w="95" w:type="dxa"/>
-              <w:bottom w:w="45" w:type="dxa"/>
-              <w:end w:w="95" w:type="dxa"/>
+              <w:top w:w="85" w:type="dxa"/>
+              <w:start w:w="120" w:type="dxa"/>
+              <w:bottom w:w="85" w:type="dxa"/>
+              <w:end w:w="120" w:type="dxa"/>
             </w:tcMar>
           </w:tcPr>
           <w:p>
@@ -6509,10 +6513,10 @@
               <w:insideV w:val="single" w:sz="6" w:space="0" w:color="E4E4E4"/>
             </w:tcBorders>
             <w:tcMar>
-              <w:top w:w="45" w:type="dxa"/>
-              <w:start w:w="95" w:type="dxa"/>
-              <w:bottom w:w="45" w:type="dxa"/>
-              <w:end w:w="95" w:type="dxa"/>
+              <w:top w:w="85" w:type="dxa"/>
+              <w:start w:w="120" w:type="dxa"/>
+              <w:bottom w:w="85" w:type="dxa"/>
+              <w:end w:w="120" w:type="dxa"/>
             </w:tcMar>
           </w:tcPr>
           <w:p>
@@ -6534,7 +6538,13 @@
       </w:tr>
     </w:tbl>
     <w:p>
+      <w:pPr>
+        <w:spacing w:before="0" w:after="0" w:lineRule="exact" w:line="20"/>
+      </w:pPr>
       <w:r>
+        <w:rPr>
+          <w:sz w:val="2"/>
+        </w:rPr>
         <w:br w:type="page"/>
       </w:r>
     </w:p>
@@ -6554,8 +6564,8 @@
         <w:tblLook w:firstColumn="1" w:firstRow="1" w:lastColumn="0" w:lastRow="0" w:noHBand="0" w:noVBand="1" w:val="04A0"/>
       </w:tblPr>
       <w:tblGrid>
-        <w:gridCol w:w="5083"/>
-        <w:gridCol w:w="5083"/>
+        <w:gridCol w:w="2880"/>
+        <w:gridCol w:w="6912"/>
       </w:tblGrid>
       <w:tr>
         <w:trPr>
@@ -6575,10 +6585,10 @@
               <w:insideV w:val="single" w:sz="6" w:space="0" w:color="E4E4E4"/>
             </w:tcBorders>
             <w:tcMar>
-              <w:top w:w="45" w:type="dxa"/>
-              <w:start w:w="95" w:type="dxa"/>
-              <w:bottom w:w="45" w:type="dxa"/>
-              <w:end w:w="95" w:type="dxa"/>
+              <w:top w:w="85" w:type="dxa"/>
+              <w:start w:w="120" w:type="dxa"/>
+              <w:bottom w:w="85" w:type="dxa"/>
+              <w:end w:w="120" w:type="dxa"/>
             </w:tcMar>
           </w:tcPr>
           <w:p>
@@ -6610,10 +6620,10 @@
               <w:insideV w:val="single" w:sz="6" w:space="0" w:color="E4E4E4"/>
             </w:tcBorders>
             <w:tcMar>
-              <w:top w:w="45" w:type="dxa"/>
-              <w:start w:w="95" w:type="dxa"/>
-              <w:bottom w:w="45" w:type="dxa"/>
-              <w:end w:w="95" w:type="dxa"/>
+              <w:top w:w="85" w:type="dxa"/>
+              <w:start w:w="120" w:type="dxa"/>
+              <w:bottom w:w="85" w:type="dxa"/>
+              <w:end w:w="120" w:type="dxa"/>
             </w:tcMar>
           </w:tcPr>
           <w:p>
@@ -6651,10 +6661,10 @@
               <w:insideV w:val="single" w:sz="6" w:space="0" w:color="E4E4E4"/>
             </w:tcBorders>
             <w:tcMar>
-              <w:top w:w="45" w:type="dxa"/>
-              <w:start w:w="95" w:type="dxa"/>
-              <w:bottom w:w="45" w:type="dxa"/>
-              <w:end w:w="95" w:type="dxa"/>
+              <w:top w:w="85" w:type="dxa"/>
+              <w:start w:w="120" w:type="dxa"/>
+              <w:bottom w:w="85" w:type="dxa"/>
+              <w:end w:w="120" w:type="dxa"/>
             </w:tcMar>
           </w:tcPr>
           <w:p>
@@ -6686,10 +6696,10 @@
               <w:insideV w:val="single" w:sz="6" w:space="0" w:color="E4E4E4"/>
             </w:tcBorders>
             <w:tcMar>
-              <w:top w:w="45" w:type="dxa"/>
-              <w:start w:w="95" w:type="dxa"/>
-              <w:bottom w:w="45" w:type="dxa"/>
-              <w:end w:w="95" w:type="dxa"/>
+              <w:top w:w="85" w:type="dxa"/>
+              <w:start w:w="120" w:type="dxa"/>
+              <w:bottom w:w="85" w:type="dxa"/>
+              <w:end w:w="120" w:type="dxa"/>
             </w:tcMar>
           </w:tcPr>
           <w:p>
@@ -6727,10 +6737,10 @@
               <w:insideV w:val="single" w:sz="6" w:space="0" w:color="E4E4E4"/>
             </w:tcBorders>
             <w:tcMar>
-              <w:top w:w="45" w:type="dxa"/>
-              <w:start w:w="95" w:type="dxa"/>
-              <w:bottom w:w="45" w:type="dxa"/>
-              <w:end w:w="95" w:type="dxa"/>
+              <w:top w:w="85" w:type="dxa"/>
+              <w:start w:w="120" w:type="dxa"/>
+              <w:bottom w:w="85" w:type="dxa"/>
+              <w:end w:w="120" w:type="dxa"/>
             </w:tcMar>
           </w:tcPr>
           <w:p>
@@ -6762,10 +6772,10 @@
               <w:insideV w:val="single" w:sz="6" w:space="0" w:color="E4E4E4"/>
             </w:tcBorders>
             <w:tcMar>
-              <w:top w:w="45" w:type="dxa"/>
-              <w:start w:w="95" w:type="dxa"/>
-              <w:bottom w:w="45" w:type="dxa"/>
-              <w:end w:w="95" w:type="dxa"/>
+              <w:top w:w="85" w:type="dxa"/>
+              <w:start w:w="120" w:type="dxa"/>
+              <w:bottom w:w="85" w:type="dxa"/>
+              <w:end w:w="120" w:type="dxa"/>
             </w:tcMar>
           </w:tcPr>
           <w:p>
@@ -6803,10 +6813,10 @@
               <w:insideV w:val="single" w:sz="6" w:space="0" w:color="E4E4E4"/>
             </w:tcBorders>
             <w:tcMar>
-              <w:top w:w="45" w:type="dxa"/>
-              <w:start w:w="95" w:type="dxa"/>
-              <w:bottom w:w="45" w:type="dxa"/>
-              <w:end w:w="95" w:type="dxa"/>
+              <w:top w:w="85" w:type="dxa"/>
+              <w:start w:w="120" w:type="dxa"/>
+              <w:bottom w:w="85" w:type="dxa"/>
+              <w:end w:w="120" w:type="dxa"/>
             </w:tcMar>
           </w:tcPr>
           <w:p>
@@ -6838,10 +6848,10 @@
               <w:insideV w:val="single" w:sz="6" w:space="0" w:color="E4E4E4"/>
             </w:tcBorders>
             <w:tcMar>
-              <w:top w:w="45" w:type="dxa"/>
-              <w:start w:w="95" w:type="dxa"/>
-              <w:bottom w:w="45" w:type="dxa"/>
-              <w:end w:w="95" w:type="dxa"/>
+              <w:top w:w="85" w:type="dxa"/>
+              <w:start w:w="120" w:type="dxa"/>
+              <w:bottom w:w="85" w:type="dxa"/>
+              <w:end w:w="120" w:type="dxa"/>
             </w:tcMar>
           </w:tcPr>
           <w:p>
@@ -6879,10 +6889,10 @@
               <w:insideV w:val="single" w:sz="6" w:space="0" w:color="E4E4E4"/>
             </w:tcBorders>
             <w:tcMar>
-              <w:top w:w="45" w:type="dxa"/>
-              <w:start w:w="95" w:type="dxa"/>
-              <w:bottom w:w="45" w:type="dxa"/>
-              <w:end w:w="95" w:type="dxa"/>
+              <w:top w:w="85" w:type="dxa"/>
+              <w:start w:w="120" w:type="dxa"/>
+              <w:bottom w:w="85" w:type="dxa"/>
+              <w:end w:w="120" w:type="dxa"/>
             </w:tcMar>
           </w:tcPr>
           <w:p>
@@ -6914,10 +6924,10 @@
               <w:insideV w:val="single" w:sz="6" w:space="0" w:color="E4E4E4"/>
             </w:tcBorders>
             <w:tcMar>
-              <w:top w:w="45" w:type="dxa"/>
-              <w:start w:w="95" w:type="dxa"/>
-              <w:bottom w:w="45" w:type="dxa"/>
-              <w:end w:w="95" w:type="dxa"/>
+              <w:top w:w="85" w:type="dxa"/>
+              <w:start w:w="120" w:type="dxa"/>
+              <w:bottom w:w="85" w:type="dxa"/>
+              <w:end w:w="120" w:type="dxa"/>
             </w:tcMar>
           </w:tcPr>
           <w:p>
@@ -6954,9 +6964,9 @@
         <w:tblLook w:firstColumn="1" w:firstRow="1" w:lastColumn="0" w:lastRow="0" w:noHBand="0" w:noVBand="1" w:val="04A0"/>
       </w:tblPr>
       <w:tblGrid>
-        <w:gridCol w:w="3389"/>
-        <w:gridCol w:w="3389"/>
-        <w:gridCol w:w="3389"/>
+        <w:gridCol w:w="804"/>
+        <w:gridCol w:w="6942"/>
+        <w:gridCol w:w="2046"/>
       </w:tblGrid>
       <w:tr>
         <w:trPr>
@@ -6964,7 +6974,7 @@
         </w:trPr>
         <w:tc>
           <w:tcPr>
-            <w:tcW w:type="dxa" w:w="792"/>
+            <w:tcW w:type="dxa" w:w="804"/>
             <w:shd w:fill="FDEAF1"/>
             <w:tcBorders>
               <w:top w:val="single" w:sz="6" w:space="0" w:color="E4E4E4"/>
@@ -6975,10 +6985,10 @@
               <w:insideV w:val="single" w:sz="6" w:space="0" w:color="E4E4E4"/>
             </w:tcBorders>
             <w:tcMar>
-              <w:top w:w="45" w:type="dxa"/>
-              <w:start w:w="95" w:type="dxa"/>
-              <w:bottom w:w="45" w:type="dxa"/>
-              <w:end w:w="95" w:type="dxa"/>
+              <w:top w:w="85" w:type="dxa"/>
+              <w:start w:w="120" w:type="dxa"/>
+              <w:bottom w:w="85" w:type="dxa"/>
+              <w:end w:w="120" w:type="dxa"/>
             </w:tcMar>
             <w:vAlign w:val="center"/>
           </w:tcPr>
@@ -7000,7 +7010,7 @@
         </w:tc>
         <w:tc>
           <w:tcPr>
-            <w:tcW w:type="dxa" w:w="6840"/>
+            <w:tcW w:type="dxa" w:w="6942"/>
             <w:shd w:fill="FDEAF1"/>
             <w:tcBorders>
               <w:top w:val="single" w:sz="6" w:space="0" w:color="E4E4E4"/>
@@ -7011,10 +7021,10 @@
               <w:insideV w:val="single" w:sz="6" w:space="0" w:color="E4E4E4"/>
             </w:tcBorders>
             <w:tcMar>
-              <w:top w:w="45" w:type="dxa"/>
-              <w:start w:w="95" w:type="dxa"/>
-              <w:bottom w:w="45" w:type="dxa"/>
-              <w:end w:w="95" w:type="dxa"/>
+              <w:top w:w="85" w:type="dxa"/>
+              <w:start w:w="120" w:type="dxa"/>
+              <w:bottom w:w="85" w:type="dxa"/>
+              <w:end w:w="120" w:type="dxa"/>
             </w:tcMar>
             <w:vAlign w:val="center"/>
           </w:tcPr>
@@ -7036,7 +7046,7 @@
         </w:tc>
         <w:tc>
           <w:tcPr>
-            <w:tcW w:type="dxa" w:w="2016"/>
+            <w:tcW w:type="dxa" w:w="2046"/>
             <w:shd w:fill="FDEAF1"/>
             <w:tcBorders>
               <w:top w:val="single" w:sz="6" w:space="0" w:color="E4E4E4"/>
@@ -7047,10 +7057,10 @@
               <w:insideV w:val="single" w:sz="6" w:space="0" w:color="E4E4E4"/>
             </w:tcBorders>
             <w:tcMar>
-              <w:top w:w="45" w:type="dxa"/>
-              <w:start w:w="95" w:type="dxa"/>
-              <w:bottom w:w="45" w:type="dxa"/>
-              <w:end w:w="95" w:type="dxa"/>
+              <w:top w:w="85" w:type="dxa"/>
+              <w:start w:w="120" w:type="dxa"/>
+              <w:bottom w:w="85" w:type="dxa"/>
+              <w:end w:w="120" w:type="dxa"/>
             </w:tcMar>
             <w:vAlign w:val="center"/>
           </w:tcPr>
@@ -7077,7 +7087,7 @@
         </w:trPr>
         <w:tc>
           <w:tcPr>
-            <w:tcW w:type="dxa" w:w="792"/>
+            <w:tcW w:type="dxa" w:w="804"/>
             <w:tcBorders>
               <w:top w:val="single" w:sz="6" w:space="0" w:color="E4E4E4"/>
               <w:left w:val="single" w:sz="6" w:space="0" w:color="E4E4E4"/>
@@ -7087,10 +7097,10 @@
               <w:insideV w:val="single" w:sz="6" w:space="0" w:color="E4E4E4"/>
             </w:tcBorders>
             <w:tcMar>
-              <w:top w:w="45" w:type="dxa"/>
-              <w:start w:w="95" w:type="dxa"/>
-              <w:bottom w:w="45" w:type="dxa"/>
-              <w:end w:w="95" w:type="dxa"/>
+              <w:top w:w="85" w:type="dxa"/>
+              <w:start w:w="120" w:type="dxa"/>
+              <w:bottom w:w="85" w:type="dxa"/>
+              <w:end w:w="120" w:type="dxa"/>
             </w:tcMar>
             <w:vAlign w:val="center"/>
           </w:tcPr>
@@ -7112,7 +7122,7 @@
         </w:tc>
         <w:tc>
           <w:tcPr>
-            <w:tcW w:type="dxa" w:w="6840"/>
+            <w:tcW w:type="dxa" w:w="6942"/>
             <w:tcBorders>
               <w:top w:val="single" w:sz="6" w:space="0" w:color="E4E4E4"/>
               <w:left w:val="single" w:sz="6" w:space="0" w:color="E4E4E4"/>
@@ -7122,10 +7132,10 @@
               <w:insideV w:val="single" w:sz="6" w:space="0" w:color="E4E4E4"/>
             </w:tcBorders>
             <w:tcMar>
-              <w:top w:w="45" w:type="dxa"/>
-              <w:start w:w="95" w:type="dxa"/>
-              <w:bottom w:w="45" w:type="dxa"/>
-              <w:end w:w="95" w:type="dxa"/>
+              <w:top w:w="85" w:type="dxa"/>
+              <w:start w:w="120" w:type="dxa"/>
+              <w:bottom w:w="85" w:type="dxa"/>
+              <w:end w:w="120" w:type="dxa"/>
             </w:tcMar>
             <w:vAlign w:val="center"/>
           </w:tcPr>
@@ -7147,7 +7157,7 @@
         </w:tc>
         <w:tc>
           <w:tcPr>
-            <w:tcW w:type="dxa" w:w="2016"/>
+            <w:tcW w:type="dxa" w:w="2046"/>
             <w:tcBorders>
               <w:top w:val="single" w:sz="6" w:space="0" w:color="E4E4E4"/>
               <w:left w:val="single" w:sz="6" w:space="0" w:color="E4E4E4"/>
@@ -7157,10 +7167,10 @@
               <w:insideV w:val="single" w:sz="6" w:space="0" w:color="E4E4E4"/>
             </w:tcBorders>
             <w:tcMar>
-              <w:top w:w="45" w:type="dxa"/>
-              <w:start w:w="95" w:type="dxa"/>
-              <w:bottom w:w="45" w:type="dxa"/>
-              <w:end w:w="95" w:type="dxa"/>
+              <w:top w:w="85" w:type="dxa"/>
+              <w:start w:w="120" w:type="dxa"/>
+              <w:bottom w:w="85" w:type="dxa"/>
+              <w:end w:w="120" w:type="dxa"/>
             </w:tcMar>
             <w:vAlign w:val="center"/>
           </w:tcPr>
@@ -7187,7 +7197,7 @@
         </w:trPr>
         <w:tc>
           <w:tcPr>
-            <w:tcW w:type="dxa" w:w="792"/>
+            <w:tcW w:type="dxa" w:w="804"/>
             <w:tcBorders>
               <w:top w:val="single" w:sz="6" w:space="0" w:color="E4E4E4"/>
               <w:left w:val="single" w:sz="6" w:space="0" w:color="E4E4E4"/>
@@ -7197,10 +7207,10 @@
               <w:insideV w:val="single" w:sz="6" w:space="0" w:color="E4E4E4"/>
             </w:tcBorders>
             <w:tcMar>
-              <w:top w:w="45" w:type="dxa"/>
-              <w:start w:w="95" w:type="dxa"/>
-              <w:bottom w:w="45" w:type="dxa"/>
-              <w:end w:w="95" w:type="dxa"/>
+              <w:top w:w="85" w:type="dxa"/>
+              <w:start w:w="120" w:type="dxa"/>
+              <w:bottom w:w="85" w:type="dxa"/>
+              <w:end w:w="120" w:type="dxa"/>
             </w:tcMar>
             <w:vAlign w:val="center"/>
           </w:tcPr>
@@ -7222,7 +7232,7 @@
         </w:tc>
         <w:tc>
           <w:tcPr>
-            <w:tcW w:type="dxa" w:w="6840"/>
+            <w:tcW w:type="dxa" w:w="6942"/>
             <w:tcBorders>
               <w:top w:val="single" w:sz="6" w:space="0" w:color="E4E4E4"/>
               <w:left w:val="single" w:sz="6" w:space="0" w:color="E4E4E4"/>
@@ -7232,10 +7242,10 @@
               <w:insideV w:val="single" w:sz="6" w:space="0" w:color="E4E4E4"/>
             </w:tcBorders>
             <w:tcMar>
-              <w:top w:w="45" w:type="dxa"/>
-              <w:start w:w="95" w:type="dxa"/>
-              <w:bottom w:w="45" w:type="dxa"/>
-              <w:end w:w="95" w:type="dxa"/>
+              <w:top w:w="85" w:type="dxa"/>
+              <w:start w:w="120" w:type="dxa"/>
+              <w:bottom w:w="85" w:type="dxa"/>
+              <w:end w:w="120" w:type="dxa"/>
             </w:tcMar>
             <w:vAlign w:val="center"/>
           </w:tcPr>
@@ -7257,7 +7267,7 @@
         </w:tc>
         <w:tc>
           <w:tcPr>
-            <w:tcW w:type="dxa" w:w="2016"/>
+            <w:tcW w:type="dxa" w:w="2046"/>
             <w:tcBorders>
               <w:top w:val="single" w:sz="6" w:space="0" w:color="E4E4E4"/>
               <w:left w:val="single" w:sz="6" w:space="0" w:color="E4E4E4"/>
@@ -7267,10 +7277,10 @@
               <w:insideV w:val="single" w:sz="6" w:space="0" w:color="E4E4E4"/>
             </w:tcBorders>
             <w:tcMar>
-              <w:top w:w="45" w:type="dxa"/>
-              <w:start w:w="95" w:type="dxa"/>
-              <w:bottom w:w="45" w:type="dxa"/>
-              <w:end w:w="95" w:type="dxa"/>
+              <w:top w:w="85" w:type="dxa"/>
+              <w:start w:w="120" w:type="dxa"/>
+              <w:bottom w:w="85" w:type="dxa"/>
+              <w:end w:w="120" w:type="dxa"/>
             </w:tcMar>
             <w:vAlign w:val="center"/>
           </w:tcPr>
@@ -7297,7 +7307,7 @@
         </w:trPr>
         <w:tc>
           <w:tcPr>
-            <w:tcW w:type="dxa" w:w="792"/>
+            <w:tcW w:type="dxa" w:w="804"/>
             <w:tcBorders>
               <w:top w:val="single" w:sz="6" w:space="0" w:color="E4E4E4"/>
               <w:left w:val="single" w:sz="6" w:space="0" w:color="E4E4E4"/>
@@ -7307,10 +7317,10 @@
               <w:insideV w:val="single" w:sz="6" w:space="0" w:color="E4E4E4"/>
             </w:tcBorders>
             <w:tcMar>
-              <w:top w:w="45" w:type="dxa"/>
-              <w:start w:w="95" w:type="dxa"/>
-              <w:bottom w:w="45" w:type="dxa"/>
-              <w:end w:w="95" w:type="dxa"/>
+              <w:top w:w="85" w:type="dxa"/>
+              <w:start w:w="120" w:type="dxa"/>
+              <w:bottom w:w="85" w:type="dxa"/>
+              <w:end w:w="120" w:type="dxa"/>
             </w:tcMar>
             <w:vAlign w:val="center"/>
           </w:tcPr>
@@ -7332,7 +7342,7 @@
         </w:tc>
         <w:tc>
           <w:tcPr>
-            <w:tcW w:type="dxa" w:w="6840"/>
+            <w:tcW w:type="dxa" w:w="6942"/>
             <w:tcBorders>
               <w:top w:val="single" w:sz="6" w:space="0" w:color="E4E4E4"/>
               <w:left w:val="single" w:sz="6" w:space="0" w:color="E4E4E4"/>
@@ -7342,10 +7352,10 @@
               <w:insideV w:val="single" w:sz="6" w:space="0" w:color="E4E4E4"/>
             </w:tcBorders>
             <w:tcMar>
-              <w:top w:w="45" w:type="dxa"/>
-              <w:start w:w="95" w:type="dxa"/>
-              <w:bottom w:w="45" w:type="dxa"/>
-              <w:end w:w="95" w:type="dxa"/>
+              <w:top w:w="85" w:type="dxa"/>
+              <w:start w:w="120" w:type="dxa"/>
+              <w:bottom w:w="85" w:type="dxa"/>
+              <w:end w:w="120" w:type="dxa"/>
             </w:tcMar>
             <w:vAlign w:val="center"/>
           </w:tcPr>
@@ -7367,7 +7377,7 @@
         </w:tc>
         <w:tc>
           <w:tcPr>
-            <w:tcW w:type="dxa" w:w="2016"/>
+            <w:tcW w:type="dxa" w:w="2046"/>
             <w:tcBorders>
               <w:top w:val="single" w:sz="6" w:space="0" w:color="E4E4E4"/>
               <w:left w:val="single" w:sz="6" w:space="0" w:color="E4E4E4"/>
@@ -7377,10 +7387,10 @@
               <w:insideV w:val="single" w:sz="6" w:space="0" w:color="E4E4E4"/>
             </w:tcBorders>
             <w:tcMar>
-              <w:top w:w="45" w:type="dxa"/>
-              <w:start w:w="95" w:type="dxa"/>
-              <w:bottom w:w="45" w:type="dxa"/>
-              <w:end w:w="95" w:type="dxa"/>
+              <w:top w:w="85" w:type="dxa"/>
+              <w:start w:w="120" w:type="dxa"/>
+              <w:bottom w:w="85" w:type="dxa"/>
+              <w:end w:w="120" w:type="dxa"/>
             </w:tcMar>
             <w:vAlign w:val="center"/>
           </w:tcPr>
@@ -7407,7 +7417,7 @@
         </w:trPr>
         <w:tc>
           <w:tcPr>
-            <w:tcW w:type="dxa" w:w="792"/>
+            <w:tcW w:type="dxa" w:w="804"/>
             <w:tcBorders>
               <w:top w:val="single" w:sz="6" w:space="0" w:color="E4E4E4"/>
               <w:left w:val="single" w:sz="6" w:space="0" w:color="E4E4E4"/>
@@ -7417,10 +7427,10 @@
               <w:insideV w:val="single" w:sz="6" w:space="0" w:color="E4E4E4"/>
             </w:tcBorders>
             <w:tcMar>
-              <w:top w:w="45" w:type="dxa"/>
-              <w:start w:w="95" w:type="dxa"/>
-              <w:bottom w:w="45" w:type="dxa"/>
-              <w:end w:w="95" w:type="dxa"/>
+              <w:top w:w="85" w:type="dxa"/>
+              <w:start w:w="120" w:type="dxa"/>
+              <w:bottom w:w="85" w:type="dxa"/>
+              <w:end w:w="120" w:type="dxa"/>
             </w:tcMar>
             <w:vAlign w:val="center"/>
           </w:tcPr>
@@ -7442,7 +7452,7 @@
         </w:tc>
         <w:tc>
           <w:tcPr>
-            <w:tcW w:type="dxa" w:w="6840"/>
+            <w:tcW w:type="dxa" w:w="6942"/>
             <w:tcBorders>
               <w:top w:val="single" w:sz="6" w:space="0" w:color="E4E4E4"/>
               <w:left w:val="single" w:sz="6" w:space="0" w:color="E4E4E4"/>
@@ -7452,10 +7462,10 @@
               <w:insideV w:val="single" w:sz="6" w:space="0" w:color="E4E4E4"/>
             </w:tcBorders>
             <w:tcMar>
-              <w:top w:w="45" w:type="dxa"/>
-              <w:start w:w="95" w:type="dxa"/>
-              <w:bottom w:w="45" w:type="dxa"/>
-              <w:end w:w="95" w:type="dxa"/>
+              <w:top w:w="85" w:type="dxa"/>
+              <w:start w:w="120" w:type="dxa"/>
+              <w:bottom w:w="85" w:type="dxa"/>
+              <w:end w:w="120" w:type="dxa"/>
             </w:tcMar>
             <w:vAlign w:val="center"/>
           </w:tcPr>
@@ -7477,7 +7487,7 @@
         </w:tc>
         <w:tc>
           <w:tcPr>
-            <w:tcW w:type="dxa" w:w="2016"/>
+            <w:tcW w:type="dxa" w:w="2046"/>
             <w:tcBorders>
               <w:top w:val="single" w:sz="6" w:space="0" w:color="E4E4E4"/>
               <w:left w:val="single" w:sz="6" w:space="0" w:color="E4E4E4"/>
@@ -7487,10 +7497,10 @@
               <w:insideV w:val="single" w:sz="6" w:space="0" w:color="E4E4E4"/>
             </w:tcBorders>
             <w:tcMar>
-              <w:top w:w="45" w:type="dxa"/>
-              <w:start w:w="95" w:type="dxa"/>
-              <w:bottom w:w="45" w:type="dxa"/>
-              <w:end w:w="95" w:type="dxa"/>
+              <w:top w:w="85" w:type="dxa"/>
+              <w:start w:w="120" w:type="dxa"/>
+              <w:bottom w:w="85" w:type="dxa"/>
+              <w:end w:w="120" w:type="dxa"/>
             </w:tcMar>
             <w:vAlign w:val="center"/>
           </w:tcPr>
@@ -7517,7 +7527,7 @@
         </w:trPr>
         <w:tc>
           <w:tcPr>
-            <w:tcW w:type="dxa" w:w="792"/>
+            <w:tcW w:type="dxa" w:w="804"/>
             <w:tcBorders>
               <w:top w:val="single" w:sz="6" w:space="0" w:color="E4E4E4"/>
               <w:left w:val="single" w:sz="6" w:space="0" w:color="E4E4E4"/>
@@ -7527,10 +7537,10 @@
               <w:insideV w:val="single" w:sz="6" w:space="0" w:color="E4E4E4"/>
             </w:tcBorders>
             <w:tcMar>
-              <w:top w:w="45" w:type="dxa"/>
-              <w:start w:w="95" w:type="dxa"/>
-              <w:bottom w:w="45" w:type="dxa"/>
-              <w:end w:w="95" w:type="dxa"/>
+              <w:top w:w="85" w:type="dxa"/>
+              <w:start w:w="120" w:type="dxa"/>
+              <w:bottom w:w="85" w:type="dxa"/>
+              <w:end w:w="120" w:type="dxa"/>
             </w:tcMar>
             <w:vAlign w:val="center"/>
           </w:tcPr>
@@ -7552,7 +7562,7 @@
         </w:tc>
         <w:tc>
           <w:tcPr>
-            <w:tcW w:type="dxa" w:w="6840"/>
+            <w:tcW w:type="dxa" w:w="6942"/>
             <w:tcBorders>
               <w:top w:val="single" w:sz="6" w:space="0" w:color="E4E4E4"/>
               <w:left w:val="single" w:sz="6" w:space="0" w:color="E4E4E4"/>
@@ -7562,10 +7572,10 @@
               <w:insideV w:val="single" w:sz="6" w:space="0" w:color="E4E4E4"/>
             </w:tcBorders>
             <w:tcMar>
-              <w:top w:w="45" w:type="dxa"/>
-              <w:start w:w="95" w:type="dxa"/>
-              <w:bottom w:w="45" w:type="dxa"/>
-              <w:end w:w="95" w:type="dxa"/>
+              <w:top w:w="85" w:type="dxa"/>
+              <w:start w:w="120" w:type="dxa"/>
+              <w:bottom w:w="85" w:type="dxa"/>
+              <w:end w:w="120" w:type="dxa"/>
             </w:tcMar>
             <w:vAlign w:val="center"/>
           </w:tcPr>
@@ -7587,7 +7597,7 @@
         </w:tc>
         <w:tc>
           <w:tcPr>
-            <w:tcW w:type="dxa" w:w="2016"/>
+            <w:tcW w:type="dxa" w:w="2046"/>
             <w:tcBorders>
               <w:top w:val="single" w:sz="6" w:space="0" w:color="E4E4E4"/>
               <w:left w:val="single" w:sz="6" w:space="0" w:color="E4E4E4"/>
@@ -7597,10 +7607,10 @@
               <w:insideV w:val="single" w:sz="6" w:space="0" w:color="E4E4E4"/>
             </w:tcBorders>
             <w:tcMar>
-              <w:top w:w="45" w:type="dxa"/>
-              <w:start w:w="95" w:type="dxa"/>
-              <w:bottom w:w="45" w:type="dxa"/>
-              <w:end w:w="95" w:type="dxa"/>
+              <w:top w:w="85" w:type="dxa"/>
+              <w:start w:w="120" w:type="dxa"/>
+              <w:bottom w:w="85" w:type="dxa"/>
+              <w:end w:w="120" w:type="dxa"/>
             </w:tcMar>
             <w:vAlign w:val="center"/>
           </w:tcPr>
@@ -7627,7 +7637,7 @@
         </w:trPr>
         <w:tc>
           <w:tcPr>
-            <w:tcW w:type="dxa" w:w="792"/>
+            <w:tcW w:type="dxa" w:w="804"/>
             <w:tcBorders>
               <w:top w:val="single" w:sz="6" w:space="0" w:color="E4E4E4"/>
               <w:left w:val="single" w:sz="6" w:space="0" w:color="E4E4E4"/>
@@ -7637,10 +7647,10 @@
               <w:insideV w:val="single" w:sz="6" w:space="0" w:color="E4E4E4"/>
             </w:tcBorders>
             <w:tcMar>
-              <w:top w:w="45" w:type="dxa"/>
-              <w:start w:w="95" w:type="dxa"/>
-              <w:bottom w:w="45" w:type="dxa"/>
-              <w:end w:w="95" w:type="dxa"/>
+              <w:top w:w="85" w:type="dxa"/>
+              <w:start w:w="120" w:type="dxa"/>
+              <w:bottom w:w="85" w:type="dxa"/>
+              <w:end w:w="120" w:type="dxa"/>
             </w:tcMar>
             <w:vAlign w:val="center"/>
           </w:tcPr>
@@ -7662,7 +7672,7 @@
         </w:tc>
         <w:tc>
           <w:tcPr>
-            <w:tcW w:type="dxa" w:w="6840"/>
+            <w:tcW w:type="dxa" w:w="6942"/>
             <w:tcBorders>
               <w:top w:val="single" w:sz="6" w:space="0" w:color="E4E4E4"/>
               <w:left w:val="single" w:sz="6" w:space="0" w:color="E4E4E4"/>
@@ -7672,10 +7682,10 @@
               <w:insideV w:val="single" w:sz="6" w:space="0" w:color="E4E4E4"/>
             </w:tcBorders>
             <w:tcMar>
-              <w:top w:w="45" w:type="dxa"/>
-              <w:start w:w="95" w:type="dxa"/>
-              <w:bottom w:w="45" w:type="dxa"/>
-              <w:end w:w="95" w:type="dxa"/>
+              <w:top w:w="85" w:type="dxa"/>
+              <w:start w:w="120" w:type="dxa"/>
+              <w:bottom w:w="85" w:type="dxa"/>
+              <w:end w:w="120" w:type="dxa"/>
             </w:tcMar>
             <w:vAlign w:val="center"/>
           </w:tcPr>
@@ -7697,7 +7707,7 @@
         </w:tc>
         <w:tc>
           <w:tcPr>
-            <w:tcW w:type="dxa" w:w="2016"/>
+            <w:tcW w:type="dxa" w:w="2046"/>
             <w:tcBorders>
               <w:top w:val="single" w:sz="6" w:space="0" w:color="E4E4E4"/>
               <w:left w:val="single" w:sz="6" w:space="0" w:color="E4E4E4"/>
@@ -7707,10 +7717,10 @@
               <w:insideV w:val="single" w:sz="6" w:space="0" w:color="E4E4E4"/>
             </w:tcBorders>
             <w:tcMar>
-              <w:top w:w="45" w:type="dxa"/>
-              <w:start w:w="95" w:type="dxa"/>
-              <w:bottom w:w="45" w:type="dxa"/>
-              <w:end w:w="95" w:type="dxa"/>
+              <w:top w:w="85" w:type="dxa"/>
+              <w:start w:w="120" w:type="dxa"/>
+              <w:bottom w:w="85" w:type="dxa"/>
+              <w:end w:w="120" w:type="dxa"/>
             </w:tcMar>
             <w:vAlign w:val="center"/>
           </w:tcPr>
@@ -7737,7 +7747,7 @@
         </w:trPr>
         <w:tc>
           <w:tcPr>
-            <w:tcW w:type="dxa" w:w="792"/>
+            <w:tcW w:type="dxa" w:w="804"/>
             <w:tcBorders>
               <w:top w:val="single" w:sz="6" w:space="0" w:color="E4E4E4"/>
               <w:left w:val="single" w:sz="6" w:space="0" w:color="E4E4E4"/>
@@ -7747,10 +7757,10 @@
               <w:insideV w:val="single" w:sz="6" w:space="0" w:color="E4E4E4"/>
             </w:tcBorders>
             <w:tcMar>
-              <w:top w:w="45" w:type="dxa"/>
-              <w:start w:w="95" w:type="dxa"/>
-              <w:bottom w:w="45" w:type="dxa"/>
-              <w:end w:w="95" w:type="dxa"/>
+              <w:top w:w="85" w:type="dxa"/>
+              <w:start w:w="120" w:type="dxa"/>
+              <w:bottom w:w="85" w:type="dxa"/>
+              <w:end w:w="120" w:type="dxa"/>
             </w:tcMar>
             <w:vAlign w:val="center"/>
           </w:tcPr>
@@ -7772,7 +7782,7 @@
         </w:tc>
         <w:tc>
           <w:tcPr>
-            <w:tcW w:type="dxa" w:w="6840"/>
+            <w:tcW w:type="dxa" w:w="6942"/>
             <w:tcBorders>
               <w:top w:val="single" w:sz="6" w:space="0" w:color="E4E4E4"/>
               <w:left w:val="single" w:sz="6" w:space="0" w:color="E4E4E4"/>
@@ -7782,10 +7792,10 @@
               <w:insideV w:val="single" w:sz="6" w:space="0" w:color="E4E4E4"/>
             </w:tcBorders>
             <w:tcMar>
-              <w:top w:w="45" w:type="dxa"/>
-              <w:start w:w="95" w:type="dxa"/>
-              <w:bottom w:w="45" w:type="dxa"/>
-              <w:end w:w="95" w:type="dxa"/>
+              <w:top w:w="85" w:type="dxa"/>
+              <w:start w:w="120" w:type="dxa"/>
+              <w:bottom w:w="85" w:type="dxa"/>
+              <w:end w:w="120" w:type="dxa"/>
             </w:tcMar>
             <w:vAlign w:val="center"/>
           </w:tcPr>
@@ -7807,7 +7817,7 @@
         </w:tc>
         <w:tc>
           <w:tcPr>
-            <w:tcW w:type="dxa" w:w="2016"/>
+            <w:tcW w:type="dxa" w:w="2046"/>
             <w:tcBorders>
               <w:top w:val="single" w:sz="6" w:space="0" w:color="E4E4E4"/>
               <w:left w:val="single" w:sz="6" w:space="0" w:color="E4E4E4"/>
@@ -7817,10 +7827,10 @@
               <w:insideV w:val="single" w:sz="6" w:space="0" w:color="E4E4E4"/>
             </w:tcBorders>
             <w:tcMar>
-              <w:top w:w="45" w:type="dxa"/>
-              <w:start w:w="95" w:type="dxa"/>
-              <w:bottom w:w="45" w:type="dxa"/>
-              <w:end w:w="95" w:type="dxa"/>
+              <w:top w:w="85" w:type="dxa"/>
+              <w:start w:w="120" w:type="dxa"/>
+              <w:bottom w:w="85" w:type="dxa"/>
+              <w:end w:w="120" w:type="dxa"/>
             </w:tcMar>
             <w:vAlign w:val="center"/>
           </w:tcPr>
@@ -7847,7 +7857,7 @@
         </w:trPr>
         <w:tc>
           <w:tcPr>
-            <w:tcW w:type="dxa" w:w="792"/>
+            <w:tcW w:type="dxa" w:w="804"/>
             <w:tcBorders>
               <w:top w:val="single" w:sz="6" w:space="0" w:color="E4E4E4"/>
               <w:left w:val="single" w:sz="6" w:space="0" w:color="E4E4E4"/>
@@ -7857,10 +7867,10 @@
               <w:insideV w:val="single" w:sz="6" w:space="0" w:color="E4E4E4"/>
             </w:tcBorders>
             <w:tcMar>
-              <w:top w:w="45" w:type="dxa"/>
-              <w:start w:w="95" w:type="dxa"/>
-              <w:bottom w:w="45" w:type="dxa"/>
-              <w:end w:w="95" w:type="dxa"/>
+              <w:top w:w="85" w:type="dxa"/>
+              <w:start w:w="120" w:type="dxa"/>
+              <w:bottom w:w="85" w:type="dxa"/>
+              <w:end w:w="120" w:type="dxa"/>
             </w:tcMar>
             <w:vAlign w:val="center"/>
           </w:tcPr>
@@ -7882,7 +7892,7 @@
         </w:tc>
         <w:tc>
           <w:tcPr>
-            <w:tcW w:type="dxa" w:w="6840"/>
+            <w:tcW w:type="dxa" w:w="6942"/>
             <w:tcBorders>
               <w:top w:val="single" w:sz="6" w:space="0" w:color="E4E4E4"/>
               <w:left w:val="single" w:sz="6" w:space="0" w:color="E4E4E4"/>
@@ -7892,10 +7902,10 @@
               <w:insideV w:val="single" w:sz="6" w:space="0" w:color="E4E4E4"/>
             </w:tcBorders>
             <w:tcMar>
-              <w:top w:w="45" w:type="dxa"/>
-              <w:start w:w="95" w:type="dxa"/>
-              <w:bottom w:w="45" w:type="dxa"/>
-              <w:end w:w="95" w:type="dxa"/>
+              <w:top w:w="85" w:type="dxa"/>
+              <w:start w:w="120" w:type="dxa"/>
+              <w:bottom w:w="85" w:type="dxa"/>
+              <w:end w:w="120" w:type="dxa"/>
             </w:tcMar>
             <w:vAlign w:val="center"/>
           </w:tcPr>
@@ -7917,7 +7927,7 @@
         </w:tc>
         <w:tc>
           <w:tcPr>
-            <w:tcW w:type="dxa" w:w="2016"/>
+            <w:tcW w:type="dxa" w:w="2046"/>
             <w:tcBorders>
               <w:top w:val="single" w:sz="6" w:space="0" w:color="E4E4E4"/>
               <w:left w:val="single" w:sz="6" w:space="0" w:color="E4E4E4"/>
@@ -7927,10 +7937,10 @@
               <w:insideV w:val="single" w:sz="6" w:space="0" w:color="E4E4E4"/>
             </w:tcBorders>
             <w:tcMar>
-              <w:top w:w="45" w:type="dxa"/>
-              <w:start w:w="95" w:type="dxa"/>
-              <w:bottom w:w="45" w:type="dxa"/>
-              <w:end w:w="95" w:type="dxa"/>
+              <w:top w:w="85" w:type="dxa"/>
+              <w:start w:w="120" w:type="dxa"/>
+              <w:bottom w:w="85" w:type="dxa"/>
+              <w:end w:w="120" w:type="dxa"/>
             </w:tcMar>
             <w:vAlign w:val="center"/>
           </w:tcPr>
@@ -7957,7 +7967,7 @@
         </w:trPr>
         <w:tc>
           <w:tcPr>
-            <w:tcW w:type="dxa" w:w="792"/>
+            <w:tcW w:type="dxa" w:w="804"/>
             <w:tcBorders>
               <w:top w:val="single" w:sz="6" w:space="0" w:color="E4E4E4"/>
               <w:left w:val="single" w:sz="6" w:space="0" w:color="E4E4E4"/>
@@ -7967,10 +7977,10 @@
               <w:insideV w:val="single" w:sz="6" w:space="0" w:color="E4E4E4"/>
             </w:tcBorders>
             <w:tcMar>
-              <w:top w:w="45" w:type="dxa"/>
-              <w:start w:w="95" w:type="dxa"/>
-              <w:bottom w:w="45" w:type="dxa"/>
-              <w:end w:w="95" w:type="dxa"/>
+              <w:top w:w="85" w:type="dxa"/>
+              <w:start w:w="120" w:type="dxa"/>
+              <w:bottom w:w="85" w:type="dxa"/>
+              <w:end w:w="120" w:type="dxa"/>
             </w:tcMar>
             <w:vAlign w:val="center"/>
           </w:tcPr>
@@ -7992,7 +8002,7 @@
         </w:tc>
         <w:tc>
           <w:tcPr>
-            <w:tcW w:type="dxa" w:w="6840"/>
+            <w:tcW w:type="dxa" w:w="6942"/>
             <w:tcBorders>
               <w:top w:val="single" w:sz="6" w:space="0" w:color="E4E4E4"/>
               <w:left w:val="single" w:sz="6" w:space="0" w:color="E4E4E4"/>
@@ -8002,10 +8012,10 @@
               <w:insideV w:val="single" w:sz="6" w:space="0" w:color="E4E4E4"/>
             </w:tcBorders>
             <w:tcMar>
-              <w:top w:w="45" w:type="dxa"/>
-              <w:start w:w="95" w:type="dxa"/>
-              <w:bottom w:w="45" w:type="dxa"/>
-              <w:end w:w="95" w:type="dxa"/>
+              <w:top w:w="85" w:type="dxa"/>
+              <w:start w:w="120" w:type="dxa"/>
+              <w:bottom w:w="85" w:type="dxa"/>
+              <w:end w:w="120" w:type="dxa"/>
             </w:tcMar>
             <w:vAlign w:val="center"/>
           </w:tcPr>
@@ -8027,7 +8037,7 @@
         </w:tc>
         <w:tc>
           <w:tcPr>
-            <w:tcW w:type="dxa" w:w="2016"/>
+            <w:tcW w:type="dxa" w:w="2046"/>
             <w:tcBorders>
               <w:top w:val="single" w:sz="6" w:space="0" w:color="E4E4E4"/>
               <w:left w:val="single" w:sz="6" w:space="0" w:color="E4E4E4"/>
@@ -8037,10 +8047,10 @@
               <w:insideV w:val="single" w:sz="6" w:space="0" w:color="E4E4E4"/>
             </w:tcBorders>
             <w:tcMar>
-              <w:top w:w="45" w:type="dxa"/>
-              <w:start w:w="95" w:type="dxa"/>
-              <w:bottom w:w="45" w:type="dxa"/>
-              <w:end w:w="95" w:type="dxa"/>
+              <w:top w:w="85" w:type="dxa"/>
+              <w:start w:w="120" w:type="dxa"/>
+              <w:bottom w:w="85" w:type="dxa"/>
+              <w:end w:w="120" w:type="dxa"/>
             </w:tcMar>
             <w:vAlign w:val="center"/>
           </w:tcPr>
@@ -8067,7 +8077,7 @@
         </w:trPr>
         <w:tc>
           <w:tcPr>
-            <w:tcW w:type="dxa" w:w="792"/>
+            <w:tcW w:type="dxa" w:w="804"/>
             <w:tcBorders>
               <w:top w:val="single" w:sz="6" w:space="0" w:color="E4E4E4"/>
               <w:left w:val="single" w:sz="6" w:space="0" w:color="E4E4E4"/>
@@ -8077,10 +8087,10 @@
               <w:insideV w:val="single" w:sz="6" w:space="0" w:color="E4E4E4"/>
             </w:tcBorders>
             <w:tcMar>
-              <w:top w:w="45" w:type="dxa"/>
-              <w:start w:w="95" w:type="dxa"/>
-              <w:bottom w:w="45" w:type="dxa"/>
-              <w:end w:w="95" w:type="dxa"/>
+              <w:top w:w="85" w:type="dxa"/>
+              <w:start w:w="120" w:type="dxa"/>
+              <w:bottom w:w="85" w:type="dxa"/>
+              <w:end w:w="120" w:type="dxa"/>
             </w:tcMar>
             <w:vAlign w:val="center"/>
           </w:tcPr>
@@ -8102,7 +8112,7 @@
         </w:tc>
         <w:tc>
           <w:tcPr>
-            <w:tcW w:type="dxa" w:w="6840"/>
+            <w:tcW w:type="dxa" w:w="6942"/>
             <w:tcBorders>
               <w:top w:val="single" w:sz="6" w:space="0" w:color="E4E4E4"/>
               <w:left w:val="single" w:sz="6" w:space="0" w:color="E4E4E4"/>
@@ -8112,10 +8122,10 @@
               <w:insideV w:val="single" w:sz="6" w:space="0" w:color="E4E4E4"/>
             </w:tcBorders>
             <w:tcMar>
-              <w:top w:w="45" w:type="dxa"/>
-              <w:start w:w="95" w:type="dxa"/>
-              <w:bottom w:w="45" w:type="dxa"/>
-              <w:end w:w="95" w:type="dxa"/>
+              <w:top w:w="85" w:type="dxa"/>
+              <w:start w:w="120" w:type="dxa"/>
+              <w:bottom w:w="85" w:type="dxa"/>
+              <w:end w:w="120" w:type="dxa"/>
             </w:tcMar>
             <w:vAlign w:val="center"/>
           </w:tcPr>
@@ -8137,7 +8147,7 @@
         </w:tc>
         <w:tc>
           <w:tcPr>
-            <w:tcW w:type="dxa" w:w="2016"/>
+            <w:tcW w:type="dxa" w:w="2046"/>
             <w:tcBorders>
               <w:top w:val="single" w:sz="6" w:space="0" w:color="E4E4E4"/>
               <w:left w:val="single" w:sz="6" w:space="0" w:color="E4E4E4"/>
@@ -8147,10 +8157,10 @@
               <w:insideV w:val="single" w:sz="6" w:space="0" w:color="E4E4E4"/>
             </w:tcBorders>
             <w:tcMar>
-              <w:top w:w="45" w:type="dxa"/>
-              <w:start w:w="95" w:type="dxa"/>
-              <w:bottom w:w="45" w:type="dxa"/>
-              <w:end w:w="95" w:type="dxa"/>
+              <w:top w:w="85" w:type="dxa"/>
+              <w:start w:w="120" w:type="dxa"/>
+              <w:bottom w:w="85" w:type="dxa"/>
+              <w:end w:w="120" w:type="dxa"/>
             </w:tcMar>
             <w:vAlign w:val="center"/>
           </w:tcPr>
@@ -8188,9 +8198,9 @@
         <w:tblLook w:firstColumn="1" w:firstRow="1" w:lastColumn="0" w:lastRow="0" w:noHBand="0" w:noVBand="1" w:val="04A0"/>
       </w:tblPr>
       <w:tblGrid>
-        <w:gridCol w:w="3389"/>
-        <w:gridCol w:w="3389"/>
-        <w:gridCol w:w="3389"/>
+        <w:gridCol w:w="906"/>
+        <w:gridCol w:w="6650"/>
+        <w:gridCol w:w="2236"/>
       </w:tblGrid>
       <w:tr>
         <w:trPr>
@@ -8198,7 +8208,7 @@
         </w:trPr>
         <w:tc>
           <w:tcPr>
-            <w:tcW w:type="dxa" w:w="893"/>
+            <w:tcW w:type="dxa" w:w="906"/>
             <w:shd w:fill="FDEAF1"/>
             <w:tcBorders>
               <w:top w:val="single" w:sz="6" w:space="0" w:color="E4E4E4"/>
@@ -8209,10 +8219,10 @@
               <w:insideV w:val="single" w:sz="6" w:space="0" w:color="E4E4E4"/>
             </w:tcBorders>
             <w:tcMar>
-              <w:top w:w="45" w:type="dxa"/>
-              <w:start w:w="95" w:type="dxa"/>
-              <w:bottom w:w="45" w:type="dxa"/>
-              <w:end w:w="95" w:type="dxa"/>
+              <w:top w:w="85" w:type="dxa"/>
+              <w:start w:w="120" w:type="dxa"/>
+              <w:bottom w:w="85" w:type="dxa"/>
+              <w:end w:w="120" w:type="dxa"/>
             </w:tcMar>
             <w:vAlign w:val="center"/>
           </w:tcPr>
@@ -8234,7 +8244,7 @@
         </w:tc>
         <w:tc>
           <w:tcPr>
-            <w:tcW w:type="dxa" w:w="6552"/>
+            <w:tcW w:type="dxa" w:w="6650"/>
             <w:shd w:fill="FDEAF1"/>
             <w:tcBorders>
               <w:top w:val="single" w:sz="6" w:space="0" w:color="E4E4E4"/>
@@ -8245,10 +8255,10 @@
               <w:insideV w:val="single" w:sz="6" w:space="0" w:color="E4E4E4"/>
             </w:tcBorders>
             <w:tcMar>
-              <w:top w:w="45" w:type="dxa"/>
-              <w:start w:w="95" w:type="dxa"/>
-              <w:bottom w:w="45" w:type="dxa"/>
-              <w:end w:w="95" w:type="dxa"/>
+              <w:top w:w="85" w:type="dxa"/>
+              <w:start w:w="120" w:type="dxa"/>
+              <w:bottom w:w="85" w:type="dxa"/>
+              <w:end w:w="120" w:type="dxa"/>
             </w:tcMar>
             <w:vAlign w:val="center"/>
           </w:tcPr>
@@ -8270,7 +8280,7 @@
         </w:tc>
         <w:tc>
           <w:tcPr>
-            <w:tcW w:type="dxa" w:w="2203"/>
+            <w:tcW w:type="dxa" w:w="2236"/>
             <w:shd w:fill="FDEAF1"/>
             <w:tcBorders>
               <w:top w:val="single" w:sz="6" w:space="0" w:color="E4E4E4"/>
@@ -8281,10 +8291,10 @@
               <w:insideV w:val="single" w:sz="6" w:space="0" w:color="E4E4E4"/>
             </w:tcBorders>
             <w:tcMar>
-              <w:top w:w="45" w:type="dxa"/>
-              <w:start w:w="95" w:type="dxa"/>
-              <w:bottom w:w="45" w:type="dxa"/>
-              <w:end w:w="95" w:type="dxa"/>
+              <w:top w:w="85" w:type="dxa"/>
+              <w:start w:w="120" w:type="dxa"/>
+              <w:bottom w:w="85" w:type="dxa"/>
+              <w:end w:w="120" w:type="dxa"/>
             </w:tcMar>
             <w:vAlign w:val="center"/>
           </w:tcPr>
@@ -8311,7 +8321,7 @@
         </w:trPr>
         <w:tc>
           <w:tcPr>
-            <w:tcW w:type="dxa" w:w="893"/>
+            <w:tcW w:type="dxa" w:w="906"/>
             <w:tcBorders>
               <w:top w:val="single" w:sz="6" w:space="0" w:color="E4E4E4"/>
               <w:left w:val="single" w:sz="6" w:space="0" w:color="E4E4E4"/>
@@ -8321,10 +8331,10 @@
               <w:insideV w:val="single" w:sz="6" w:space="0" w:color="E4E4E4"/>
             </w:tcBorders>
             <w:tcMar>
-              <w:top w:w="45" w:type="dxa"/>
-              <w:start w:w="95" w:type="dxa"/>
-              <w:bottom w:w="45" w:type="dxa"/>
-              <w:end w:w="95" w:type="dxa"/>
+              <w:top w:w="85" w:type="dxa"/>
+              <w:start w:w="120" w:type="dxa"/>
+              <w:bottom w:w="85" w:type="dxa"/>
+              <w:end w:w="120" w:type="dxa"/>
             </w:tcMar>
             <w:vAlign w:val="center"/>
           </w:tcPr>
@@ -8346,7 +8356,7 @@
         </w:tc>
         <w:tc>
           <w:tcPr>
-            <w:tcW w:type="dxa" w:w="6552"/>
+            <w:tcW w:type="dxa" w:w="6650"/>
             <w:tcBorders>
               <w:top w:val="single" w:sz="6" w:space="0" w:color="E4E4E4"/>
               <w:left w:val="single" w:sz="6" w:space="0" w:color="E4E4E4"/>
@@ -8356,10 +8366,10 @@
               <w:insideV w:val="single" w:sz="6" w:space="0" w:color="E4E4E4"/>
             </w:tcBorders>
             <w:tcMar>
-              <w:top w:w="45" w:type="dxa"/>
-              <w:start w:w="95" w:type="dxa"/>
-              <w:bottom w:w="45" w:type="dxa"/>
-              <w:end w:w="95" w:type="dxa"/>
+              <w:top w:w="85" w:type="dxa"/>
+              <w:start w:w="120" w:type="dxa"/>
+              <w:bottom w:w="85" w:type="dxa"/>
+              <w:end w:w="120" w:type="dxa"/>
             </w:tcMar>
             <w:vAlign w:val="center"/>
           </w:tcPr>
@@ -8381,7 +8391,7 @@
         </w:tc>
         <w:tc>
           <w:tcPr>
-            <w:tcW w:type="dxa" w:w="2203"/>
+            <w:tcW w:type="dxa" w:w="2236"/>
             <w:tcBorders>
               <w:top w:val="single" w:sz="6" w:space="0" w:color="E4E4E4"/>
               <w:left w:val="single" w:sz="6" w:space="0" w:color="E4E4E4"/>
@@ -8391,10 +8401,10 @@
               <w:insideV w:val="single" w:sz="6" w:space="0" w:color="E4E4E4"/>
             </w:tcBorders>
             <w:tcMar>
-              <w:top w:w="45" w:type="dxa"/>
-              <w:start w:w="95" w:type="dxa"/>
-              <w:bottom w:w="45" w:type="dxa"/>
-              <w:end w:w="95" w:type="dxa"/>
+              <w:top w:w="85" w:type="dxa"/>
+              <w:start w:w="120" w:type="dxa"/>
+              <w:bottom w:w="85" w:type="dxa"/>
+              <w:end w:w="120" w:type="dxa"/>
             </w:tcMar>
             <w:vAlign w:val="center"/>
           </w:tcPr>
@@ -8421,7 +8431,7 @@
         </w:trPr>
         <w:tc>
           <w:tcPr>
-            <w:tcW w:type="dxa" w:w="893"/>
+            <w:tcW w:type="dxa" w:w="906"/>
             <w:tcBorders>
               <w:top w:val="single" w:sz="6" w:space="0" w:color="E4E4E4"/>
               <w:left w:val="single" w:sz="6" w:space="0" w:color="E4E4E4"/>
@@ -8431,10 +8441,10 @@
               <w:insideV w:val="single" w:sz="6" w:space="0" w:color="E4E4E4"/>
             </w:tcBorders>
             <w:tcMar>
-              <w:top w:w="45" w:type="dxa"/>
-              <w:start w:w="95" w:type="dxa"/>
-              <w:bottom w:w="45" w:type="dxa"/>
-              <w:end w:w="95" w:type="dxa"/>
+              <w:top w:w="85" w:type="dxa"/>
+              <w:start w:w="120" w:type="dxa"/>
+              <w:bottom w:w="85" w:type="dxa"/>
+              <w:end w:w="120" w:type="dxa"/>
             </w:tcMar>
             <w:vAlign w:val="center"/>
           </w:tcPr>
@@ -8456,7 +8466,7 @@
         </w:tc>
         <w:tc>
           <w:tcPr>
-            <w:tcW w:type="dxa" w:w="6552"/>
+            <w:tcW w:type="dxa" w:w="6650"/>
             <w:tcBorders>
               <w:top w:val="single" w:sz="6" w:space="0" w:color="E4E4E4"/>
               <w:left w:val="single" w:sz="6" w:space="0" w:color="E4E4E4"/>
@@ -8466,10 +8476,10 @@
               <w:insideV w:val="single" w:sz="6" w:space="0" w:color="E4E4E4"/>
             </w:tcBorders>
             <w:tcMar>
-              <w:top w:w="45" w:type="dxa"/>
-              <w:start w:w="95" w:type="dxa"/>
-              <w:bottom w:w="45" w:type="dxa"/>
-              <w:end w:w="95" w:type="dxa"/>
+              <w:top w:w="85" w:type="dxa"/>
+              <w:start w:w="120" w:type="dxa"/>
+              <w:bottom w:w="85" w:type="dxa"/>
+              <w:end w:w="120" w:type="dxa"/>
             </w:tcMar>
             <w:vAlign w:val="center"/>
           </w:tcPr>
@@ -8491,7 +8501,7 @@
         </w:tc>
         <w:tc>
           <w:tcPr>
-            <w:tcW w:type="dxa" w:w="2203"/>
+            <w:tcW w:type="dxa" w:w="2236"/>
             <w:tcBorders>
               <w:top w:val="single" w:sz="6" w:space="0" w:color="E4E4E4"/>
               <w:left w:val="single" w:sz="6" w:space="0" w:color="E4E4E4"/>
@@ -8501,10 +8511,10 @@
               <w:insideV w:val="single" w:sz="6" w:space="0" w:color="E4E4E4"/>
             </w:tcBorders>
             <w:tcMar>
-              <w:top w:w="45" w:type="dxa"/>
-              <w:start w:w="95" w:type="dxa"/>
-              <w:bottom w:w="45" w:type="dxa"/>
-              <w:end w:w="95" w:type="dxa"/>
+              <w:top w:w="85" w:type="dxa"/>
+              <w:start w:w="120" w:type="dxa"/>
+              <w:bottom w:w="85" w:type="dxa"/>
+              <w:end w:w="120" w:type="dxa"/>
             </w:tcMar>
             <w:vAlign w:val="center"/>
           </w:tcPr>
@@ -8531,7 +8541,7 @@
         </w:trPr>
         <w:tc>
           <w:tcPr>
-            <w:tcW w:type="dxa" w:w="893"/>
+            <w:tcW w:type="dxa" w:w="906"/>
             <w:tcBorders>
               <w:top w:val="single" w:sz="6" w:space="0" w:color="E4E4E4"/>
               <w:left w:val="single" w:sz="6" w:space="0" w:color="E4E4E4"/>
@@ -8541,10 +8551,10 @@
               <w:insideV w:val="single" w:sz="6" w:space="0" w:color="E4E4E4"/>
             </w:tcBorders>
             <w:tcMar>
-              <w:top w:w="45" w:type="dxa"/>
-              <w:start w:w="95" w:type="dxa"/>
-              <w:bottom w:w="45" w:type="dxa"/>
-              <w:end w:w="95" w:type="dxa"/>
+              <w:top w:w="85" w:type="dxa"/>
+              <w:start w:w="120" w:type="dxa"/>
+              <w:bottom w:w="85" w:type="dxa"/>
+              <w:end w:w="120" w:type="dxa"/>
             </w:tcMar>
             <w:vAlign w:val="center"/>
           </w:tcPr>
@@ -8566,7 +8576,7 @@
         </w:tc>
         <w:tc>
           <w:tcPr>
-            <w:tcW w:type="dxa" w:w="6552"/>
+            <w:tcW w:type="dxa" w:w="6650"/>
             <w:tcBorders>
               <w:top w:val="single" w:sz="6" w:space="0" w:color="E4E4E4"/>
               <w:left w:val="single" w:sz="6" w:space="0" w:color="E4E4E4"/>
@@ -8576,10 +8586,10 @@
               <w:insideV w:val="single" w:sz="6" w:space="0" w:color="E4E4E4"/>
             </w:tcBorders>
             <w:tcMar>
-              <w:top w:w="45" w:type="dxa"/>
-              <w:start w:w="95" w:type="dxa"/>
-              <w:bottom w:w="45" w:type="dxa"/>
-              <w:end w:w="95" w:type="dxa"/>
+              <w:top w:w="85" w:type="dxa"/>
+              <w:start w:w="120" w:type="dxa"/>
+              <w:bottom w:w="85" w:type="dxa"/>
+              <w:end w:w="120" w:type="dxa"/>
             </w:tcMar>
             <w:vAlign w:val="center"/>
           </w:tcPr>
@@ -8601,7 +8611,7 @@
         </w:tc>
         <w:tc>
           <w:tcPr>
-            <w:tcW w:type="dxa" w:w="2203"/>
+            <w:tcW w:type="dxa" w:w="2236"/>
             <w:tcBorders>
               <w:top w:val="single" w:sz="6" w:space="0" w:color="E4E4E4"/>
               <w:left w:val="single" w:sz="6" w:space="0" w:color="E4E4E4"/>
@@ -8611,10 +8621,10 @@
               <w:insideV w:val="single" w:sz="6" w:space="0" w:color="E4E4E4"/>
             </w:tcBorders>
             <w:tcMar>
-              <w:top w:w="45" w:type="dxa"/>
-              <w:start w:w="95" w:type="dxa"/>
-              <w:bottom w:w="45" w:type="dxa"/>
-              <w:end w:w="95" w:type="dxa"/>
+              <w:top w:w="85" w:type="dxa"/>
+              <w:start w:w="120" w:type="dxa"/>
+              <w:bottom w:w="85" w:type="dxa"/>
+              <w:end w:w="120" w:type="dxa"/>
             </w:tcMar>
             <w:vAlign w:val="center"/>
           </w:tcPr>
@@ -8641,7 +8651,7 @@
         </w:trPr>
         <w:tc>
           <w:tcPr>
-            <w:tcW w:type="dxa" w:w="893"/>
+            <w:tcW w:type="dxa" w:w="906"/>
             <w:tcBorders>
               <w:top w:val="single" w:sz="6" w:space="0" w:color="E4E4E4"/>
               <w:left w:val="single" w:sz="6" w:space="0" w:color="E4E4E4"/>
@@ -8651,10 +8661,10 @@
               <w:insideV w:val="single" w:sz="6" w:space="0" w:color="E4E4E4"/>
             </w:tcBorders>
             <w:tcMar>
-              <w:top w:w="45" w:type="dxa"/>
-              <w:start w:w="95" w:type="dxa"/>
-              <w:bottom w:w="45" w:type="dxa"/>
-              <w:end w:w="95" w:type="dxa"/>
+              <w:top w:w="85" w:type="dxa"/>
+              <w:start w:w="120" w:type="dxa"/>
+              <w:bottom w:w="85" w:type="dxa"/>
+              <w:end w:w="120" w:type="dxa"/>
             </w:tcMar>
             <w:vAlign w:val="center"/>
           </w:tcPr>
@@ -8676,7 +8686,7 @@
         </w:tc>
         <w:tc>
           <w:tcPr>
-            <w:tcW w:type="dxa" w:w="6552"/>
+            <w:tcW w:type="dxa" w:w="6650"/>
             <w:tcBorders>
               <w:top w:val="single" w:sz="6" w:space="0" w:color="E4E4E4"/>
               <w:left w:val="single" w:sz="6" w:space="0" w:color="E4E4E4"/>
@@ -8686,10 +8696,10 @@
               <w:insideV w:val="single" w:sz="6" w:space="0" w:color="E4E4E4"/>
             </w:tcBorders>
             <w:tcMar>
-              <w:top w:w="45" w:type="dxa"/>
-              <w:start w:w="95" w:type="dxa"/>
-              <w:bottom w:w="45" w:type="dxa"/>
-              <w:end w:w="95" w:type="dxa"/>
+              <w:top w:w="85" w:type="dxa"/>
+              <w:start w:w="120" w:type="dxa"/>
+              <w:bottom w:w="85" w:type="dxa"/>
+              <w:end w:w="120" w:type="dxa"/>
             </w:tcMar>
             <w:vAlign w:val="center"/>
           </w:tcPr>
@@ -8711,7 +8721,7 @@
         </w:tc>
         <w:tc>
           <w:tcPr>
-            <w:tcW w:type="dxa" w:w="2203"/>
+            <w:tcW w:type="dxa" w:w="2236"/>
             <w:tcBorders>
               <w:top w:val="single" w:sz="6" w:space="0" w:color="E4E4E4"/>
               <w:left w:val="single" w:sz="6" w:space="0" w:color="E4E4E4"/>
@@ -8721,10 +8731,10 @@
               <w:insideV w:val="single" w:sz="6" w:space="0" w:color="E4E4E4"/>
             </w:tcBorders>
             <w:tcMar>
-              <w:top w:w="45" w:type="dxa"/>
-              <w:start w:w="95" w:type="dxa"/>
-              <w:bottom w:w="45" w:type="dxa"/>
-              <w:end w:w="95" w:type="dxa"/>
+              <w:top w:w="85" w:type="dxa"/>
+              <w:start w:w="120" w:type="dxa"/>
+              <w:bottom w:w="85" w:type="dxa"/>
+              <w:end w:w="120" w:type="dxa"/>
             </w:tcMar>
             <w:vAlign w:val="center"/>
           </w:tcPr>
@@ -8751,7 +8761,7 @@
         </w:trPr>
         <w:tc>
           <w:tcPr>
-            <w:tcW w:type="dxa" w:w="893"/>
+            <w:tcW w:type="dxa" w:w="906"/>
             <w:tcBorders>
               <w:top w:val="single" w:sz="6" w:space="0" w:color="E4E4E4"/>
               <w:left w:val="single" w:sz="6" w:space="0" w:color="E4E4E4"/>
@@ -8761,10 +8771,10 @@
               <w:insideV w:val="single" w:sz="6" w:space="0" w:color="E4E4E4"/>
             </w:tcBorders>
             <w:tcMar>
-              <w:top w:w="45" w:type="dxa"/>
-              <w:start w:w="95" w:type="dxa"/>
-              <w:bottom w:w="45" w:type="dxa"/>
-              <w:end w:w="95" w:type="dxa"/>
+              <w:top w:w="85" w:type="dxa"/>
+              <w:start w:w="120" w:type="dxa"/>
+              <w:bottom w:w="85" w:type="dxa"/>
+              <w:end w:w="120" w:type="dxa"/>
             </w:tcMar>
             <w:vAlign w:val="center"/>
           </w:tcPr>
@@ -8786,7 +8796,7 @@
         </w:tc>
         <w:tc>
           <w:tcPr>
-            <w:tcW w:type="dxa" w:w="6552"/>
+            <w:tcW w:type="dxa" w:w="6650"/>
             <w:tcBorders>
               <w:top w:val="single" w:sz="6" w:space="0" w:color="E4E4E4"/>
               <w:left w:val="single" w:sz="6" w:space="0" w:color="E4E4E4"/>
@@ -8796,10 +8806,10 @@
               <w:insideV w:val="single" w:sz="6" w:space="0" w:color="E4E4E4"/>
             </w:tcBorders>
             <w:tcMar>
-              <w:top w:w="45" w:type="dxa"/>
-              <w:start w:w="95" w:type="dxa"/>
-              <w:bottom w:w="45" w:type="dxa"/>
-              <w:end w:w="95" w:type="dxa"/>
+              <w:top w:w="85" w:type="dxa"/>
+              <w:start w:w="120" w:type="dxa"/>
+              <w:bottom w:w="85" w:type="dxa"/>
+              <w:end w:w="120" w:type="dxa"/>
             </w:tcMar>
             <w:vAlign w:val="center"/>
           </w:tcPr>
@@ -8821,7 +8831,7 @@
         </w:tc>
         <w:tc>
           <w:tcPr>
-            <w:tcW w:type="dxa" w:w="2203"/>
+            <w:tcW w:type="dxa" w:w="2236"/>
             <w:tcBorders>
               <w:top w:val="single" w:sz="6" w:space="0" w:color="E4E4E4"/>
               <w:left w:val="single" w:sz="6" w:space="0" w:color="E4E4E4"/>
@@ -8831,10 +8841,10 @@
               <w:insideV w:val="single" w:sz="6" w:space="0" w:color="E4E4E4"/>
             </w:tcBorders>
             <w:tcMar>
-              <w:top w:w="45" w:type="dxa"/>
-              <w:start w:w="95" w:type="dxa"/>
-              <w:bottom w:w="45" w:type="dxa"/>
-              <w:end w:w="95" w:type="dxa"/>
+              <w:top w:w="85" w:type="dxa"/>
+              <w:start w:w="120" w:type="dxa"/>
+              <w:bottom w:w="85" w:type="dxa"/>
+              <w:end w:w="120" w:type="dxa"/>
             </w:tcMar>
             <w:vAlign w:val="center"/>
           </w:tcPr>
@@ -8861,7 +8871,7 @@
         </w:trPr>
         <w:tc>
           <w:tcPr>
-            <w:tcW w:type="dxa" w:w="893"/>
+            <w:tcW w:type="dxa" w:w="906"/>
             <w:tcBorders>
               <w:top w:val="single" w:sz="6" w:space="0" w:color="E4E4E4"/>
               <w:left w:val="single" w:sz="6" w:space="0" w:color="E4E4E4"/>
@@ -8871,10 +8881,10 @@
               <w:insideV w:val="single" w:sz="6" w:space="0" w:color="E4E4E4"/>
             </w:tcBorders>
             <w:tcMar>
-              <w:top w:w="45" w:type="dxa"/>
-              <w:start w:w="95" w:type="dxa"/>
-              <w:bottom w:w="45" w:type="dxa"/>
-              <w:end w:w="95" w:type="dxa"/>
+              <w:top w:w="85" w:type="dxa"/>
+              <w:start w:w="120" w:type="dxa"/>
+              <w:bottom w:w="85" w:type="dxa"/>
+              <w:end w:w="120" w:type="dxa"/>
             </w:tcMar>
             <w:vAlign w:val="center"/>
           </w:tcPr>
@@ -8896,7 +8906,7 @@
         </w:tc>
         <w:tc>
           <w:tcPr>
-            <w:tcW w:type="dxa" w:w="6552"/>
+            <w:tcW w:type="dxa" w:w="6650"/>
             <w:tcBorders>
               <w:top w:val="single" w:sz="6" w:space="0" w:color="E4E4E4"/>
               <w:left w:val="single" w:sz="6" w:space="0" w:color="E4E4E4"/>
@@ -8906,10 +8916,10 @@
               <w:insideV w:val="single" w:sz="6" w:space="0" w:color="E4E4E4"/>
             </w:tcBorders>
             <w:tcMar>
-              <w:top w:w="45" w:type="dxa"/>
-              <w:start w:w="95" w:type="dxa"/>
-              <w:bottom w:w="45" w:type="dxa"/>
-              <w:end w:w="95" w:type="dxa"/>
+              <w:top w:w="85" w:type="dxa"/>
+              <w:start w:w="120" w:type="dxa"/>
+              <w:bottom w:w="85" w:type="dxa"/>
+              <w:end w:w="120" w:type="dxa"/>
             </w:tcMar>
             <w:vAlign w:val="center"/>
           </w:tcPr>
@@ -8931,7 +8941,7 @@
         </w:tc>
         <w:tc>
           <w:tcPr>
-            <w:tcW w:type="dxa" w:w="2203"/>
+            <w:tcW w:type="dxa" w:w="2236"/>
             <w:tcBorders>
               <w:top w:val="single" w:sz="6" w:space="0" w:color="E4E4E4"/>
               <w:left w:val="single" w:sz="6" w:space="0" w:color="E4E4E4"/>
@@ -8941,10 +8951,10 @@
               <w:insideV w:val="single" w:sz="6" w:space="0" w:color="E4E4E4"/>
             </w:tcBorders>
             <w:tcMar>
-              <w:top w:w="45" w:type="dxa"/>
-              <w:start w:w="95" w:type="dxa"/>
-              <w:bottom w:w="45" w:type="dxa"/>
-              <w:end w:w="95" w:type="dxa"/>
+              <w:top w:w="85" w:type="dxa"/>
+              <w:start w:w="120" w:type="dxa"/>
+              <w:bottom w:w="85" w:type="dxa"/>
+              <w:end w:w="120" w:type="dxa"/>
             </w:tcMar>
             <w:vAlign w:val="center"/>
           </w:tcPr>
@@ -8971,7 +8981,7 @@
         </w:trPr>
         <w:tc>
           <w:tcPr>
-            <w:tcW w:type="dxa" w:w="893"/>
+            <w:tcW w:type="dxa" w:w="906"/>
             <w:tcBorders>
               <w:top w:val="single" w:sz="6" w:space="0" w:color="E4E4E4"/>
               <w:left w:val="single" w:sz="6" w:space="0" w:color="E4E4E4"/>
@@ -8981,10 +8991,10 @@
               <w:insideV w:val="single" w:sz="6" w:space="0" w:color="E4E4E4"/>
             </w:tcBorders>
             <w:tcMar>
-              <w:top w:w="45" w:type="dxa"/>
-              <w:start w:w="95" w:type="dxa"/>
-              <w:bottom w:w="45" w:type="dxa"/>
-              <w:end w:w="95" w:type="dxa"/>
+              <w:top w:w="85" w:type="dxa"/>
+              <w:start w:w="120" w:type="dxa"/>
+              <w:bottom w:w="85" w:type="dxa"/>
+              <w:end w:w="120" w:type="dxa"/>
             </w:tcMar>
             <w:vAlign w:val="center"/>
           </w:tcPr>
@@ -9006,7 +9016,7 @@
         </w:tc>
         <w:tc>
           <w:tcPr>
-            <w:tcW w:type="dxa" w:w="6552"/>
+            <w:tcW w:type="dxa" w:w="6650"/>
             <w:tcBorders>
               <w:top w:val="single" w:sz="6" w:space="0" w:color="E4E4E4"/>
               <w:left w:val="single" w:sz="6" w:space="0" w:color="E4E4E4"/>
@@ -9016,10 +9026,10 @@
               <w:insideV w:val="single" w:sz="6" w:space="0" w:color="E4E4E4"/>
             </w:tcBorders>
             <w:tcMar>
-              <w:top w:w="45" w:type="dxa"/>
-              <w:start w:w="95" w:type="dxa"/>
-              <w:bottom w:w="45" w:type="dxa"/>
-              <w:end w:w="95" w:type="dxa"/>
+              <w:top w:w="85" w:type="dxa"/>
+              <w:start w:w="120" w:type="dxa"/>
+              <w:bottom w:w="85" w:type="dxa"/>
+              <w:end w:w="120" w:type="dxa"/>
             </w:tcMar>
             <w:vAlign w:val="center"/>
           </w:tcPr>
@@ -9041,7 +9051,7 @@
         </w:tc>
         <w:tc>
           <w:tcPr>
-            <w:tcW w:type="dxa" w:w="2203"/>
+            <w:tcW w:type="dxa" w:w="2236"/>
             <w:tcBorders>
               <w:top w:val="single" w:sz="6" w:space="0" w:color="E4E4E4"/>
               <w:left w:val="single" w:sz="6" w:space="0" w:color="E4E4E4"/>
@@ -9051,10 +9061,10 @@
               <w:insideV w:val="single" w:sz="6" w:space="0" w:color="E4E4E4"/>
             </w:tcBorders>
             <w:tcMar>
-              <w:top w:w="45" w:type="dxa"/>
-              <w:start w:w="95" w:type="dxa"/>
-              <w:bottom w:w="45" w:type="dxa"/>
-              <w:end w:w="95" w:type="dxa"/>
+              <w:top w:w="85" w:type="dxa"/>
+              <w:start w:w="120" w:type="dxa"/>
+              <w:bottom w:w="85" w:type="dxa"/>
+              <w:end w:w="120" w:type="dxa"/>
             </w:tcMar>
             <w:vAlign w:val="center"/>
           </w:tcPr>
@@ -9084,8 +9094,8 @@
         <w:tblLook w:firstColumn="1" w:firstRow="1" w:lastColumn="0" w:lastRow="0" w:noHBand="0" w:noVBand="1" w:val="04A0"/>
       </w:tblPr>
       <w:tblGrid>
-        <w:gridCol w:w="5083"/>
-        <w:gridCol w:w="5083"/>
+        <w:gridCol w:w="2880"/>
+        <w:gridCol w:w="6912"/>
       </w:tblGrid>
       <w:tr>
         <w:trPr>
@@ -9105,10 +9115,10 @@
               <w:insideV w:val="single" w:sz="6" w:space="0" w:color="E4E4E4"/>
             </w:tcBorders>
             <w:tcMar>
-              <w:top w:w="45" w:type="dxa"/>
-              <w:start w:w="95" w:type="dxa"/>
-              <w:bottom w:w="45" w:type="dxa"/>
-              <w:end w:w="95" w:type="dxa"/>
+              <w:top w:w="85" w:type="dxa"/>
+              <w:start w:w="120" w:type="dxa"/>
+              <w:bottom w:w="85" w:type="dxa"/>
+              <w:end w:w="120" w:type="dxa"/>
             </w:tcMar>
           </w:tcPr>
           <w:p>
@@ -9140,10 +9150,10 @@
               <w:insideV w:val="single" w:sz="6" w:space="0" w:color="E4E4E4"/>
             </w:tcBorders>
             <w:tcMar>
-              <w:top w:w="45" w:type="dxa"/>
-              <w:start w:w="95" w:type="dxa"/>
-              <w:bottom w:w="45" w:type="dxa"/>
-              <w:end w:w="95" w:type="dxa"/>
+              <w:top w:w="85" w:type="dxa"/>
+              <w:start w:w="120" w:type="dxa"/>
+              <w:bottom w:w="85" w:type="dxa"/>
+              <w:end w:w="120" w:type="dxa"/>
             </w:tcMar>
           </w:tcPr>
           <w:p>
@@ -9181,10 +9191,10 @@
               <w:insideV w:val="single" w:sz="6" w:space="0" w:color="E4E4E4"/>
             </w:tcBorders>
             <w:tcMar>
-              <w:top w:w="45" w:type="dxa"/>
-              <w:start w:w="95" w:type="dxa"/>
-              <w:bottom w:w="45" w:type="dxa"/>
-              <w:end w:w="95" w:type="dxa"/>
+              <w:top w:w="85" w:type="dxa"/>
+              <w:start w:w="120" w:type="dxa"/>
+              <w:bottom w:w="85" w:type="dxa"/>
+              <w:end w:w="120" w:type="dxa"/>
             </w:tcMar>
           </w:tcPr>
           <w:p>
@@ -9216,10 +9226,10 @@
               <w:insideV w:val="single" w:sz="6" w:space="0" w:color="E4E4E4"/>
             </w:tcBorders>
             <w:tcMar>
-              <w:top w:w="45" w:type="dxa"/>
-              <w:start w:w="95" w:type="dxa"/>
-              <w:bottom w:w="45" w:type="dxa"/>
-              <w:end w:w="95" w:type="dxa"/>
+              <w:top w:w="85" w:type="dxa"/>
+              <w:start w:w="120" w:type="dxa"/>
+              <w:bottom w:w="85" w:type="dxa"/>
+              <w:end w:w="120" w:type="dxa"/>
             </w:tcMar>
           </w:tcPr>
           <w:p>
@@ -9257,10 +9267,10 @@
               <w:insideV w:val="single" w:sz="6" w:space="0" w:color="E4E4E4"/>
             </w:tcBorders>
             <w:tcMar>
-              <w:top w:w="45" w:type="dxa"/>
-              <w:start w:w="95" w:type="dxa"/>
-              <w:bottom w:w="45" w:type="dxa"/>
-              <w:end w:w="95" w:type="dxa"/>
+              <w:top w:w="85" w:type="dxa"/>
+              <w:start w:w="120" w:type="dxa"/>
+              <w:bottom w:w="85" w:type="dxa"/>
+              <w:end w:w="120" w:type="dxa"/>
             </w:tcMar>
           </w:tcPr>
           <w:p>
@@ -9292,10 +9302,10 @@
               <w:insideV w:val="single" w:sz="6" w:space="0" w:color="E4E4E4"/>
             </w:tcBorders>
             <w:tcMar>
-              <w:top w:w="45" w:type="dxa"/>
-              <w:start w:w="95" w:type="dxa"/>
-              <w:bottom w:w="45" w:type="dxa"/>
-              <w:end w:w="95" w:type="dxa"/>
+              <w:top w:w="85" w:type="dxa"/>
+              <w:start w:w="120" w:type="dxa"/>
+              <w:bottom w:w="85" w:type="dxa"/>
+              <w:end w:w="120" w:type="dxa"/>
             </w:tcMar>
           </w:tcPr>
           <w:p>
@@ -9333,10 +9343,10 @@
               <w:insideV w:val="single" w:sz="6" w:space="0" w:color="E4E4E4"/>
             </w:tcBorders>
             <w:tcMar>
-              <w:top w:w="45" w:type="dxa"/>
-              <w:start w:w="95" w:type="dxa"/>
-              <w:bottom w:w="45" w:type="dxa"/>
-              <w:end w:w="95" w:type="dxa"/>
+              <w:top w:w="85" w:type="dxa"/>
+              <w:start w:w="120" w:type="dxa"/>
+              <w:bottom w:w="85" w:type="dxa"/>
+              <w:end w:w="120" w:type="dxa"/>
             </w:tcMar>
           </w:tcPr>
           <w:p>
@@ -9368,10 +9378,10 @@
               <w:insideV w:val="single" w:sz="6" w:space="0" w:color="E4E4E4"/>
             </w:tcBorders>
             <w:tcMar>
-              <w:top w:w="45" w:type="dxa"/>
-              <w:start w:w="95" w:type="dxa"/>
-              <w:bottom w:w="45" w:type="dxa"/>
-              <w:end w:w="95" w:type="dxa"/>
+              <w:top w:w="85" w:type="dxa"/>
+              <w:start w:w="120" w:type="dxa"/>
+              <w:bottom w:w="85" w:type="dxa"/>
+              <w:end w:w="120" w:type="dxa"/>
             </w:tcMar>
           </w:tcPr>
           <w:p>
@@ -9409,10 +9419,10 @@
               <w:insideV w:val="single" w:sz="6" w:space="0" w:color="E4E4E4"/>
             </w:tcBorders>
             <w:tcMar>
-              <w:top w:w="45" w:type="dxa"/>
-              <w:start w:w="95" w:type="dxa"/>
-              <w:bottom w:w="45" w:type="dxa"/>
-              <w:end w:w="95" w:type="dxa"/>
+              <w:top w:w="85" w:type="dxa"/>
+              <w:start w:w="120" w:type="dxa"/>
+              <w:bottom w:w="85" w:type="dxa"/>
+              <w:end w:w="120" w:type="dxa"/>
             </w:tcMar>
           </w:tcPr>
           <w:p>
@@ -9444,10 +9454,10 @@
               <w:insideV w:val="single" w:sz="6" w:space="0" w:color="E4E4E4"/>
             </w:tcBorders>
             <w:tcMar>
-              <w:top w:w="45" w:type="dxa"/>
-              <w:start w:w="95" w:type="dxa"/>
-              <w:bottom w:w="45" w:type="dxa"/>
-              <w:end w:w="95" w:type="dxa"/>
+              <w:top w:w="85" w:type="dxa"/>
+              <w:start w:w="120" w:type="dxa"/>
+              <w:bottom w:w="85" w:type="dxa"/>
+              <w:end w:w="120" w:type="dxa"/>
             </w:tcMar>
           </w:tcPr>
           <w:p>
@@ -9881,12 +9891,12 @@
     <w:qFormat/>
     <w:rsid w:val="00FC693F"/>
     <w:pPr>
-      <w:spacing w:after="100" w:line="240" w:lineRule="auto"/>
+      <w:spacing w:after="140" w:line="240" w:lineRule="auto"/>
     </w:pPr>
     <w:rPr>
       <w:rFonts w:ascii="Arial" w:hAnsi="Arial"/>
       <w:color w:val="202020"/>
-      <w:sz w:val="20"/>
+      <w:sz w:val="22"/>
     </w:rPr>
   </w:style>
   <w:style w:type="paragraph" w:styleId="Header">
@@ -10232,9 +10242,6 @@
     <w:rsid w:val="00FC693F"/>
     <w:pPr>
       <w:keepNext/>
-      <w:pBdr>
-        <w:bottom w:val="single" w:sz="8" w:space="4" w:color="4F81BD" w:themeColor="accent1"/>
-      </w:pBdr>
       <w:spacing w:after="80" w:line="240" w:lineRule="auto" w:before="0"/>
       <w:contextualSpacing/>
     </w:pPr>
